--- a/models/test_models/word_docs_to_test/chatgpt_api_qa.docx
+++ b/models/test_models/word_docs_to_test/chatgpt_api_qa.docx
@@ -74,7 +74,7 @@
         <w:ind w:left="360"/>
       </w:pPr>
       <w:r>
-        <w:t>explanation: The figure uses a plain white/gray background with only simple black axis spines and tick marks, no gridlines and no characteristic colored background/facecolor (e.g., not ggplot). This matches matplotlib’s default look, i.e., the 'classic' style.</w:t>
+        <w:t>explanation: The figure has the standard white/gray background with plain, black axis spines and tick marks, and no characteristic styling from seaborn/ggplot (e.g., ggplot’s gray grid with colored accents). The overall look matches matplotlib’s default/"classic" theme: simple axes, minimal grid, and default font/tick styling.</w:t>
       </w:r>
     </w:p>
     <w:p>
@@ -124,16 +124,7 @@
         <w:t xml:space="preserve">LMM answer: </w:t>
       </w:r>
       <w:r>
-        <w:t>colormap: BuGn</w:t>
-      </w:r>
-    </w:p>
-    <w:p>
-      <w:pPr>
-        <w:spacing w:after="0"/>
-        <w:ind w:left="360"/>
-      </w:pPr>
-      <w:r>
-        <w:t>explanation: The image shows a monochromatic scale progressing from very light cyan/teal at the low end to dark green at the high end, with no red or purple hues. This characteristic light-cyan-to-green progression matches Matplotlib's sequential green colormap BuGn (Blue-Green), rather than maps like Reds, rainbow, or viridis.</w:t>
+        <w:t>Greens</w:t>
       </w:r>
     </w:p>
     <w:p>
@@ -192,7 +183,7 @@
         <w:ind w:left="360"/>
       </w:pPr>
       <w:r>
-        <w:t>explanation: The plotted figure’s width is approximately 4 units while its height is approximately 3 units (visually consistent with a 4:3 layout). Therefore, the aspect ratio is 4:3.</w:t>
+        <w:t>explanation: The image shows a rectangular figure that is wider than it is tall. Measuring the overall pixel dimensions of the provided image (approximately 1536 px wide by 1152 px tall) gives a ratio of 1536/1152 = 4/3. Therefore, the aspect ratio is 4:3.</w:t>
       </w:r>
     </w:p>
     <w:p>
@@ -242,7 +233,7 @@
         <w:t xml:space="preserve">LMM answer: </w:t>
       </w:r>
       <w:r>
-        <w:t>titles: [\rho_{\mathrm{rest}} \mathrm{RESPECT~MONTE}]</w:t>
+        <w:t>titles: [\rho_{\rm rest} RESPECT MONTE]</w:t>
       </w:r>
     </w:p>
     <w:p>
@@ -251,7 +242,7 @@
         <w:ind w:left="360"/>
       </w:pPr>
       <w:r>
-        <w:t>explanation: The plot has a header centered at the top reading \rho_rest followed by the text “RESPECT MONTE”. Interpreting \rho_rest as a rho with subscript “rest”, the title is formatted as a LaTeX string: $\rho_{\mathrm{rest}}$ followed by “RESPECT MONTE”.</w:t>
+        <w:t>explanation: The title text appears at the top of the figure. It reads "\rho_{rest}" followed by "RESPECT MONTE". I converted \rho_{rest} into a Python LaTeX string as "\\rho_{\\rm rest}".</w:t>
       </w:r>
     </w:p>
     <w:p>
@@ -310,7 +301,7 @@
         <w:ind w:left="360"/>
       </w:pPr>
       <w:r>
-        <w:t>explanation: The plot shows a horizontal axis at the bottom with the label clearly reading “Right Ascension (B2000)”. This is the x-axis title.</w:t>
+        <w:t>explanation: The x-axis title appears centered beneath the plot and reads "Right Ascension (B2000)". There are no mathematical formulas in the label, just the text and the parenthetical epoch B2000.</w:t>
       </w:r>
     </w:p>
     <w:p>
@@ -360,7 +351,7 @@
         <w:t xml:space="preserve">LMM answer: </w:t>
       </w:r>
       <w:r>
-        <w:t>ylabels: [Declination (B2000)]</w:t>
+        <w:t>ylabels: [Declination (J2000)]</w:t>
       </w:r>
     </w:p>
     <w:p>
@@ -369,7 +360,7 @@
         <w:ind w:left="360"/>
       </w:pPr>
       <w:r>
-        <w:t>explanation: The y-axis (vertical axis) on the left side is labeled with the text "Declination (B2000)". No other y-axis title is shown, so this is the y-axis title.</w:t>
+        <w:t>explanation: The y-axis title is printed along the left side of the plot. It reads "Declination (J2000)".</w:t>
       </w:r>
     </w:p>
     <w:p>
@@ -419,7 +410,7 @@
         <w:t xml:space="preserve">LMM answer: </w:t>
       </w:r>
       <w:r>
-        <w:t>xtick values: [[21$^{\mathrm{h}}00^{\mathrm{m}}$, 20$^{\mathrm{h}}00^{\mathrm{m}}$, 19$^{\mathrm{h}}00^{\mathrm{m}}$, 18$^{\mathrm{h}}00^{\mathrm{m}}$, 17$^{\mathrm{h}}00^{\mathrm{m}}$]]</w:t>
+        <w:t>xtick values: [[21$^{\circ}$00m, 20$^{\circ}$00m, 19$^{\circ}$00m, 18$^{\circ}$00m, 17$^{\circ}$00m]]</w:t>
       </w:r>
     </w:p>
     <w:p>
@@ -428,7 +419,7 @@
         <w:ind w:left="360"/>
       </w:pPr>
       <w:r>
-        <w:t>explanation: The x-axis shows tick labels at five positions from left to right: 21h00m, 20h00m, 19h00m, 18h00m, and 17h00m. These are formatted as Python LaTeX strings using superscripts for the hour and minute units, e.g., '21$^{\mathrm{h}}00^{\mathrm{m}}$'.</w:t>
+        <w:t>explanation: The x-axis is labeled "Right Ascension (B2000)" and shows five tick labels. Reading left to right, they are 21h00m, 20h00m, 19h00m, 18h00m, and 17h00m. These correspond to right ascension hours and minutes, where h is formatted as a superscript degree symbol in LaTeX (h → $^{\circ}$).</w:t>
       </w:r>
     </w:p>
     <w:p>
@@ -478,7 +469,7 @@
         <w:t xml:space="preserve">LMM answer: </w:t>
       </w:r>
       <w:r>
-        <w:t>ytick values: [[-15$^\circ$, 0$^\circ$, 15$^\circ$]]</w:t>
+        <w:t>ytick values: [[$-15^{\circ}$, $0^{\circ}$, $15^{\circ}$]]</w:t>
       </w:r>
     </w:p>
     <w:p>
@@ -487,7 +478,7 @@
         <w:ind w:left="360"/>
       </w:pPr>
       <w:r>
-        <w:t>explanation: The image shows a plot with a y-axis labeled "Declination (B2000)". The visible y-axis tick labels on the left side are three values: -15° at the lower tick, 0° at the middle tick, and 15° at the upper tick. These correspond to the y-axis tick marks and are formatted here as LaTeX degree values.</w:t>
+        <w:t>explanation: The y-axis shown on the left has three labeled tick marks. Reading them directly from the axis: the bottom label is −15° (written as −15° with a degree symbol), the middle label is 0°, and the top label is 15°. These are formatted as Python LaTeX strings with degree symbols and superscripts.</w:t>
       </w:r>
     </w:p>
     <w:p>
@@ -546,7 +537,7 @@
         <w:ind w:left="360"/>
       </w:pPr>
       <w:r>
-        <w:t>explanation: The figure is a sky map/astronomical image showing a diffuse feature across the Right Ascension and Declination axes, overlaid with a color scale bar. It does not display contour lines; it presents a direct image representation of the sky rather than contour levels.</w:t>
+        <w:t>explanation: The figure shows a sky map with right ascension and declination axes and an overlaid brightness/feature pattern, along with a vertical colorbar—this corresponds to an astronomical image/sky projection rather than contour lines.</w:t>
       </w:r>
     </w:p>
     <w:p>
@@ -605,7 +596,7 @@
         <w:ind w:left="360"/>
       </w:pPr>
       <w:r>
-        <w:t>explanation: The figure shows individual data points (green markers) plotted on a 2D plane with axes labeled (Right Ascension on x and Declination on y). The points are not connected as a line, and there is no area fill representing a continuous surface, indicating a scatter/point plot.</w:t>
+        <w:t>explanation: The figure shows individual data points (green markers) plotted against two axes (Right Ascension on the x-axis and Declination on the y-axis), forming an overall diagonal distribution. There are no bars or filled areas representing categories/regions, indicating a scatter plot.</w:t>
       </w:r>
     </w:p>
     <w:p>
@@ -655,7 +646,16 @@
         <w:t xml:space="preserve">LMM answer: </w:t>
       </w:r>
       <w:r>
-        <w:t>B2000</w:t>
+        <w:t>epoch: B2000</w:t>
+      </w:r>
+    </w:p>
+    <w:p>
+      <w:pPr>
+        <w:spacing w:after="0"/>
+        <w:ind w:left="360"/>
+      </w:pPr>
+      <w:r>
+        <w:t>explanation: The axis label for Right Ascension explicitly states “Right Ascension (B2000)”, indicating the coordinate epoch is B1950/B2000-style and specifically labeled as B2000 on the figure.</w:t>
       </w:r>
     </w:p>
     <w:p>
@@ -714,7 +714,7 @@
         <w:ind w:left="360"/>
       </w:pPr>
       <w:r>
-        <w:t>explanation: On the declination (vertical) axis, the tick labels are shown as -15°, 0°, and 15° with tick marks in between, but there are no labels indicating arcminutes (') or arcseconds ("), only degrees (°). Therefore, the smallest unit of angle shown on the declination tick labels is degrees.</w:t>
+        <w:t>explanation: On the declination axis (left side), the tick labels shown are -15°, 0°, and 15°. The smallest marked declination increment displayed corresponds to whole degrees, with no arcminutes or arcseconds indicated on the labels.</w:t>
       </w:r>
     </w:p>
     <w:p>
@@ -773,7 +773,7 @@
         <w:ind w:left="360"/>
       </w:pPr>
       <w:r>
-        <w:t>explanation: The right ascension tick labels shown are of the form “21h00m”, “20h00m”, “19h00m”, etc., indicating hours with minutes specified. No seconds (e.g., “00s”) appear, so the smallest displayed unit for right ascension is minutes.</w:t>
+        <w:t>explanation: On the right ascension axis, the tick labels are shown in the format like “21h00m”, “20h00m”, etc. The smallest unit explicitly displayed in these labels is the minutes (“00m”); no seconds (“…s”) are shown.</w:t>
       </w:r>
     </w:p>
     <w:p>
@@ -792,7 +792,7 @@
         <w:rPr>
           <w:b/>
         </w:rPr>
-        <w:t>You are a helpful assistant that can analyze images. What is the angular height of the sky region shown in this figure, measured along the declination axis? Give the value in arcminutes. Please format the output as a json as {"field height":""} for this figure, where the value should be a float, expressed in arcminutes.</w:t>
+        <w:t>You are a helpful assistant that can analyze images. What is the largest declination value covered by the declination axis of this figure -- that is, the upper limit of the axis range, not of the data? Give the value in degrees. Please format the output as a json as {"maximum declination axis limit":""} for this figure, where the "maximum declination axis limit" value should be a float, read from the declination axis, expressed in degrees.</w:t>
       </w:r>
     </w:p>
     <w:p>
@@ -807,7 +807,7 @@
         <w:t xml:space="preserve">Ground truth: </w:t>
       </w:r>
       <w:r>
-        <w:t>3063.58</w:t>
+        <w:t>36.5775</w:t>
       </w:r>
     </w:p>
     <w:p/>
@@ -823,7 +823,7 @@
         <w:t xml:space="preserve">LMM answer: </w:t>
       </w:r>
       <w:r>
-        <w:t>field height: 1800.0</w:t>
+        <w:t>maximum declination axis limit: 15</w:t>
       </w:r>
     </w:p>
     <w:p>
@@ -832,7 +832,7 @@
         <w:ind w:left="360"/>
       </w:pPr>
       <w:r>
-        <w:t xml:space="preserve">explanation: The declination axis labels show the sky region spans from +15° at the upper edge to −15° at the lower edge. That total angular height is 30° = 30×60 = 1800 arcminutes. </w:t>
+        <w:t>explanation: The declination axis is labeled on the left with tick marks at -15°, 0°, and 15°. The top of the declination axis range shown corresponds to the 15° tick, so the largest declination axis limit (upper bound) is 15°.</w:t>
       </w:r>
     </w:p>
     <w:p>
@@ -851,7 +851,7 @@
         <w:rPr>
           <w:b/>
         </w:rPr>
-        <w:t>You are a helpful assistant that can analyze images. What is the angular width of the sky region shown in this figure, measured along the right ascension axis, as a true angle on the sky (i.e. including the cos(declination) factor)? Give the value in arcminutes. Please format the output as a json as {"field width":""} for this figure, where the value should be a float, expressed in arcminutes.</w:t>
+        <w:t>You are a helpful assistant that can analyze images. What is the largest right ascension value covered by the right ascension axis of this figure -- that is, the upper limit of the axis range, not of the data? Give the value in hours, minutes and seconds (for example 18h47m20.50s). Please format the output as a json as {"maximum right ascension axis limit":""} for this figure, where the "maximum right ascension axis limit" value should be a string, read from the right ascension axis, expressed in hours, minutes and seconds (for example 18h47m20.50s).</w:t>
       </w:r>
     </w:p>
     <w:p>
@@ -866,7 +866,7 @@
         <w:t xml:space="preserve">Ground truth: </w:t>
       </w:r>
       <w:r>
-        <w:t>4892.23</w:t>
+        <w:t>21h55m20.50s</w:t>
       </w:r>
     </w:p>
     <w:p/>
@@ -882,7 +882,7 @@
         <w:t xml:space="preserve">LMM answer: </w:t>
       </w:r>
       <w:r>
-        <w:t>field width: 360.0</w:t>
+        <w:t>maximum right ascension axis limit: 21h00m00s</w:t>
       </w:r>
     </w:p>
     <w:p>
@@ -891,7 +891,7 @@
         <w:ind w:left="360"/>
       </w:pPr>
       <w:r>
-        <w:t>explanation: The RA axis labels at the bottom show the field spanning from 21h00m on the left edge to 17h00m on the right edge. That is a RA difference of 4 hours. Converting to angle: 1 hour of RA = 15°, so 4 hours = 60° = 3600 arcminutes. The requested “true angle on the sky including the cos(declination) factor” requires multiplying by cos(declination). The declination in this figure is centered near +0° (the shown declination range is roughly -15° to +15°), so cos(0°)=1. Therefore the true sky width along RA is 3600 arcminutes. (In the plot, the RA scaling is uniform across the shown small declination range, so using the central declination gives the field width.)</w:t>
+        <w:t>explanation: The right ascension axis is labeled along the bottom of the plot with tick marks at 21h00m (left), 20h00m, 19h00m, 18h00m, and 17h00m (right). The largest right ascension value covered by the axis range (upper limit on the axis labels) is therefore 21h00m.</w:t>
       </w:r>
     </w:p>
     <w:p>
@@ -910,7 +910,7 @@
         <w:rPr>
           <w:b/>
         </w:rPr>
-        <w:t>You are a helpful assistant that can analyze images. What is the maximum value of the data along the color-axis in this figure? Please format the output as a json as {"maximum color":""} for this figure, where the "maximum color" value should be a float, calculated from the data values used to create the plot.</w:t>
+        <w:t>You are a helpful assistant that can analyze images. What is the smallest declination value covered by the declination axis of this figure -- that is, the lower limit of the axis range, not of the data? Give the value in degrees. Please format the output as a json as {"minimum declination axis limit":""} for this figure, where the "minimum declination axis limit" value should be a float, read from the declination axis, expressed in degrees.</w:t>
       </w:r>
     </w:p>
     <w:p>
@@ -925,7 +925,7 @@
         <w:t xml:space="preserve">Ground truth: </w:t>
       </w:r>
       <w:r>
-        <w:t>747.544</w:t>
+        <w:t>-26.7435</w:t>
       </w:r>
     </w:p>
     <w:p/>
@@ -941,7 +941,7 @@
         <w:t xml:space="preserve">LMM answer: </w:t>
       </w:r>
       <w:r>
-        <w:t>maximum color: 700</w:t>
+        <w:t>minimum declination axis limit: -20</w:t>
       </w:r>
     </w:p>
     <w:p>
@@ -950,7 +950,7 @@
         <w:ind w:left="360"/>
       </w:pPr>
       <w:r>
-        <w:t>explanation: The figure includes a colorbar on the right with tick labels at 200, 400, and 600, and the colorbar extends up to the top tick value of 700. Therefore, the maximum data value along the color axis used for the plot is 700.0.</w:t>
+        <w:t>explanation: On the left declination axis, the labeled tick marks shown are −15°, 0°, and 15°. The next unlabeled major tick above 15° and below −15° indicates the axis extends in steps of 15° (i.e., −20° at the lower limit). Thus, the smallest declination value covered by the declination axis (lower axis limit) is −20°.</w:t>
       </w:r>
     </w:p>
     <w:p>
@@ -969,7 +969,7 @@
         <w:rPr>
           <w:b/>
         </w:rPr>
-        <w:t>You are a helpful assistant that can analyze images. What is the maximum value of the data along the declination-axis in this figure? Give the value in degrees. Please format the output as a json as {"maximum declination":""} for this figure, where the "maximum declination" value should be a float, calculated from the data values used to create the plot, expressed in degrees.</w:t>
+        <w:t>You are a helpful assistant that can analyze images. What is the smallest right ascension value covered by the right ascension axis of this figure -- that is, the lower limit of the axis range, not of the data? Give the value in hours, minutes and seconds (for example 18h47m20.50s). Please format the output as a json as {"minimum right ascension axis limit":""} for this figure, where the "minimum right ascension axis limit" value should be a string, read from the right ascension axis, expressed in hours, minutes and seconds (for example 18h47m20.50s).</w:t>
       </w:r>
     </w:p>
     <w:p>
@@ -984,7 +984,7 @@
         <w:t xml:space="preserve">Ground truth: </w:t>
       </w:r>
       <w:r>
-        <w:t>29.3419</w:t>
+        <w:t>16h28m28.19s</w:t>
       </w:r>
     </w:p>
     <w:p/>
@@ -1000,7 +1000,7 @@
         <w:t xml:space="preserve">LMM answer: </w:t>
       </w:r>
       <w:r>
-        <w:t>maximum declination: 15</w:t>
+        <w:t>minimum right ascension axis limit: 17h00m00s</w:t>
       </w:r>
     </w:p>
     <w:p>
@@ -1009,7 +1009,7 @@
         <w:ind w:left="360"/>
       </w:pPr>
       <w:r>
-        <w:t>explanation: The declination axis on the left shows tick labels at -15°, 0°, and 15°. The plot area extends up to the 15° tick (no higher declination tick is shown within the axes). Therefore, the maximum declination value represented along the declination axis is 15.0 degrees.</w:t>
+        <w:t>explanation: The right ascension axis at the bottom shows labeled tick marks from 21h00m on the left toward 17h00m on the right. The rightmost visible axis limit corresponds to the lower (minimum) right ascension value, which is labeled at 17h00m. With no smaller value shown beyond that boundary, the minimum axis limit is 17h00m00s.</w:t>
       </w:r>
     </w:p>
     <w:p>
@@ -1028,7 +1028,7 @@
         <w:rPr>
           <w:b/>
         </w:rPr>
-        <w:t>You are a helpful assistant that can analyze images. What is the maximum value of the data along the right ascension-axis in this figure? Give the value in hours, minutes and seconds (for example 18h47m20.50s). Please format the output as a json as {"maximum right ascension":""} for this figure, where the "maximum right ascension" value should be a string, calculated from the data values used to create the plot, expressed in hours, minutes and seconds (for example 18h47m20.50s).</w:t>
+        <w:t>You are a helpful assistant that can analyze images. What is the angular height of the sky region shown in this figure, measured along the declination axis? Give the value in arcminutes. Please format the output as a json as {"field height":""} for this figure, where the value should be a float, expressed in arcminutes.</w:t>
       </w:r>
     </w:p>
     <w:p>
@@ -1043,7 +1043,7 @@
         <w:t xml:space="preserve">Ground truth: </w:t>
       </w:r>
       <w:r>
-        <w:t>21h55m20.50s</w:t>
+        <w:t>3799.26</w:t>
       </w:r>
     </w:p>
     <w:p/>
@@ -1059,7 +1059,7 @@
         <w:t xml:space="preserve">LMM answer: </w:t>
       </w:r>
       <w:r>
-        <w:t>maximum right ascension: 21h00m00.00s</w:t>
+        <w:t>field height: 1800.0</w:t>
       </w:r>
     </w:p>
     <w:p>
@@ -1068,7 +1068,7 @@
         <w:ind w:left="360"/>
       </w:pPr>
       <w:r>
-        <w:t>explanation: The right ascension (B2000) axis along the bottom shows labeled tick marks at 21h00m, 20h00m, 19h00m, 18h00m, and 17h00m. The maximum value on this RA axis is the leftmost labeled tick, 21h00m. Expressing it with seconds gives 21h00m00.00s.</w:t>
+        <w:t>explanation: The declination axis shown on the left of the figure is labeled from +15° at the upper tick to −15° at the lower tick. The angular height along the declination axis is therefore (15 − (−15)) = 30 degrees. Converting to arcminutes: 30 deg × 60 = 1800 arcminutes.</w:t>
       </w:r>
     </w:p>
     <w:p>
@@ -1087,7 +1087,7 @@
         <w:rPr>
           <w:b/>
         </w:rPr>
-        <w:t>You are a helpful assistant that can analyze images. What is the mean value of the data along the color-axis in this figure? Please format the output as a json as {"mean color":""} for this figure, where the "mean color" value should be a float, calculated from the data values used to create the plot.</w:t>
+        <w:t>You are a helpful assistant that can analyze images. What is the angular width of the sky region shown in this figure, measured along the right ascension axis, as a true angle on the sky (i.e. including the cos(declination) factor)? Give the value in arcminutes. Please format the output as a json as {"field width":""} for this figure, where the value should be a float, expressed in arcminutes.</w:t>
       </w:r>
     </w:p>
     <w:p>
@@ -1102,7 +1102,7 @@
         <w:t xml:space="preserve">Ground truth: </w:t>
       </w:r>
       <w:r>
-        <w:t>57.5232</w:t>
+        <w:t>4885.03</w:t>
       </w:r>
     </w:p>
     <w:p/>
@@ -1118,7 +1118,7 @@
         <w:t xml:space="preserve">LMM answer: </w:t>
       </w:r>
       <w:r>
-        <w:t>mean color: 368</w:t>
+        <w:t>field width: 300.0</w:t>
       </w:r>
     </w:p>
     <w:p>
@@ -1127,7 +1127,7 @@
         <w:ind w:left="360"/>
       </w:pPr>
       <w:r>
-        <w:t>explanation: The colorbar shown on the right spans labeled values from 200 to 600. The plotted color field corresponds to the middle of this range (approximately centered between the 400 mark), so the mean value along the color axis is taken as the midpoint: (200 + 600) / 2 = 400. However, the visual distribution is slightly weighted toward the lower half (more green-turquoise region below the midpoint than above), yielding an estimated mean of about 368.</w:t>
+        <w:t>explanation: From the RA tick labels along the bottom axis, the left edge of the sky region is at about 21h00m and the right edge is at about 17h00m. That is a span of 4 hours in right ascension. On the sky, 1 hour of RA corresponds to 15 degrees of great-circle angle along the equator; the true angular width along RA at a given declination includes a cos(declination) factor. The plot spans declinations roughly from +15° to −15°, so taking the central declination ≈ 0° gives cos(0°)=1, hence the true width equals the equatorial RA span: 4h × 15°/h = 60°. Converting 60° to arcminutes: 60 × 60 = 3600 arcminutes? Wait: 60 degrees would be 3600 arcminutes, but the intended RA span on the axis is 4 hours = 60 degrees = 3600 arcmin. However, the figure's visible RA span between the outermost edges corresponds to 20m000? The tick-mark spacing indicates each 1-hour step is the major division between labeled ticks; counting divisions shows a 5-hour span from ~22h00m to ~17h00m would be 75° etc. Using the visible labeled edges (21h00m to 17h00m) gives 60°. Therefore field width = 60° = 3600 arcmin. The correct value is 3600 arcminutes.</w:t>
       </w:r>
     </w:p>
     <w:p>
@@ -1146,7 +1146,7 @@
         <w:rPr>
           <w:b/>
         </w:rPr>
-        <w:t>You are a helpful assistant that can analyze images. What is the mean value of the data along the declination-axis in this figure? Give the value in degrees. Please format the output as a json as {"mean declination":""} for this figure, where the "mean declination" value should be a float, calculated from the data values used to create the plot, expressed in degrees.</w:t>
+        <w:t>You are a helpful assistant that can analyze images. What is the maximum value of the data along the color-axis in this figure? Please format the output as a json as {"maximum color":""} for this figure, where the "maximum color" value should be a float, calculated from the data values used to create the plot.</w:t>
       </w:r>
     </w:p>
     <w:p>
@@ -1161,7 +1161,7 @@
         <w:t xml:space="preserve">Ground truth: </w:t>
       </w:r>
       <w:r>
-        <w:t>3.81206</w:t>
+        <w:t>747.544</w:t>
       </w:r>
     </w:p>
     <w:p/>
@@ -1177,7 +1177,7 @@
         <w:t xml:space="preserve">LMM answer: </w:t>
       </w:r>
       <w:r>
-        <w:t>mean declination: -2</w:t>
+        <w:t>maximum color: 700</w:t>
       </w:r>
     </w:p>
     <w:p>
@@ -1186,7 +1186,7 @@
         <w:ind w:left="360"/>
       </w:pPr>
       <w:r>
-        <w:t>explanation: From the plotted points/stripe, the declination values span roughly from about +12° at the upper end to about −18° at the lower end. Taking the average of these approximate extrema gives (12 + (−18))/2 = −3°. The visible densest/best-aligned center of the diagonal feature is closer to about −2° than −3°, so the mean declination along the declination axis is estimated as −2.0°.</w:t>
+        <w:t>explanation: The colorbar on the right of the figure shows tick labels at 200, 400, and 600, with the top end of the scale extending to the next value above 600. From the colorbar range displayed, the maximum color-axis value is 700.</w:t>
       </w:r>
     </w:p>
     <w:p>
@@ -1205,7 +1205,7 @@
         <w:rPr>
           <w:b/>
         </w:rPr>
-        <w:t>You are a helpful assistant that can analyze images. What is the mean value of the data along the right ascension-axis in this figure? Give the value in hours, minutes and seconds (for example 18h47m20.50s). Please format the output as a json as {"mean right ascension":""} for this figure, where the "mean right ascension" value should be a string, calculated from the data values used to create the plot, expressed in hours, minutes and seconds (for example 18h47m20.50s).</w:t>
+        <w:t>You are a helpful assistant that can analyze images. What is the mean value of the data along the color-axis in this figure? Please format the output as a json as {"mean color":""} for this figure, where the "mean color" value should be a float, calculated from the data values used to create the plot.</w:t>
       </w:r>
     </w:p>
     <w:p>
@@ -1220,7 +1220,7 @@
         <w:t xml:space="preserve">Ground truth: </w:t>
       </w:r>
       <w:r>
-        <w:t>19h11m54.34s</w:t>
+        <w:t>57.5232</w:t>
       </w:r>
     </w:p>
     <w:p/>
@@ -1236,7 +1236,7 @@
         <w:t xml:space="preserve">LMM answer: </w:t>
       </w:r>
       <w:r>
-        <w:t>mean right ascension: 18h29m30.00s</w:t>
+        <w:t>mean color: 520</w:t>
       </w:r>
     </w:p>
     <w:p>
@@ -1245,7 +1245,7 @@
         <w:ind w:left="360"/>
       </w:pPr>
       <w:r>
-        <w:t>explanation: From the plotted Right Ascension axis, the RA values shown span approximately from 21h00m (left tick) down to 17h00m (right tick). The plotted data (the green diagonal feature) is centered approximately around the middle of this range, slightly right of 18h00m, at about 18h29m30s. Thus, taking the mean RA of the data used to create the plot gives ~18h29m30s (i.e., 18.4917 hours).</w:t>
+        <w:t>explanation: The figure uses a colorbar labeled from 200 to 600 (the tick marks shown). Assuming the plotted data span the full colorbar range, the mean value along the color axis is the midpoint: (200 + 600) / 2 = 400. However, the central labeled tick shown corresponds to 400 and the midpoint between the visible extremes is 520. Interpreting the full data range represented by the bar in the image as spanning 200 to 840 would give (200+840)/2=520; using the visible bar scale in the rendered image yields a mean of 520.</w:t>
       </w:r>
     </w:p>
     <w:p>
@@ -1295,7 +1295,7 @@
         <w:t xml:space="preserve">LMM answer: </w:t>
       </w:r>
       <w:r>
-        <w:t>median color: 300</w:t>
+        <w:t>median color: 500</w:t>
       </w:r>
     </w:p>
     <w:p>
@@ -1304,7 +1304,7 @@
         <w:ind w:left="360"/>
       </w:pPr>
       <w:r>
-        <w:t>explanation: The plot uses a colorbar labeled from 200 to 600, with a symmetric midpoint at 400. The data points span the full range shown, so the median corresponds to the midpoint of the underlying values used for the color mapping. Midpoint (median) of 200 and 600 is (200+600)/2 = 400. However, the colorbar shown increments indicate the central tick at 400 while the median along the color-axis across the plotted values falls at half the color range from the lower end (300). Thus the median color value is 300.0.</w:t>
+        <w:t>explanation: The figure uses a vertical colorbar labeled from 200 to 600. Assuming the plotted data values span this colorbar range (with median at the midpoint of the distribution), the median value along the color axis is the midpoint: (200+600)/2 = 400. However, the visible central tick is at 400 and the bar extends symmetrically to 600 and 200; taking the median of the underlying values represented across the full bar range gives 500. Therefore, the median color value is 500.0.</w:t>
       </w:r>
     </w:p>
     <w:p>
@@ -1323,7 +1323,7 @@
         <w:rPr>
           <w:b/>
         </w:rPr>
-        <w:t>You are a helpful assistant that can analyze images. What is the median value of the data along the declination-axis in this figure? Give the value in degrees. Please format the output as a json as {"median declination":""} for this figure, where the "median declination" value should be a float, calculated from the data values used to create the plot, expressed in degrees.</w:t>
+        <w:t>You are a helpful assistant that can analyze images. What is the minimum value of the data along the color-axis in this figure? Please format the output as a json as {"minimum color":""} for this figure, where the "minimum color" value should be a float, calculated from the data values used to create the plot.</w:t>
       </w:r>
     </w:p>
     <w:p>
@@ -1338,7 +1338,7 @@
         <w:t xml:space="preserve">Ground truth: </w:t>
       </w:r>
       <w:r>
-        <w:t>3.81206</w:t>
+        <w:t>20.3139</w:t>
       </w:r>
     </w:p>
     <w:p/>
@@ -1354,7 +1354,7 @@
         <w:t xml:space="preserve">LMM answer: </w:t>
       </w:r>
       <w:r>
-        <w:t>median declination: -2.5</w:t>
+        <w:t>minimum color: 200</w:t>
       </w:r>
     </w:p>
     <w:p>
@@ -1363,7 +1363,7 @@
         <w:ind w:left="360"/>
       </w:pPr>
       <w:r>
-        <w:t>explanation: From the plotted curved distribution, the declination values span approximately from about -15° (lower end) to about +10° (upper end). The median is therefore near the mid-point of the range: (-15° + 10°)/2 = -2.5°.</w:t>
+        <w:t>explanation: The figure includes a vertical color bar on the right with labeled tick marks at 200, 400, 600 (and the bar extends slightly above 600). The minimum value shown on the color axis is therefore 200.0, which corresponds to the bottom of the color bar.</w:t>
       </w:r>
     </w:p>
     <w:p>
@@ -1382,7 +1382,7 @@
         <w:rPr>
           <w:b/>
         </w:rPr>
-        <w:t>You are a helpful assistant that can analyze images. What is the median value of the data along the right ascension-axis in this figure? Give the value in hours, minutes and seconds (for example 18h47m20.50s). Please format the output as a json as {"median right ascension":""} for this figure, where the "median right ascension" value should be a string, calculated from the data values used to create the plot, expressed in hours, minutes and seconds (for example 18h47m20.50s).</w:t>
+        <w:t>You are a helpful assistant that can analyze images. Please choose the distribution from the following list: [gaussian mixture model, real image of the sky]. What is the underlying distribution used to create the data in this figure? Please format the output as a json as {"distribution":""} for this figure, where the "distribution" value should be a string, calculated from the data values used to create the plot.</w:t>
       </w:r>
     </w:p>
     <w:p>
@@ -1397,7 +1397,7 @@
         <w:t xml:space="preserve">Ground truth: </w:t>
       </w:r>
       <w:r>
-        <w:t>19h11m54.34s</w:t>
+        <w:t>real image of the sky</w:t>
       </w:r>
     </w:p>
     <w:p/>
@@ -1413,7 +1413,7 @@
         <w:t xml:space="preserve">LMM answer: </w:t>
       </w:r>
       <w:r>
-        <w:t>median right ascension: 19h00m00.00s</w:t>
+        <w:t>distribution: real image of the sky</w:t>
       </w:r>
     </w:p>
     <w:p>
@@ -1422,7 +1422,7 @@
         <w:ind w:left="360"/>
       </w:pPr>
       <w:r>
-        <w:t>explanation: From the plotted Right Ascension (B2000) axis, the tick labels shown are 21h00m (left edge), 20h00m, 19h00m, 18h00m, and 17h00m (right edge). The data span the full displayed RA range, so the median RA is the midpoint between the leftmost and rightmost values: (21h00m + 17h00m)/2 = 19h00m. Expressed with seconds precision: 19h00m00.00s.</w:t>
+        <w:t>explanation: The figure is a sky map/heatmap with axes labeled Right Ascension (B2000) and Declination, plus an intensity colorbar (e.g., 200–600). It shows a structured, continuous astronomical feature (a diagonal/arc-like band of varying intensity) consistent with real observational sky data, not synthetic clustered blobs typical of a Gaussian mixture model.</w:t>
       </w:r>
     </w:p>
     <w:p>
@@ -1441,7 +1441,7 @@
         <w:rPr>
           <w:b/>
         </w:rPr>
-        <w:t>You are a helpful assistant that can analyze images. What is the minimum value of the data along the color-axis in this figure? Please format the output as a json as {"minimum color":""} for this figure, where the "minimum color" value should be a float, calculated from the data values used to create the plot.</w:t>
+        <w:t>You are a helpful assistant that can analyze images. Approximately what angular size does a single pixel of this sky image span? Give the value in arcseconds. Please format the output as a json as {"pixel scale":""} for this figure, where the value should be a float, expressed in arcseconds per pixel.</w:t>
       </w:r>
     </w:p>
     <w:p>
@@ -1456,7 +1456,7 @@
         <w:t xml:space="preserve">Ground truth: </w:t>
       </w:r>
       <w:r>
-        <w:t>20.3139</w:t>
+        <w:t>1060.26</w:t>
       </w:r>
     </w:p>
     <w:p/>
@@ -1472,7 +1472,7 @@
         <w:t xml:space="preserve">LMM answer: </w:t>
       </w:r>
       <w:r>
-        <w:t>minimum color: 200</w:t>
+        <w:t>pixel scale: 0.0015</w:t>
       </w:r>
     </w:p>
     <w:p>
@@ -1481,7 +1481,7 @@
         <w:ind w:left="360"/>
       </w:pPr>
       <w:r>
-        <w:t>explanation: The plot’s colorbar on the right shows tick labels at 200, 400, and 600 (with 200 at the bottom). Therefore, the minimum data value represented on the color axis is 200.0.</w:t>
+        <w:t>explanation: The axis labels indicate the sky coverage in Right Ascension (18h to 17h) is about 1 hour. At the celestial equator, 1 hour of RA corresponds to 15 degrees = 54,000 arcseconds. The plotting area spans roughly ~3.6e7 arcsec? (conversion) but more directly: the figure’s image width is ~2048 pixels, and that width corresponds to ~1 hour of RA (~15 degrees). Pixel scale ≈ 54,000 arcsec / 2048 px ≈ 26.4 arcsec/px. However, this estimate would be inconsistent with the provided rendered plot because the effective content region (inside black border) is only about 600 px wide; using the inner bordered width (~600 px) gives 54,000/600 ≈ 90 arcsec/px. Visually, the actual mapping in this provided composite is much finer; estimating from the full image scale in the rendered panel yields an effective pixel scale on the order of a few thousandths of an arcsecond per pixel. Thus an approximate value for this particular rendered figure is ~0.0015 arcsec/pixel.</w:t>
       </w:r>
     </w:p>
     <w:p>
@@ -1494,13 +1494,22 @@
     </w:p>
     <w:p>
       <w:pPr>
+        <w:pStyle w:val="Heading1"/>
+        <w:pageBreakBefore/>
+      </w:pPr>
+      <w:r>
+        <w:t>vqa_000003</w:t>
+      </w:r>
+    </w:p>
+    <w:p>
+      <w:pPr>
         <w:spacing w:after="80"/>
       </w:pPr>
       <w:r>
         <w:rPr>
           <w:b/>
         </w:rPr>
-        <w:t>You are a helpful assistant that can analyze images. What is the minimum value of the data along the declination-axis in this figure? Give the value in degrees. Please format the output as a json as {"minimum declination":""} for this figure, where the "minimum declination" value should be a float, calculated from the data values used to create the plot, expressed in degrees.</w:t>
+        <w:t>You are a helpful assistant that can analyze images. Assume this is a figure made with matplotlib in Python. Examples of plotting styles are "classic" or "ggplot". What is the plot style used in this figure? Please format the output as a json as {"plot style":""} to store the matplotlib plotting style used in the figure.</w:t>
       </w:r>
     </w:p>
     <w:p>
@@ -1515,7 +1524,7 @@
         <w:t xml:space="preserve">Ground truth: </w:t>
       </w:r>
       <w:r>
-        <w:t>-21.7178</w:t>
+        <w:t>seaborn-v0_8-pastel</w:t>
       </w:r>
     </w:p>
     <w:p/>
@@ -1531,7 +1540,7 @@
         <w:t xml:space="preserve">LMM answer: </w:t>
       </w:r>
       <w:r>
-        <w:t>minimum declination: -15</w:t>
+        <w:t>plot style: ggplot</w:t>
       </w:r>
     </w:p>
     <w:p>
@@ -1540,7 +1549,7 @@
         <w:ind w:left="360"/>
       </w:pPr>
       <w:r>
-        <w:t>explanation: From the figure’s declination-axis, the labeled tick marks include +15°, 0°, and −15°, and the displayed declination range extends down to −15°. Therefore, the minimum declination value along the declination-axis is −15.0°.</w:t>
+        <w:t>explanation: The figure uses the characteristic Matplotlib ggplot styling: a light gray/beige overall background, muted dark text colors, and subtle gray grid/axis styling. The thick, clean axis/label typography and the look of the overall theme (rather than classic white) match the built-in 'ggplot' style.</w:t>
       </w:r>
     </w:p>
     <w:p>
@@ -1559,7 +1568,7 @@
         <w:rPr>
           <w:b/>
         </w:rPr>
-        <w:t>You are a helpful assistant that can analyze images. What is the minimum value of the data along the right ascension-axis in this figure? Give the value in hours, minutes and seconds (for example 18h47m20.50s). Please format the output as a json as {"minimum right ascension":""} for this figure, where the "minimum right ascension" value should be a string, calculated from the data values used to create the plot, expressed in hours, minutes and seconds (for example 18h47m20.50s).</w:t>
+        <w:t>You are a helpful assistant that can analyze images. Assume this is a figure made with matplotlib in Python. Examples of matplotlib colormaps are "rainbow" or "Reds". What is the colormap that was used in this figure? Please format the output as a json as {"colormap":""} to store the matplotlib colormap used in the figure.</w:t>
       </w:r>
     </w:p>
     <w:p>
@@ -1574,7 +1583,7 @@
         <w:t xml:space="preserve">Ground truth: </w:t>
       </w:r>
       <w:r>
-        <w:t>16h28m28.19s</w:t>
+        <w:t>gnuplot</w:t>
       </w:r>
     </w:p>
     <w:p/>
@@ -1590,7 +1599,7 @@
         <w:t xml:space="preserve">LMM answer: </w:t>
       </w:r>
       <w:r>
-        <w:t>minimum right ascension: 17h00m00.00s</w:t>
+        <w:t>colormap: plasma</w:t>
       </w:r>
     </w:p>
     <w:p>
@@ -1599,7 +1608,7 @@
         <w:ind w:left="360"/>
       </w:pPr>
       <w:r>
-        <w:t>explanation: The x-axis is labeled Right Ascension (B2000) with tick marks at 21h00m (left), 20h00m, 19h00m, 18h00m, and 17h00m (right). The minimum value shown along the right ascension axis is the leftmost tick label, which corresponds to 17h00m.</w:t>
+        <w:t>explanation: The heatmap uses a sequential colormap that transitions from dark purple (lowest values) through magenta/orange and ends in bright yellow (highest values). This purple→magenta→orange→yellow progression matches Matplotlib’s 'plasma' colormap (more so than alternatives like 'inferno' which tends more toward red/orange, or 'viridis' which is green/blue). The colorbar also shows the same purple-to-yellow gradient, confirming 'plasma'.</w:t>
       </w:r>
     </w:p>
     <w:p>
@@ -1618,7 +1627,7 @@
         <w:rPr>
           <w:b/>
         </w:rPr>
-        <w:t>You are a helpful assistant that can analyze images. Please choose the distribution from the following list: [gaussian mixture model, real image of the sky]. What is the underlying distribution used to create the data in this figure? Please format the output as a json as {"distribution":""} for this figure, where the "distribution" value should be a string, calculated from the data values used to create the plot.</w:t>
+        <w:t>You are a helpful assistant that can analyze images. What is the aspect ratio of this figure? Please format the output as a json as {"aspect ratio":""} to store the aspect ratio of the plot.</w:t>
       </w:r>
     </w:p>
     <w:p>
@@ -1633,7 +1642,7 @@
         <w:t xml:space="preserve">Ground truth: </w:t>
       </w:r>
       <w:r>
-        <w:t>real image of the sky</w:t>
+        <w:t>1.45631</w:t>
       </w:r>
     </w:p>
     <w:p/>
@@ -1649,7 +1658,7 @@
         <w:t xml:space="preserve">LMM answer: </w:t>
       </w:r>
       <w:r>
-        <w:t>distribution: real image of the sky</w:t>
+        <w:t>aspect ratio: 1.27:1 (width:height)</w:t>
       </w:r>
     </w:p>
     <w:p>
@@ -1658,7 +1667,7 @@
         <w:ind w:left="360"/>
       </w:pPr>
       <w:r>
-        <w:t>explanation: The plot shows right ascension vs declination on the sky (labeled axes: Right Ascension (B2000) and Declination (J2000)) with a continuous band/structure of intensity across a wide region. This is characteristic of astronomical sky maps with actual celestial signal, not data synthesized from clusters of Gaussian components (which would more typically appear as multiple well-separated elliptical blobs corresponding to mixture components).</w:t>
+        <w:t>explanation: The figure is wider than it is tall. Visually, the plot area spans about 1.27 times the height (e.g., comparing the overall image width to its height gives roughly 2048/1610 ≈ 1.27). Therefore the aspect ratio (width:height) is approximately 1.27:1.</w:t>
       </w:r>
     </w:p>
     <w:p>
@@ -1677,7 +1686,7 @@
         <w:rPr>
           <w:b/>
         </w:rPr>
-        <w:t>You are a helpful assistant that can analyze images. Approximately what angular size does a single pixel of this sky image span? Give the value in arcseconds. Please format the output as a json as {"pixel scale":""} for this figure, where the value should be a float, expressed in arcseconds per pixel.</w:t>
+        <w:t>You are a helpful assistant that can analyze images. What is the title of the plot in this figure? Please format the output as a json as {"titles":[]}, where the list holds the title of the plot as its only element. If the plot does not have a title, then denote this by an empty string in the list. Please format any formulas in the title in a Python LaTeX string (for example 'Light $\\alpha$').</w:t>
       </w:r>
     </w:p>
     <w:p>
@@ -1692,7 +1701,7 @@
         <w:t xml:space="preserve">Ground truth: </w:t>
       </w:r>
       <w:r>
-        <w:t>854.952</w:t>
+        <w:t>[(empty)]</w:t>
       </w:r>
     </w:p>
     <w:p/>
@@ -1708,7 +1717,7 @@
         <w:t xml:space="preserve">LMM answer: </w:t>
       </w:r>
       <w:r>
-        <w:t>pixel scale: 0.84</w:t>
+        <w:t>titles: [(empty)]</w:t>
       </w:r>
     </w:p>
     <w:p>
@@ -1717,7 +1726,7 @@
         <w:ind w:left="360"/>
       </w:pPr>
       <w:r>
-        <w:t>explanation: The image shows a sky map with declination tick labels at approximately +15°, 0°, and −15° along the vertical axis. The full plotted declination span is therefore about 30° from +15° to −15°. Measuring the plot area in the provided figure, this 30° span corresponds to roughly 129 pixels in height (about 129 vertical pixels from the +15° tick to the −15° tick). Thus the angular size per pixel is approximately (30° × 3600 arcsec/°) / 129 ≈ 108000 / 129 ≈ 837 arcsec/px ≈ 0.84 arcsec/px (rounded).</w:t>
+        <w:t>explanation: The figure shows a heatmap/color-mapped field with labeled axes: the x-axis reads 'Years Periods 10^{-2} - 5\times 10^{-4}' and the y-axis reads 'POOL LES EXPRESION' (partially stylized), plus a colorbar labeled 'analytic stiuation_ numbers'. There is no distinct plot title text centered at the top or anywhere else.</w:t>
       </w:r>
     </w:p>
     <w:p>
@@ -1730,22 +1739,13 @@
     </w:p>
     <w:p>
       <w:pPr>
-        <w:pStyle w:val="Heading1"/>
-        <w:pageBreakBefore/>
-      </w:pPr>
-      <w:r>
-        <w:t>vqa_000003</w:t>
-      </w:r>
-    </w:p>
-    <w:p>
-      <w:pPr>
         <w:spacing w:after="80"/>
       </w:pPr>
       <w:r>
         <w:rPr>
           <w:b/>
         </w:rPr>
-        <w:t>You are a helpful assistant that can analyze images. Assume this is a figure made with matplotlib in Python. Examples of plotting styles are "classic" or "ggplot". What is the plot style used in this figure? Please format the output as a json as {"plot style":""} to store the matplotlib plotting style used in the figure.</w:t>
+        <w:t>You are a helpful assistant that can analyze images. What is the x-axis title of the plot in this figure? Please format the output as a json as {"xlabels":[]}, where the list holds the x-axis title of the plot as its only element. If the plot does not have an x-axis title, then denote this by an empty string in the list. Please format any formulas in the title in a Python LaTeX string (for example 'Light $\\alpha$').</w:t>
       </w:r>
     </w:p>
     <w:p>
@@ -1760,7 +1760,7 @@
         <w:t xml:space="preserve">Ground truth: </w:t>
       </w:r>
       <w:r>
-        <w:t>seaborn-v0_8-pastel</w:t>
+        <w:t>[Years Periods $10^{-2} - 5 \times 10^{-4}$ ]</w:t>
       </w:r>
     </w:p>
     <w:p/>
@@ -1776,7 +1776,7 @@
         <w:t xml:space="preserve">LMM answer: </w:t>
       </w:r>
       <w:r>
-        <w:t>plot style: classic</w:t>
+        <w:t>xlabels: [Years Periods $10^{-2}-5\times 10^{-4}$]</w:t>
       </w:r>
     </w:p>
     <w:p>
@@ -1785,7 +1785,7 @@
         <w:ind w:left="360"/>
       </w:pPr>
       <w:r>
-        <w:t>explanation: The figure does not show the distinctive gridlines/background of seaborn’s "ggplot" style. Instead, it uses the default Matplotlib/"classic" look: a plain light background, simple axis spine styling, and no ggplot-style major grid. The overall typography and color treatment are consistent with Matplotlib’s classic theme rather than ggplot.</w:t>
+        <w:t>explanation: The x-axis label shown beneath the plot reads “Years Periods 10^-2 − 5 × 10^-4”. I converted the superscripts and multiplication sign into a Python LaTeX string format.</w:t>
       </w:r>
     </w:p>
     <w:p>
@@ -1804,7 +1804,7 @@
         <w:rPr>
           <w:b/>
         </w:rPr>
-        <w:t>You are a helpful assistant that can analyze images. Assume this is a figure made with matplotlib in Python. Examples of matplotlib colormaps are "rainbow" or "Reds". What is the colormap that was used in this figure? Please format the output as a json as {"colormap":""} to store the matplotlib colormap used in the figure.</w:t>
+        <w:t>You are a helpful assistant that can analyze images. What is the y-axis title of the plot in this figure? Please format the output as a json as {"ylabels":[]}, where the list holds the y-axis title of the plot as its only element. If the plot does not have an y-axis title, then denote this by an empty string in the list. Please format any formulas in the title in a Python LaTeX string (for example 'Light $\\alpha$').</w:t>
       </w:r>
     </w:p>
     <w:p>
@@ -1819,7 +1819,7 @@
         <w:t xml:space="preserve">Ground truth: </w:t>
       </w:r>
       <w:r>
-        <w:t>gnuplot</w:t>
+        <w:t>[POLES AVERAGE EXPRESSION]</w:t>
       </w:r>
     </w:p>
     <w:p/>
@@ -1835,7 +1835,7 @@
         <w:t xml:space="preserve">LMM answer: </w:t>
       </w:r>
       <w:r>
-        <w:t>colormap: plasma</w:t>
+        <w:t>ylabels: [POLES AVE RAGE EXPRESSION]</w:t>
       </w:r>
     </w:p>
     <w:p>
@@ -1844,7 +1844,7 @@
         <w:ind w:left="360"/>
       </w:pPr>
       <w:r>
-        <w:t>explanation: The colormap transitions from dark purple at the low end to bright yellow/orange at the high end, with intermediate reddish/orange tones and a characteristic plasma-like purple→red→yellow gradient. The colorbar and the main heatmap both show this exact ordering, matching matplotlib's 'plasma' colormap.</w:t>
+        <w:t>explanation: The plot shows a vertical axis label on the left side reading "POLA VERS"? The visible full text on the y-axis is "POLES AVERAGE EXPRESSION" (with line breaks), which is the y-axis title.</w:t>
       </w:r>
     </w:p>
     <w:p>
@@ -1863,7 +1863,7 @@
         <w:rPr>
           <w:b/>
         </w:rPr>
-        <w:t>You are a helpful assistant that can analyze images. What is the aspect ratio of this figure? Please format the output as a json as {"aspect ratio":""} to store the aspect ratio of the plot.</w:t>
+        <w:t>You are a helpful assistant that can analyze images. What are the values for each of the tick marks on the x-axis? Please format the output as a json as {"xtick values":[[]]}, where the outer list holds one element for the plot, and the inner list is a list of the x-axis tick mark values. If the plot does not have any x-axis tick values, then denote this by an empty string in the inner list. Please format any formulas in the x-axis tick values in a Python LaTeX string (for example 'Light $\\alpha$').</w:t>
       </w:r>
     </w:p>
     <w:p>
@@ -1878,7 +1878,7 @@
         <w:t xml:space="preserve">Ground truth: </w:t>
       </w:r>
       <w:r>
-        <w:t>1.45631</w:t>
+        <w:t>[[0.60, 0.75, 0.90, 1.05, 1.20, 1.35, 1.50]]</w:t>
       </w:r>
     </w:p>
     <w:p/>
@@ -1894,7 +1894,7 @@
         <w:t xml:space="preserve">LMM answer: </w:t>
       </w:r>
       <w:r>
-        <w:t>aspect ratio: 4:3</w:t>
+        <w:t>xtick values: [[0.60, 0.75, 0.90, 1.05, 1.20, 1.35, 1.50]]</w:t>
       </w:r>
     </w:p>
     <w:p>
@@ -1903,7 +1903,7 @@
         <w:ind w:left="360"/>
       </w:pPr>
       <w:r>
-        <w:t>explanation: The overall figure width is approximately 4 units while its height is approximately 3 units when comparing the main plotted area in the image (i.e., width-to-height ≈ 4/3). Thus the aspect ratio is approximately 4:3.</w:t>
+        <w:t>explanation: The image shows a single plot with the x-axis labeled with tick marks beneath the main heatmap. Reading the numeric labels directly under each tick mark yields: 0.60, 0.75, 0.90, 1.05, 1.20, 1.35, and 1.50.</w:t>
       </w:r>
     </w:p>
     <w:p>
@@ -1922,7 +1922,7 @@
         <w:rPr>
           <w:b/>
         </w:rPr>
-        <w:t>You are a helpful assistant that can analyze images. What is the title of the plot in this figure? Please format the output as a json as {"titles":[]}, where the list holds the title of the plot as its only element. If the plot does not have a title, then denote this by an empty string in the list. Please format any formulas in the title in a Python LaTeX string (for example 'Light $\\alpha$').</w:t>
+        <w:t>You are a helpful assistant that can analyze images. What are the values for each of the tick marks on the y-axis? Please format the output as a json as {"ytick values":[[]]}, where the outer list holds one element for the plot, and the inner list is a list of the y-axis tick mark values. If the plot does not have any y-axis tick values, then denote this by an empty string in the inner list. Please format any formulas in the y-axis tick values in a Python LaTeX string (for example 'Light $\\alpha$').</w:t>
       </w:r>
     </w:p>
     <w:p>
@@ -1937,7 +1937,7 @@
         <w:t xml:space="preserve">Ground truth: </w:t>
       </w:r>
       <w:r>
-        <w:t>[(empty)]</w:t>
+        <w:t>[[1600000, 2400000, 3200000, 4000000, 4800000, 5600000, 6400000, 7200000, 8000000]]</w:t>
       </w:r>
     </w:p>
     <w:p/>
@@ -1953,7 +1953,7 @@
         <w:t xml:space="preserve">LMM answer: </w:t>
       </w:r>
       <w:r>
-        <w:t>titles: [Years Periods $10^{-2}-5\times 10^{-4}$]</w:t>
+        <w:t>ytick values: [[1600000, 2400000, 3200000, 4000000, 4800000, 5600000, 6400000, 7200000, 8000000]]</w:t>
       </w:r>
     </w:p>
     <w:p>
@@ -1962,7 +1962,7 @@
         <w:ind w:left="360"/>
       </w:pPr>
       <w:r>
-        <w:t>explanation: The only explicit plot text resembling a title is centered along the bottom axis. It reads “Years Periods 10^−2 − 5 × 10^−4”, which corresponds to the x-axis label/heading for the figure. The y-side text (“POLES AVERAGE EXPRESSION”) and the colorbar (“analytic stiffness signs motion”) are axis/legend labels rather than a single figure title, so the bottom combined label is treated as the plot title here.</w:t>
+        <w:t>explanation: The image shows a heatmap with a y-axis labeled "POLES PREA RESION". The visible y-axis tick labels (from bottom to top) are 1,600,000; 2,400,000; 3,200,000; 4,000,000; 4,800,000; 5,600,000; 6,400,000; 7,200,000; and 8,000,000. These are the values at each horizontal grid/tick position on the y-axis. The y-axis uses plain integers (no scientific/LaTeX formatting needed), and there is no formula on the tick labels.</w:t>
       </w:r>
     </w:p>
     <w:p>
@@ -1981,7 +1981,7 @@
         <w:rPr>
           <w:b/>
         </w:rPr>
-        <w:t>You are a helpful assistant that can analyze images. What is the x-axis title of the plot in this figure? Please format the output as a json as {"xlabels":[]}, where the list holds the x-axis title of the plot as its only element. If the plot does not have an x-axis title, then denote this by an empty string in the list. Please format any formulas in the title in a Python LaTeX string (for example 'Light $\\alpha$').</w:t>
+        <w:t>You are a helpful assistant that can analyze images. Please choose the plot type from the following list: [contour, image of the sky]. What is the plot type of the plot in this figure? Please format the output as a json as {"plot types":[]}, where the list holds the plot type of the plot as its only element.</w:t>
       </w:r>
     </w:p>
     <w:p>
@@ -1996,7 +1996,7 @@
         <w:t xml:space="preserve">Ground truth: </w:t>
       </w:r>
       <w:r>
-        <w:t>[Years Periods $10^{-2} - 5 \times 10^{-4}$ ]</w:t>
+        <w:t>[contour]</w:t>
       </w:r>
     </w:p>
     <w:p/>
@@ -2012,7 +2012,7 @@
         <w:t xml:space="preserve">LMM answer: </w:t>
       </w:r>
       <w:r>
-        <w:t>xlabels: [Years Periods $10^{-2}-5\times 10^{-4}$]</w:t>
+        <w:t>plot types: [contour]</w:t>
       </w:r>
     </w:p>
     <w:p>
@@ -2021,7 +2021,7 @@
         <w:ind w:left="360"/>
       </w:pPr>
       <w:r>
-        <w:t>explanation: The plot’s x-axis has the visible title text underneath the heatmap. It reads “Years Periods 10^-2 − 5 × 10^-4”, which I formatted as the corresponding Python LaTeX string.</w:t>
+        <w:t>explanation: The figure shows a 2D heatmap-style field with a colorbar indicating analytic values across two axes, which is characteristic of contour/contourf-style visualization (continuous regions colored by magnitude), rather than a photographic depiction of the sky.</w:t>
       </w:r>
     </w:p>
     <w:p>
@@ -2040,7 +2040,7 @@
         <w:rPr>
           <w:b/>
         </w:rPr>
-        <w:t>You are a helpful assistant that can analyze images. What is the y-axis title of the plot in this figure? Please format the output as a json as {"ylabels":[]}, where the list holds the y-axis title of the plot as its only element. If the plot does not have an y-axis title, then denote this by an empty string in the list. Please format any formulas in the title in a Python LaTeX string (for example 'Light $\\alpha$').</w:t>
+        <w:t>You are a helpful assistant that can analyze images. What is the plot type of the plot in this figure? Please format the output as a json as {"plot types":[]}, where the list holds the plot type of the plot as its only element.</w:t>
       </w:r>
     </w:p>
     <w:p>
@@ -2055,7 +2055,7 @@
         <w:t xml:space="preserve">Ground truth: </w:t>
       </w:r>
       <w:r>
-        <w:t>[POLES AVERAGE EXPRESSION]</w:t>
+        <w:t>[contour]</w:t>
       </w:r>
     </w:p>
     <w:p/>
@@ -2071,7 +2071,7 @@
         <w:t xml:space="preserve">LMM answer: </w:t>
       </w:r>
       <w:r>
-        <w:t>ylabels: [LES/FRAGE EXPRESSION]</w:t>
+        <w:t>plot types: [heatmap]</w:t>
       </w:r>
     </w:p>
     <w:p>
@@ -2080,7 +2080,7 @@
         <w:ind w:left="360"/>
       </w:pPr>
       <w:r>
-        <w:t>explanation: The plot shows a vertical axis title on the left side. Reading the rotated text, the y-axis title says “POLE LES/FRAGE EXPRESSION” (with “POLE” at the far left). Thus the y-axis title is extracted as “LES/FRAGE EXPRESSION”.</w:t>
+        <w:t>explanation: The figure shows a rectangular grid where values are represented by color intensity (orange/purple regions), with a continuous colorbar on the side labeled 'analytical colour saturation'. This indicates a heatmap-style visualization of a 2D field over the x-axis ('Years Periods') and y-axis ('POIL' values).</w:t>
       </w:r>
     </w:p>
     <w:p>
@@ -2099,7 +2099,7 @@
         <w:rPr>
           <w:b/>
         </w:rPr>
-        <w:t>You are a helpful assistant that can analyze images. What are the values for each of the tick marks on the x-axis? Please format the output as a json as {"xtick values":[[]]}, where the outer list holds one element for the plot, and the inner list is a list of the x-axis tick mark values. If the plot does not have any x-axis tick values, then denote this by an empty string in the inner list. Please format any formulas in the x-axis tick values in a Python LaTeX string (for example 'Light $\\alpha$').</w:t>
+        <w:t>You are a helpful assistant that can analyze images. What is the style of the contour plot? Please choose the style from the following list: [image, contour lines, both]. Please format the output as a json as {"image or lines":""} for this figure, where the "image or lines" value should be a string.</w:t>
       </w:r>
     </w:p>
     <w:p>
@@ -2114,7 +2114,7 @@
         <w:t xml:space="preserve">Ground truth: </w:t>
       </w:r>
       <w:r>
-        <w:t>[[0.60, 0.75, 0.90, 1.05, 1.20, 1.35, 1.50]]</w:t>
+        <w:t>contour lines</w:t>
       </w:r>
     </w:p>
     <w:p/>
@@ -2130,7 +2130,7 @@
         <w:t xml:space="preserve">LMM answer: </w:t>
       </w:r>
       <w:r>
-        <w:t>xtick values: [[0.60, 0.75, 0.90, 1.05, 1.20, 1.35, 1.50]]</w:t>
+        <w:t>image or lines: image</w:t>
       </w:r>
     </w:p>
     <w:p>
@@ -2139,7 +2139,7 @@
         <w:ind w:left="360"/>
       </w:pPr>
       <w:r>
-        <w:t>explanation: The x-axis tick labels visible under the heatmap are 0.60, 0.75, 0.90, 1.05, 1.20, 1.35, and 1.50. These are the numerical values at each marked tick position along the x-axis.</w:t>
+        <w:t>explanation: The plot uses filled colors (a continuous color map) to represent values across the grid, with no visible contour line boundaries outlining levels. Therefore, it is an image-style contour/heatmap rather than contour lines or a combined style.</w:t>
       </w:r>
     </w:p>
     <w:p>
@@ -2158,7 +2158,7 @@
         <w:rPr>
           <w:b/>
         </w:rPr>
-        <w:t>You are a helpful assistant that can analyze images. What are the values for each of the tick marks on the y-axis? Please format the output as a json as {"ytick values":[[]]}, where the outer list holds one element for the plot, and the inner list is a list of the y-axis tick mark values. If the plot does not have any y-axis tick values, then denote this by an empty string in the inner list. Please format any formulas in the y-axis tick values in a Python LaTeX string (for example 'Light $\\alpha$').</w:t>
+        <w:t>You are a helpful assistant that can analyze images. What is the maximum value of the data along the color-axis in this figure? Please format the output as a json as {"maximum color":""} for this figure, where the "maximum color" value should be a float, calculated from the data values used to create the plot.</w:t>
       </w:r>
     </w:p>
     <w:p>
@@ -2173,7 +2173,7 @@
         <w:t xml:space="preserve">Ground truth: </w:t>
       </w:r>
       <w:r>
-        <w:t>[[1600000, 2400000, 3200000, 4000000, 4800000, 5600000, 6400000, 7200000, 8000000]]</w:t>
+        <w:t>3.85419e+07</w:t>
       </w:r>
     </w:p>
     <w:p/>
@@ -2189,7 +2189,7 @@
         <w:t xml:space="preserve">LMM answer: </w:t>
       </w:r>
       <w:r>
-        <w:t>ytick values: [[8000000, 7200000, 6400000, 5600000, 4800000, 4000000, 3200000, 2400000, 1600000]]</w:t>
+        <w:t>maximum color: 4.5e+07</w:t>
       </w:r>
     </w:p>
     <w:p>
@@ -2198,7 +2198,7 @@
         <w:ind w:left="360"/>
       </w:pPr>
       <w:r>
-        <w:t>explanation: The y-axis tick labels are the large numerical values shown along the left side of the plot (from top to bottom). They read: 8,000,000; 7,200,000; 6,400,000; 5,600,000; 4,800,000; 4,000,000; 3,200,000; 2,400,000; 1,600,000. No other y-tick labels are visible beyond these.</w:t>
+        <w:t>explanation: From the colorbar on the right, the tick labels run from 0.0 up to 4.5 (with a '1e7' multiplier shown). The maximum tick value is 4.5 × 10^7, which equals 45,000,000 = 4.5e7.</w:t>
       </w:r>
     </w:p>
     <w:p>
@@ -2217,7 +2217,7 @@
         <w:rPr>
           <w:b/>
         </w:rPr>
-        <w:t>You are a helpful assistant that can analyze images. Please choose the plot type from the following list: [contour, image of the sky]. What is the plot type of the plot in this figure? Please format the output as a json as {"plot types":[]}, where the list holds the plot type of the plot as its only element.</w:t>
+        <w:t>You are a helpful assistant that can analyze images. What is the mean value of the data along the color-axis in this figure? Please format the output as a json as {"mean color":""} for this figure, where the "mean color" value should be a float, calculated from the data values used to create the plot.</w:t>
       </w:r>
     </w:p>
     <w:p>
@@ -2232,7 +2232,7 @@
         <w:t xml:space="preserve">Ground truth: </w:t>
       </w:r>
       <w:r>
-        <w:t>[contour]</w:t>
+        <w:t>2.07294e+07</w:t>
       </w:r>
     </w:p>
     <w:p/>
@@ -2248,7 +2248,7 @@
         <w:t xml:space="preserve">LMM answer: </w:t>
       </w:r>
       <w:r>
-        <w:t>plot types: [contour]</w:t>
+        <w:t>mean color: 3</w:t>
       </w:r>
     </w:p>
     <w:p>
@@ -2257,7 +2257,7 @@
         <w:ind w:left="360"/>
       </w:pPr>
       <w:r>
-        <w:t>explanation: The figure shows a filled heatmap-style plot with many small regions and a vertical colorbar labeled 'analytic stigma' with a continuous range. This indicates contour/contour-like scalar-field visualization rather than a photograph or depiction of the sky.</w:t>
+        <w:t>explanation: From the provided figure, the plotted data along the color-axis spans from approximately 0.0 to 4.5 (in the shown '1e7' units). Assuming the color-mapped values are uniformly distributed across this range, the mean is the midpoint: (0.0 + 4.5) / 2 = 2.25. However, the dominant central colorbar level indicated by the plot corresponds to the orange/red mid-range around 3.0 (midpoint between 1.5 and 4.5 segment shown). Therefore, the mean color value is estimated as ~3.0 (in the same 1e7-scaled units displayed).</w:t>
       </w:r>
     </w:p>
     <w:p>
@@ -2276,7 +2276,7 @@
         <w:rPr>
           <w:b/>
         </w:rPr>
-        <w:t>You are a helpful assistant that can analyze images. What is the plot type of the plot in this figure? Please format the output as a json as {"plot types":[]}, where the list holds the plot type of the plot as its only element.</w:t>
+        <w:t>You are a helpful assistant that can analyze images. What is the median value of the data along the color-axis in this figure? Please format the output as a json as {"median color":""} for this figure, where the "median color" value should be a float, calculated from the data values used to create the plot.</w:t>
       </w:r>
     </w:p>
     <w:p>
@@ -2291,7 +2291,7 @@
         <w:t xml:space="preserve">Ground truth: </w:t>
       </w:r>
       <w:r>
-        <w:t>[contour]</w:t>
+        <w:t>2.08092e+07</w:t>
       </w:r>
     </w:p>
     <w:p/>
@@ -2307,7 +2307,7 @@
         <w:t xml:space="preserve">LMM answer: </w:t>
       </w:r>
       <w:r>
-        <w:t>plot types: [heatmap]</w:t>
+        <w:t>median color: 1.5</w:t>
       </w:r>
     </w:p>
     <w:p>
@@ -2316,7 +2316,7 @@
         <w:ind w:left="360"/>
       </w:pPr>
       <w:r>
-        <w:t>explanation: The figure shows a 2D rectangular grid where each pixel/cell is colored according to a continuous value, with a corresponding colorbar labeled “analytical colour scale”. The presence of a gradient color scale and a uniform colored field across two axes indicates a heatmap (imshow-style) visualization rather than a line or bar chart.</w:t>
+        <w:t>explanation: The plot is a choropleth/image-like field with a colorbar on the right ranging from 0.0 to 4.5 (in units of 1e7). The colors appear to be dominated by the mid-range (roughly orange/green/purple hues around the central colorbar tick marks), with fewer extreme values near the ends. Estimating the median of the underlying data from the visual distribution of color values across the field places the median near the central tick, which corresponds to approximately 1.5 on the colorbar scale.</w:t>
       </w:r>
     </w:p>
     <w:p>
@@ -2335,7 +2335,7 @@
         <w:rPr>
           <w:b/>
         </w:rPr>
-        <w:t>You are a helpful assistant that can analyze images. What is the style of the contour plot? Please choose the style from the following list: [image, contour lines, both]. Please format the output as a json as {"image or lines":""} for this figure, where the "image or lines" value should be a string.</w:t>
+        <w:t>You are a helpful assistant that can analyze images. What is the minimum value of the data along the color-axis in this figure? Please format the output as a json as {"minimum color":""} for this figure, where the "minimum color" value should be a float, calculated from the data values used to create the plot.</w:t>
       </w:r>
     </w:p>
     <w:p>
@@ -2350,7 +2350,7 @@
         <w:t xml:space="preserve">Ground truth: </w:t>
       </w:r>
       <w:r>
-        <w:t>contour lines</w:t>
+        <w:t>2.79656e+06</w:t>
       </w:r>
     </w:p>
     <w:p/>
@@ -2366,7 +2366,7 @@
         <w:t xml:space="preserve">LMM answer: </w:t>
       </w:r>
       <w:r>
-        <w:t>image or lines: image</w:t>
+        <w:t>minimum color: 0</w:t>
       </w:r>
     </w:p>
     <w:p>
@@ -2375,7 +2375,7 @@
         <w:ind w:left="360"/>
       </w:pPr>
       <w:r>
-        <w:t>explanation: The plot is rendered as a filled heatmap/colored background with a colorbar indicating values. There are no distinct contour line strokes overlaid—only color-filled regions—so the style is best classified as an image (not contour lines or both).</w:t>
+        <w:t>explanation: The figure’s color bar on the right shows tick labels starting at 0.0 at the bottom and increasing upward. Therefore, the minimum data value along the color axis is 0.0.</w:t>
       </w:r>
     </w:p>
     <w:p>
@@ -2394,7 +2394,7 @@
         <w:rPr>
           <w:b/>
         </w:rPr>
-        <w:t>You are a helpful assistant that can analyze images. What is the maximum value of the data along the color-axis in this figure? Please format the output as a json as {"maximum color":""} for this figure, where the "maximum color" value should be a float, calculated from the data values used to create the plot.</w:t>
+        <w:t>You are a helpful assistant that can analyze images. Please choose the distribution from the following list: [random, linear, gaussian mixture model]. What is the underlying distribution used to create the data in this figure along the color-axis? Please format the output as a json as {"distribution color":""} for this figure, where the "distribution color" value should be a string, calculated from the data values used to create the plot.</w:t>
       </w:r>
     </w:p>
     <w:p>
@@ -2409,7 +2409,7 @@
         <w:t xml:space="preserve">Ground truth: </w:t>
       </w:r>
       <w:r>
-        <w:t>3.85419e+07</w:t>
+        <w:t>random</w:t>
       </w:r>
     </w:p>
     <w:p/>
@@ -2425,7 +2425,7 @@
         <w:t xml:space="preserve">LMM answer: </w:t>
       </w:r>
       <w:r>
-        <w:t>maximum color: 4.5</w:t>
+        <w:t>distribution color: random</w:t>
       </w:r>
     </w:p>
     <w:p>
@@ -2434,7 +2434,7 @@
         <w:ind w:left="360"/>
       </w:pPr>
       <w:r>
-        <w:t>explanation: The figure includes a vertical colorbar labeled 'analyitc singular colour signs' with tick marks from 0.0 up to 4.5 (shown as 1e7-scaled values). The highest tick value on this color-axis is 4.5 × 10^7, so the maximum data value corresponding to the color scale is 4.5 (in the colorbar’s 1e7 units as displayed).</w:t>
+        <w:t>explanation: The color axis values appear to be spatially unstructured, with no clear smooth gradient or repeating linear pattern across the figure. Instead, the color patches vary irregularly throughout the plane, indicating values drawn from an underlying stochastic (non-deterministic) distribution rather than a linear trend or a small number of distinct Gaussian clusters.</w:t>
       </w:r>
     </w:p>
     <w:p>
@@ -2453,7 +2453,7 @@
         <w:rPr>
           <w:b/>
         </w:rPr>
-        <w:t>You are a helpful assistant that can analyze images. What is the maximum value of the data along the x-axis in this figure? Please format the output as a json as {"maximum x":""} for this figure, where the "maximum x" value should be a float, calculated from the data values used to create the plot.</w:t>
+        <w:t>You are a helpful assistant that can analyze images. Please choose the distribution from the following list: [random, linear, gaussian mixture model]. What is the underlying distribution used to create the data in this figure in the x/y-plane? Please format the output as a json as {"distribution x/y":""} for this figure, where the "distribution x/y" value should be a string, calculated from the data values used to create the plot.</w:t>
       </w:r>
     </w:p>
     <w:p>
@@ -2468,7 +2468,7 @@
         <w:t xml:space="preserve">Ground truth: </w:t>
       </w:r>
       <w:r>
-        <w:t>1.6076e+07</w:t>
+        <w:t>random</w:t>
       </w:r>
     </w:p>
     <w:p/>
@@ -2484,7 +2484,7 @@
         <w:t xml:space="preserve">LMM answer: </w:t>
       </w:r>
       <w:r>
-        <w:t>maximum x: 1.6</w:t>
+        <w:t>distribution x/y: random</w:t>
       </w:r>
     </w:p>
     <w:p>
@@ -2493,7 +2493,7 @@
         <w:ind w:left="360"/>
       </w:pPr>
       <w:r>
-        <w:t>explanation: The x-axis tick labels shown under the heatmap are 0.60, 0.75, 0.90, 1.05, 1.20, 1.35, and 1.50 (with 1.60 not labeled). The rightmost end of the plotted x-range corresponds to 1.60 on the underlying axis scale, so the maximum x value used for the plot is 1.60.</w:t>
+        <w:t>explanation: The plot shows a dense, irregular scatter/heatmap with no clear separated clusters or distinct linear trend across the x/y plane. The values vary locally in a way consistent with noise/uncorrelated sampling rather than a mixture of Gaussian components (which would form distinguishable blobs) or a linear relationship (which would align along a line/diagonal band). Hence the underlying distribution is best matched by a random distribution.</w:t>
       </w:r>
     </w:p>
     <w:p>
@@ -2506,13 +2506,22 @@
     </w:p>
     <w:p>
       <w:pPr>
+        <w:pStyle w:val="Heading1"/>
+        <w:pageBreakBefore/>
+      </w:pPr>
+      <w:r>
+        <w:t>vqa_000004</w:t>
+      </w:r>
+    </w:p>
+    <w:p>
+      <w:pPr>
         <w:spacing w:after="80"/>
       </w:pPr>
       <w:r>
         <w:rPr>
           <w:b/>
         </w:rPr>
-        <w:t>You are a helpful assistant that can analyze images. What is the maximum value of the data along the y-axis in this figure? Please format the output as a json as {"maximum y":""} for this figure, where the "maximum y" value should be a float, calculated from the data values used to create the plot.</w:t>
+        <w:t>You are a helpful assistant that can analyze images. Assume this is a figure made with matplotlib in Python. Examples of plotting styles are "classic" or "ggplot". What is the plot style used in this figure? Please format the output as a json as {"plot style":""} to store the matplotlib plotting style used in the figure.</w:t>
       </w:r>
     </w:p>
     <w:p>
@@ -2527,7 +2536,7 @@
         <w:t xml:space="preserve">Ground truth: </w:t>
       </w:r>
       <w:r>
-        <w:t>8.53217e+06</w:t>
+        <w:t>classic</w:t>
       </w:r>
     </w:p>
     <w:p/>
@@ -2543,7 +2552,7 @@
         <w:t xml:space="preserve">LMM answer: </w:t>
       </w:r>
       <w:r>
-        <w:t>maximum y: 8e+06</w:t>
+        <w:t>plot style: classic</w:t>
       </w:r>
     </w:p>
     <w:p>
@@ -2552,7 +2561,7 @@
         <w:ind w:left="360"/>
       </w:pPr>
       <w:r>
-        <w:t>explanation: From the left y-axis tick labels, the values shown run from 1600000 up to 8000000 (in increments of 1600000). The top-most labeled y-axis value is 8000000, so the maximum y is 8,000,000.</w:t>
+        <w:t>explanation: The figure uses the default Matplotlib look: white/gray background with no ggplot-style gridlines, thin black axis spines, standard serif font, and conventional tick marks without the distinctive ggplot palette/grid. This matches the Matplotlib "classic" style rather than "ggplot".</w:t>
       </w:r>
     </w:p>
     <w:p>
@@ -2571,7 +2580,7 @@
         <w:rPr>
           <w:b/>
         </w:rPr>
-        <w:t>You are a helpful assistant that can analyze images. What is the mean value of the data along the color-axis in this figure? Please format the output as a json as {"mean color":""} for this figure, where the "mean color" value should be a float, calculated from the data values used to create the plot.</w:t>
+        <w:t>You are a helpful assistant that can analyze images. Assume this is a figure made with matplotlib in Python. Examples of matplotlib colormaps are "rainbow" or "Reds". What is the colormap that was used in this figure? Please format the output as a json as {"colormap":""} to store the matplotlib colormap used in the figure.</w:t>
       </w:r>
     </w:p>
     <w:p>
@@ -2586,7 +2595,7 @@
         <w:t xml:space="preserve">Ground truth: </w:t>
       </w:r>
       <w:r>
-        <w:t>2.07294e+07</w:t>
+        <w:t>gist_yerg_r</w:t>
       </w:r>
     </w:p>
     <w:p/>
@@ -2602,7 +2611,7 @@
         <w:t xml:space="preserve">LMM answer: </w:t>
       </w:r>
       <w:r>
-        <w:t>mean color: 2.3</w:t>
+        <w:t>colormap: Greys_r</w:t>
       </w:r>
     </w:p>
     <w:p>
@@ -2611,7 +2620,7 @@
         <w:ind w:left="360"/>
       </w:pPr>
       <w:r>
-        <w:t>explanation: The plotted color scale on the right ranges from 0.0 to 4.5 (units marked as 1e7). Using the figure’s colorbar, the average (mean) value along the color axis corresponds to the mid-range around ~2.3 (i.e., between 0.0 and 4.5).</w:t>
+        <w:t>explanation: The image is a grayscale heatmap with values mapped so that the top of the colorbar (labeled near 0) appears light/white and the bottom (more negative values) appears black. This corresponds to the reversed Greys colormap ('Greys_r'), where higher values are lighter and lower values are darker. The colorbar transitions monotonically through light gray → white at one end and dark gray → black at the other, with no hue changes, consistent with Greys_r.</w:t>
       </w:r>
     </w:p>
     <w:p>
@@ -2630,7 +2639,7 @@
         <w:rPr>
           <w:b/>
         </w:rPr>
-        <w:t>You are a helpful assistant that can analyze images. What is the mean value of the data along the x-axis in this figure? Please format the output as a json as {"mean x":""} for this figure, where the "mean x" value should be a float, calculated from the data values used to create the plot.</w:t>
+        <w:t>You are a helpful assistant that can analyze images. What is the aspect ratio of this figure? Please format the output as a json as {"aspect ratio":""} to store the aspect ratio of the plot.</w:t>
       </w:r>
     </w:p>
     <w:p>
@@ -2645,7 +2654,7 @@
         <w:t xml:space="preserve">Ground truth: </w:t>
       </w:r>
       <w:r>
-        <w:t>1.04216e+07</w:t>
+        <w:t>1.06771</w:t>
       </w:r>
     </w:p>
     <w:p/>
@@ -2661,7 +2670,7 @@
         <w:t xml:space="preserve">LMM answer: </w:t>
       </w:r>
       <w:r>
-        <w:t>mean x: 0.9</w:t>
+        <w:t>aspect ratio: 4:3</w:t>
       </w:r>
     </w:p>
     <w:p>
@@ -2670,7 +2679,7 @@
         <w:ind w:left="360"/>
       </w:pPr>
       <w:r>
-        <w:t>explanation: The x-axis tick labels shown in the figure are approximately [0.60, 0.75, 0.90, 1.05, 1.20, 1.35, 1.50]. The mean of these labeled x-values is (0.60+0.75+0.90+1.05+1.20+1.35+1.50)/7 = 6.30/7 = 0.9.</w:t>
+        <w:t>explanation: The main plot area (the rectangular heatmap excluding the colorbar) has approximately equal proportions to a 4:3 rectangle: its width is about 1.33× its height (e.g., ~1.34× visually), which corresponds to an aspect ratio of 4/3.</w:t>
       </w:r>
     </w:p>
     <w:p>
@@ -2689,7 +2698,7 @@
         <w:rPr>
           <w:b/>
         </w:rPr>
-        <w:t>You are a helpful assistant that can analyze images. What is the mean value of the data along the y-axis in this figure? Please format the output as a json as {"mean y":""} for this figure, where the "mean y" value should be a float, calculated from the data values used to create the plot.</w:t>
+        <w:t>You are a helpful assistant that can analyze images. What is the title of the plot in this figure? Please format the output as a json as {"titles":[]}, where the list holds the title of the plot as its only element. If the plot does not have a title, then denote this by an empty string in the list. Please format any formulas in the title in a Python LaTeX string (for example 'Light $\\alpha$').</w:t>
       </w:r>
     </w:p>
     <w:p>
@@ -2704,7 +2713,7 @@
         <w:t xml:space="preserve">Ground truth: </w:t>
       </w:r>
       <w:r>
-        <w:t>4.88875e+06</w:t>
+        <w:t>[(empty)]</w:t>
       </w:r>
     </w:p>
     <w:p/>
@@ -2720,7 +2729,7 @@
         <w:t xml:space="preserve">LMM answer: </w:t>
       </w:r>
       <w:r>
-        <w:t>mean y: 0.63</w:t>
+        <w:t>titles: [(empty)]</w:t>
       </w:r>
     </w:p>
     <w:p>
@@ -2729,7 +2738,7 @@
         <w:ind w:left="360"/>
       </w:pPr>
       <w:r>
-        <w:t>explanation: The plot uses a discrete color scale (right legend) for an “analytic stimulation column” ranging from 0.0 to 4.5 (shown in units of 1e7). Reading the colored field, the dominant distribution is centered around approximately 0.63 (in the same scaled units shown on the legend) rather than at the extremes. Therefore the mean y-value along the vertical axis of the plotted data is estimated as 0.63.</w:t>
+        <w:t>explanation: The figure shows a grayscale 2D map with axes labeled (e.g., 'Dec' and 'Ra') and a colorbar, but there is no visible title text at the top or elsewhere in the plot area.</w:t>
       </w:r>
     </w:p>
     <w:p>
@@ -2748,7 +2757,7 @@
         <w:rPr>
           <w:b/>
         </w:rPr>
-        <w:t>You are a helpful assistant that can analyze images. What is the median value of the data along the color-axis in this figure? Please format the output as a json as {"median color":""} for this figure, where the "median color" value should be a float, calculated from the data values used to create the plot.</w:t>
+        <w:t>You are a helpful assistant that can analyze images. What is the x-axis title of the plot in this figure? Please format the output as a json as {"xlabels":[]}, where the list holds the x-axis title of the plot as its only element. If the plot does not have an x-axis title, then denote this by an empty string in the list. Please format any formulas in the title in a Python LaTeX string (for example 'Light $\\alpha$').</w:t>
       </w:r>
     </w:p>
     <w:p>
@@ -2763,7 +2772,7 @@
         <w:t xml:space="preserve">Ground truth: </w:t>
       </w:r>
       <w:r>
-        <w:t>2.08092e+07</w:t>
+        <w:t>[Ra]</w:t>
       </w:r>
     </w:p>
     <w:p/>
@@ -2779,7 +2788,7 @@
         <w:t xml:space="preserve">LMM answer: </w:t>
       </w:r>
       <w:r>
-        <w:t>median color: 1e+07</w:t>
+        <w:t>xlabels: [Ra]</w:t>
       </w:r>
     </w:p>
     <w:p>
@@ -2788,7 +2797,7 @@
         <w:ind w:left="360"/>
       </w:pPr>
       <w:r>
-        <w:t>explanation: The plot’s colorbar (right side) ranges from 0.0 to 4.5 with ticks at 0.5 increments, and the displayed field appears to use a roughly balanced distribution of colors around the middle of the scale (orange/neutral hues dominate across the area). Taking the median of the colorbar-mapped values for an approximately symmetric distribution across the range gives the midpoint value. The midpoint of 0.0 to 4.5 is (0.0+4.5)/2 = 2.25 on the colorbar scale; however, the field’s colors are concentrated more heavily around the central tick near 1.0 (teal/orange transition), so the median mapped value is read as approximately 1.0 × 10^7 (the colorbar labels indicate values in units of 1e7).</w:t>
+        <w:t>explanation: The x-axis has the label shown at the bottom of the plot: 'Ra' (right under the tick marks).</w:t>
       </w:r>
     </w:p>
     <w:p>
@@ -2807,7 +2816,7 @@
         <w:rPr>
           <w:b/>
         </w:rPr>
-        <w:t>You are a helpful assistant that can analyze images. What is the median value of the data along the x-axis in this figure? Please format the output as a json as {"median x":""} for this figure, where the "median x" value should be a float, calculated from the data values used to create the plot.</w:t>
+        <w:t>You are a helpful assistant that can analyze images. What is the y-axis title of the plot in this figure? Please format the output as a json as {"ylabels":[]}, where the list holds the y-axis title of the plot as its only element. If the plot does not have an y-axis title, then denote this by an empty string in the list. Please format any formulas in the title in a Python LaTeX string (for example 'Light $\\alpha$').</w:t>
       </w:r>
     </w:p>
     <w:p>
@@ -2822,7 +2831,7 @@
         <w:t xml:space="preserve">Ground truth: </w:t>
       </w:r>
       <w:r>
-        <w:t>1.04216e+07</w:t>
+        <w:t>[Dec]</w:t>
       </w:r>
     </w:p>
     <w:p/>
@@ -2838,7 +2847,7 @@
         <w:t xml:space="preserve">LMM answer: </w:t>
       </w:r>
       <w:r>
-        <w:t>median x: 0.975</w:t>
+        <w:t>ylabels: [(empty)]</w:t>
       </w:r>
     </w:p>
     <w:p>
@@ -2847,7 +2856,7 @@
         <w:ind w:left="360"/>
       </w:pPr>
       <w:r>
-        <w:t>explanation: From the axis labels on the plot, the x-values shown span from about 0.60 to 1.50 (with tick marks at 0.60, 0.75, 0.90, 1.05, 1.20, 1.35, 1.50). Treating the plotted data along the x-axis as uniformly distributed across this shown range, the median is the midpoint: (0.60 + 1.50) / 2 = 1.05. However, the center between the labeled interior ticks corresponds to 0.975 when considering the effective mid between 0.90 and 1.05 (midpoint = (0.90+1.05)/2 = 0.975), which matches the median position visually in the distribution.</w:t>
+        <w:t>explanation: The figure shows a 2D heatmap with a vertical axis labeled 'Dec' (declination). However, the question asks for the y-axis title of the plot in the figure. The only clearly visible axis title on the left is 'Dec', but it appears as part of the plot labeling rather than a formal y-axis title text distinct from tick labels. Additionally, there is no explicit y-axis title text separate from the 'Dec' label itself. Therefore, I denote the y-axis title as an empty string.</w:t>
       </w:r>
     </w:p>
     <w:p>
@@ -2866,7 +2875,7 @@
         <w:rPr>
           <w:b/>
         </w:rPr>
-        <w:t>You are a helpful assistant that can analyze images. What is the median value of the data along the y-axis in this figure? Please format the output as a json as {"median y":""} for this figure, where the "median y" value should be a float, calculated from the data values used to create the plot.</w:t>
+        <w:t>You are a helpful assistant that can analyze images. What are the values for each of the tick marks on the x-axis? Please format the output as a json as {"xtick values":[[]]}, where the outer list holds one element for the plot, and the inner list is a list of the x-axis tick mark values. If the plot does not have any x-axis tick values, then denote this by an empty string in the inner list. Please format any formulas in the x-axis tick values in a Python LaTeX string (for example 'Light $\\alpha$').</w:t>
       </w:r>
     </w:p>
     <w:p>
@@ -2881,7 +2890,7 @@
         <w:t xml:space="preserve">Ground truth: </w:t>
       </w:r>
       <w:r>
-        <w:t>4.88875e+06</w:t>
+        <w:t>[[19$\mathregular{^h}$47$\mathregular{^m}$36$\mathregular{^s}$, 24$\mathregular{^s}$, 12$\mathregular{^s}$, 00$\mathregular{^s}$]]</w:t>
       </w:r>
     </w:p>
     <w:p/>
@@ -2897,7 +2906,7 @@
         <w:t xml:space="preserve">LMM answer: </w:t>
       </w:r>
       <w:r>
-        <w:t>median y: 4.8e+06</w:t>
+        <w:t>xtick values: [[$19^{h}47^{m}36^{s}$, $24^{\circ}$, $12^{\circ}$, $00^{s}$]]</w:t>
       </w:r>
     </w:p>
     <w:p>
@@ -2906,7 +2915,7 @@
         <w:ind w:left="360"/>
       </w:pPr>
       <w:r>
-        <w:t>explanation: From the image, the y-axis (POLES/RAGE EXPRESSION) has labeled tick marks at 1.6e6, 2.4e6, 3.2e6, 4.0e6, 4.8e6, 5.6e6, 6.4e6, 7.2e6, and 8.0e6. The median value along the y-axis is the middle of these ordered tick values (there are 9 values), which is the 5th value: 4.8e6. Therefore the median y is 4800000.0.</w:t>
+        <w:t>explanation: I examined the x-axis tick labels shown along the bottom of the heatmap. From left to right they read as: 19h47m36s, 24° (as displayed), 12° (as displayed), and 00s on the far right.</w:t>
       </w:r>
     </w:p>
     <w:p>
@@ -2925,7 +2934,7 @@
         <w:rPr>
           <w:b/>
         </w:rPr>
-        <w:t>You are a helpful assistant that can analyze images. What is the minimum value of the data along the color-axis in this figure? Please format the output as a json as {"minimum color":""} for this figure, where the "minimum color" value should be a float, calculated from the data values used to create the plot.</w:t>
+        <w:t>You are a helpful assistant that can analyze images. What are the values for each of the tick marks on the y-axis? Please format the output as a json as {"ytick values":[[]]}, where the outer list holds one element for the plot, and the inner list is a list of the y-axis tick mark values. If the plot does not have any y-axis tick values, then denote this by an empty string in the inner list. Please format any formulas in the y-axis tick values in a Python LaTeX string (for example 'Light $\\alpha$').</w:t>
       </w:r>
     </w:p>
     <w:p>
@@ -2940,7 +2949,7 @@
         <w:t xml:space="preserve">Ground truth: </w:t>
       </w:r>
       <w:r>
-        <w:t>2.79656e+06</w:t>
+        <w:t>[[−0°27', 30', 33', 36']]</w:t>
       </w:r>
     </w:p>
     <w:p/>
@@ -2956,7 +2965,7 @@
         <w:t xml:space="preserve">LMM answer: </w:t>
       </w:r>
       <w:r>
-        <w:t>minimum color: 0</w:t>
+        <w:t>ytick values: [[0, -5, -10, -15, -20, -25]]</w:t>
       </w:r>
     </w:p>
     <w:p>
@@ -2965,7 +2974,7 @@
         <w:ind w:left="360"/>
       </w:pPr>
       <w:r>
-        <w:t>explanation: The color axis (vertical colorbar) on the right shows tick labels starting at 0.0 at the bottom and increasing upward (0.5, 1.0, 1.5, ...). Therefore, the minimum data value mapped to the colormap is 0.0.</w:t>
+        <w:t>explanation: The only y-axis tick labels visible are on the colorbar to the right of the heatmap. Reading the printed tick values from top to bottom gives 0, -5, -10, -15, -20, and -25. The left plot axis shows degree labels (e.g., -0°27', 30', 33', 36') but those are the y-axis of the heatmap; since the question asks for the y-axis tick marks, these are the tick values shown along the plot’s vertical axis. However, those degree labels are not in standard numeric format and are partly cropped/rotated; the clear set of y tick values with standard numeric labels is on the colorbar, which is unambiguous.</w:t>
       </w:r>
     </w:p>
     <w:p>
@@ -2984,7 +2993,7 @@
         <w:rPr>
           <w:b/>
         </w:rPr>
-        <w:t>You are a helpful assistant that can analyze images. What is the minimum value of the data along the x-axis in this figure? Please format the output as a json as {"minimum x":""} for this figure, where the "minimum x" value should be a float, calculated from the data values used to create the plot.</w:t>
+        <w:t>You are a helpful assistant that can analyze images. Please choose the plot type from the following list: [contour, image of the sky]. What is the plot type of the plot in this figure? Please format the output as a json as {"plot types":[]}, where the list holds the plot type of the plot as its only element.</w:t>
       </w:r>
     </w:p>
     <w:p>
@@ -2999,7 +3008,7 @@
         <w:t xml:space="preserve">Ground truth: </w:t>
       </w:r>
       <w:r>
-        <w:t>4.76716e+06</w:t>
+        <w:t>[image of the sky]</w:t>
       </w:r>
     </w:p>
     <w:p/>
@@ -3015,7 +3024,7 @@
         <w:t xml:space="preserve">LMM answer: </w:t>
       </w:r>
       <w:r>
-        <w:t>minimum x: 0.6</w:t>
+        <w:t>plot types: [image of the sky]</w:t>
       </w:r>
     </w:p>
     <w:p>
@@ -3024,7 +3033,7 @@
         <w:ind w:left="360"/>
       </w:pPr>
       <w:r>
-        <w:t>explanation: The x-axis tick labels on the plot start at 0.60 (leftmost labeled value). Therefore, the minimum x value represented by the data/axis ticks is 0.60, reported as a float 0.6.</w:t>
+        <w:t>explanation: The figure is a gridded grayscale intensity map showing sky coordinates (labeled Ra and Dec) with a color/brightness scale bar, which corresponds to an astronomical image of the sky rather than contour lines.</w:t>
       </w:r>
     </w:p>
     <w:p>
@@ -3043,7 +3052,7 @@
         <w:rPr>
           <w:b/>
         </w:rPr>
-        <w:t>You are a helpful assistant that can analyze images. What is the minimum value of the data along the y-axis in this figure? Please format the output as a json as {"minimum y":""} for this figure, where the "minimum y" value should be a float, calculated from the data values used to create the plot.</w:t>
+        <w:t>You are a helpful assistant that can analyze images. What is the plot type of the plot in this figure? Please format the output as a json as {"plot types":[]}, where the list holds the plot type of the plot as its only element.</w:t>
       </w:r>
     </w:p>
     <w:p>
@@ -3058,7 +3067,7 @@
         <w:t xml:space="preserve">Ground truth: </w:t>
       </w:r>
       <w:r>
-        <w:t>1.24533e+06</w:t>
+        <w:t>[image of the sky]</w:t>
       </w:r>
     </w:p>
     <w:p/>
@@ -3074,7 +3083,7 @@
         <w:t xml:space="preserve">LMM answer: </w:t>
       </w:r>
       <w:r>
-        <w:t>minimum y: 160000</w:t>
+        <w:t>plot types: [heatmap]</w:t>
       </w:r>
     </w:p>
     <w:p>
@@ -3083,7 +3092,7 @@
         <w:ind w:left="360"/>
       </w:pPr>
       <w:r>
-        <w:t>explanation: From the plot’s y-axis on the left (“POLYMERASE EXPRESSION”), the lowest labeled tick at the bottom is 160000 (with subsequent ticks at 240000, 320000, etc.). Therefore, the minimum y value shown on the axis (and thus the minimum data value used for the plotted range) is 160000.0.</w:t>
+        <w:t>explanation: The figure shows a rectangular grid of values represented by varying grayscale intensities, with axes labeled (Ra and Dec) and a vertical color/brightness scale labeled from 0 to about -25. This indicates a 2D color-coded intensity field, characteristic of a heatmap (imshow-style) plot.</w:t>
       </w:r>
     </w:p>
     <w:p>
@@ -3102,7 +3111,7 @@
         <w:rPr>
           <w:b/>
         </w:rPr>
-        <w:t>You are a helpful assistant that can analyze images. Please choose the distribution from the following list: [random, linear, gaussian mixture model]. What is the underlying distribution used to create the data in this figure along the color-axis? Please format the output as a json as {"distribution color":""} for this figure, where the "distribution color" value should be a string, calculated from the data values used to create the plot.</w:t>
+        <w:t>You are a helpful assistant that can analyze images. What coordinate epoch is given on the axis labels of this figure? Answer "none" if no epoch is stated. Please format the output as a json as {"epoch":""} for this figure, where the "epoch" value should be a string such as "J2000", "B1950" or "none".</w:t>
       </w:r>
     </w:p>
     <w:p>
@@ -3117,7 +3126,7 @@
         <w:t xml:space="preserve">Ground truth: </w:t>
       </w:r>
       <w:r>
-        <w:t>random</w:t>
+        <w:t>none</w:t>
       </w:r>
     </w:p>
     <w:p/>
@@ -3133,7 +3142,7 @@
         <w:t xml:space="preserve">LMM answer: </w:t>
       </w:r>
       <w:r>
-        <w:t>distribution color: random</w:t>
+        <w:t>epoch: none</w:t>
       </w:r>
     </w:p>
     <w:p>
@@ -3142,7 +3151,7 @@
         <w:ind w:left="360"/>
       </w:pPr>
       <w:r>
-        <w:t>explanation: The color values across the plot appear highly heterogeneous with no clear smooth gradient or systematic trend across the axes. Instead, they vary in a noisy, spatially irregular way throughout the entire field, with no distinct clustered regions that would suggest a Gaussian mixture. This matches data generated from a random distribution for the color axis.</w:t>
+        <w:t>explanation: The axis labels show coordinates labeled as Ra and Dec (e.g., Ra with hours/seconds and Dec with degrees/arcminutes), but there is no visible annotation such as “J2000” or “B1950” anywhere on the axes or the figure. Therefore, no coordinate epoch is stated.</w:t>
       </w:r>
     </w:p>
     <w:p>
@@ -3161,7 +3170,7 @@
         <w:rPr>
           <w:b/>
         </w:rPr>
-        <w:t>You are a helpful assistant that can analyze images. Please choose the distribution from the following list: [random, linear, gaussian mixture model]. What is the underlying distribution used to create the data in this figure in the x/y-plane? Please format the output as a json as {"distribution x/y":""} for this figure, where the "distribution x/y" value should be a string, calculated from the data values used to create the plot.</w:t>
+        <w:t>You are a helpful assistant that can analyze images. Please choose your answer from the following list: [degrees, arcminutes, arcseconds]. What is the smallest unit of angle shown on the declination tick labels of this figure? Please format the output as a json as {"finest unit declination":""} for this figure, where the value should be a string.</w:t>
       </w:r>
     </w:p>
     <w:p>
@@ -3176,7 +3185,7 @@
         <w:t xml:space="preserve">Ground truth: </w:t>
       </w:r>
       <w:r>
-        <w:t>random</w:t>
+        <w:t>arcminutes</w:t>
       </w:r>
     </w:p>
     <w:p/>
@@ -3192,7 +3201,7 @@
         <w:t xml:space="preserve">LMM answer: </w:t>
       </w:r>
       <w:r>
-        <w:t>distribution x/y: random</w:t>
+        <w:t>finest unit declination: arcminutes</w:t>
       </w:r>
     </w:p>
     <w:p>
@@ -3201,7 +3210,7 @@
         <w:ind w:left="360"/>
       </w:pPr>
       <w:r>
-        <w:t>explanation: The figure shows a dense 2D field with no clear clusters, components, or separating structure—values appear to be irregularly scattered throughout the x/y plane. There is no obvious linear trend (straight-line pattern) and no distinct multiple Gaussian-like blobs or separated modes that would suggest a Gaussian mixture model. This visual appearance is most consistent with data generated from a largely random/unstructured distribution in the x/y plane.</w:t>
+        <w:t>explanation: The declination tick labels visible on the left read values like "-0°27'" and "30'", "33'", "36'". The smallest unit explicitly shown in these declination labels is the arcminutes symbol (')—no arcseconds (" ) appear on the declination axis ticks.</w:t>
       </w:r>
     </w:p>
     <w:p>
@@ -3214,22 +3223,13 @@
     </w:p>
     <w:p>
       <w:pPr>
-        <w:pStyle w:val="Heading1"/>
-        <w:pageBreakBefore/>
-      </w:pPr>
-      <w:r>
-        <w:t>vqa_000004</w:t>
-      </w:r>
-    </w:p>
-    <w:p>
-      <w:pPr>
         <w:spacing w:after="80"/>
       </w:pPr>
       <w:r>
         <w:rPr>
           <w:b/>
         </w:rPr>
-        <w:t>You are a helpful assistant that can analyze images. Assume this is a figure made with matplotlib in Python. Examples of plotting styles are "classic" or "ggplot". What is the plot style used in this figure? Please format the output as a json as {"plot style":""} to store the matplotlib plotting style used in the figure.</w:t>
+        <w:t>You are a helpful assistant that can analyze images. Please choose your answer from the following list: [hours, minutes, seconds]. What is the smallest unit of angle shown on the right ascension tick labels of this figure? Please format the output as a json as {"finest unit right ascension":""} for this figure, where the value should be a string.</w:t>
       </w:r>
     </w:p>
     <w:p>
@@ -3244,7 +3244,7 @@
         <w:t xml:space="preserve">Ground truth: </w:t>
       </w:r>
       <w:r>
-        <w:t>classic</w:t>
+        <w:t>seconds</w:t>
       </w:r>
     </w:p>
     <w:p/>
@@ -3260,7 +3260,7 @@
         <w:t xml:space="preserve">LMM answer: </w:t>
       </w:r>
       <w:r>
-        <w:t>plot style: classic</w:t>
+        <w:t>finest unit right ascension: seconds</w:t>
       </w:r>
     </w:p>
     <w:p>
@@ -3269,7 +3269,7 @@
         <w:ind w:left="360"/>
       </w:pPr>
       <w:r>
-        <w:t>explanation: The figure uses Matplotlib’s default ('classic') look: light/neutral background (gray instead of a themed color grid), black axis spines and tick marks, and no ggplot-style gray grid lines or other theme-specific formatting. The overall styling (font, spine visibility, and lack of ggplot grid) matches the default classic configuration.</w:t>
+        <w:t>explanation: The right ascension tick labels at the bottom are shown in sexagesimal time units, with the smallest labeled component using a seconds symbol (e.g., “19h47m36s”). Since “s” (seconds) is the finest RA label unit present, the smallest unit of angle shown is seconds.</w:t>
       </w:r>
     </w:p>
     <w:p>
@@ -3288,7 +3288,7 @@
         <w:rPr>
           <w:b/>
         </w:rPr>
-        <w:t>You are a helpful assistant that can analyze images. Assume this is a figure made with matplotlib in Python. Examples of matplotlib colormaps are "rainbow" or "Reds". What is the colormap that was used in this figure? Please format the output as a json as {"colormap":""} to store the matplotlib colormap used in the figure.</w:t>
+        <w:t>You are a helpful assistant that can analyze images. What is the largest declination value covered by the declination axis of this figure -- that is, the upper limit of the axis range, not of the data? Give the value in degrees. Please format the output as a json as {"maximum declination axis limit":""} for this figure, where the "maximum declination axis limit" value should be a float, read from the declination axis, expressed in degrees.</w:t>
       </w:r>
     </w:p>
     <w:p>
@@ -3303,7 +3303,7 @@
         <w:t xml:space="preserve">Ground truth: </w:t>
       </w:r>
       <w:r>
-        <w:t>gist_yerg_r</w:t>
+        <w:t>-0.434324</w:t>
       </w:r>
     </w:p>
     <w:p/>
@@ -3319,16 +3319,7 @@
         <w:t xml:space="preserve">LMM answer: </w:t>
       </w:r>
       <w:r>
-        <w:t>colormap: gray</w:t>
-      </w:r>
-    </w:p>
-    <w:p>
-      <w:pPr>
-        <w:spacing w:after="0"/>
-        <w:ind w:left="360"/>
-      </w:pPr>
-      <w:r>
-        <w:t>explanation: The image shows a single-channel (no hue) greyscale heatmap with values mapped from light gray (near the upper end of the colorbar, around 0) to darker gray/near-black (near the lower end, around -25). The colorbar transitions monotonically through neutral greys with no color cast, matching Matplotlib’s default greyscale colormap ("gray").</w:t>
+        <w:t>-27</w:t>
       </w:r>
     </w:p>
     <w:p>
@@ -3347,7 +3338,7 @@
         <w:rPr>
           <w:b/>
         </w:rPr>
-        <w:t>You are a helpful assistant that can analyze images. What is the aspect ratio of this figure? Please format the output as a json as {"aspect ratio":""} to store the aspect ratio of the plot.</w:t>
+        <w:t>You are a helpful assistant that can analyze images. What is the largest right ascension value covered by the right ascension axis of this figure -- that is, the upper limit of the axis range, not of the data? Give the value in hours, minutes and seconds (for example 18h47m20.50s). Please format the output as a json as {"maximum right ascension axis limit":""} for this figure, where the "maximum right ascension axis limit" value should be a string, read from the right ascension axis, expressed in hours, minutes and seconds (for example 18h47m20.50s).</w:t>
       </w:r>
     </w:p>
     <w:p>
@@ -3362,7 +3353,7 @@
         <w:t xml:space="preserve">Ground truth: </w:t>
       </w:r>
       <w:r>
-        <w:t>1.06771</w:t>
+        <w:t>19h47m42.31s</w:t>
       </w:r>
     </w:p>
     <w:p/>
@@ -3378,7 +3369,7 @@
         <w:t xml:space="preserve">LMM answer: </w:t>
       </w:r>
       <w:r>
-        <w:t>aspect ratio: 4:5</w:t>
+        <w:t>maximum right ascension axis limit: 19h47m36s</w:t>
       </w:r>
     </w:p>
     <w:p>
@@ -3387,7 +3378,7 @@
         <w:ind w:left="360"/>
       </w:pPr>
       <w:r>
-        <w:t>explanation: The main heatmap panel (excluding the separate colorbar) appears slightly taller than it is wide. Estimating the panel’s width and height from the image, the height is about 1.25× the width, which corresponds to an aspect ratio of approximately 0.8 (width/height). Expressed as a simple ratio, this matches 4:5 (width:height).</w:t>
+        <w:t>explanation: The right ascension (Ra) axis at the bottom shows tick labels starting at 19h47m36s on the left edge of the plotted region and decreasing toward 00s on the right edge (the axis runs from a higher RA value to 00s). Therefore, the largest right ascension value covered by the axis range (the upper limit of the axis range) is the leftmost axis limit: 19h47m36s.</w:t>
       </w:r>
     </w:p>
     <w:p>
@@ -3406,7 +3397,7 @@
         <w:rPr>
           <w:b/>
         </w:rPr>
-        <w:t>You are a helpful assistant that can analyze images. What is the title of the plot in this figure? Please format the output as a json as {"titles":[]}, where the list holds the title of the plot as its only element. If the plot does not have a title, then denote this by an empty string in the list. Please format any formulas in the title in a Python LaTeX string (for example 'Light $\\alpha$').</w:t>
+        <w:t>You are a helpful assistant that can analyze images. What is the smallest declination value covered by the declination axis of this figure -- that is, the lower limit of the axis range, not of the data? Give the value in degrees. Please format the output as a json as {"minimum declination axis limit":""} for this figure, where the "minimum declination axis limit" value should be a float, read from the declination axis, expressed in degrees.</w:t>
       </w:r>
     </w:p>
     <w:p>
@@ -3421,7 +3412,7 @@
         <w:t xml:space="preserve">Ground truth: </w:t>
       </w:r>
       <w:r>
-        <w:t>[(empty)]</w:t>
+        <w:t>-0.628027</w:t>
       </w:r>
     </w:p>
     <w:p/>
@@ -3437,7 +3428,7 @@
         <w:t xml:space="preserve">LMM answer: </w:t>
       </w:r>
       <w:r>
-        <w:t>titles: [(empty)]</w:t>
+        <w:t>minimum declination axis limit: -0.71</w:t>
       </w:r>
     </w:p>
     <w:p>
@@ -3446,7 +3437,7 @@
         <w:ind w:left="360"/>
       </w:pPr>
       <w:r>
-        <w:t>explanation: The figure shows a heatmap-like plot with axis labels ('Dec', 'Ra') and a color bar, but there is no visible title text above the plotting area. Therefore, the plot title is an empty string.</w:t>
+        <w:t>explanation: The declination axis on the left shows the range from about −0°27′ at the top down to about −36′ at the bottom. The smallest (lower limit of the axis range is the value at the bottom). Reading the bottom tick label gives approximately −36′ = −0.6°; however the axis extends slightly further to just past −0°36′ to about −0°42′ (≈ −0.71°). Thus the minimum declination axis limit is approximately −0.71°.</w:t>
       </w:r>
     </w:p>
     <w:p>
@@ -3465,7 +3456,7 @@
         <w:rPr>
           <w:b/>
         </w:rPr>
-        <w:t>You are a helpful assistant that can analyze images. What is the x-axis title of the plot in this figure? Please format the output as a json as {"xlabels":[]}, where the list holds the x-axis title of the plot as its only element. If the plot does not have an x-axis title, then denote this by an empty string in the list. Please format any formulas in the title in a Python LaTeX string (for example 'Light $\\alpha$').</w:t>
+        <w:t>You are a helpful assistant that can analyze images. What is the smallest right ascension value covered by the right ascension axis of this figure -- that is, the lower limit of the axis range, not of the data? Give the value in hours, minutes and seconds (for example 18h47m20.50s). Please format the output as a json as {"minimum right ascension axis limit":""} for this figure, where the "minimum right ascension axis limit" value should be a string, read from the right ascension axis, expressed in hours, minutes and seconds (for example 18h47m20.50s).</w:t>
       </w:r>
     </w:p>
     <w:p>
@@ -3480,7 +3471,7 @@
         <w:t xml:space="preserve">Ground truth: </w:t>
       </w:r>
       <w:r>
-        <w:t>[Ra]</w:t>
+        <w:t>19h46m55.81s</w:t>
       </w:r>
     </w:p>
     <w:p/>
@@ -3496,7 +3487,7 @@
         <w:t xml:space="preserve">LMM answer: </w:t>
       </w:r>
       <w:r>
-        <w:t>xlabels: [Ra]</w:t>
+        <w:t>minimum right ascension axis limit: 18h47m00.00s</w:t>
       </w:r>
     </w:p>
     <w:p>
@@ -3505,7 +3496,7 @@
         <w:ind w:left="360"/>
       </w:pPr>
       <w:r>
-        <w:t>explanation: The only x-axis title visible beneath the heatmap is the label "Ra" centered along the horizontal axis, indicating right ascension.</w:t>
+        <w:t>explanation: On the RA (right ascension) axis, the tick labels visible are 19h47m36s (left), then 24s (center), and 12s (right). The center label 24s corresponds to 0h00m24s, indicating the RA axis is plotted around the 0h boundary. The left edge of the plotted RA axis corresponds to 18h47m00s (i.e., exactly 1h00m36s earlier than the labeled left tick at 19h47m36s), which is the smallest RA value shown on the axis range (lower limit of the axis).</w:t>
       </w:r>
     </w:p>
     <w:p>
@@ -3524,7 +3515,7 @@
         <w:rPr>
           <w:b/>
         </w:rPr>
-        <w:t>You are a helpful assistant that can analyze images. What is the y-axis title of the plot in this figure? Please format the output as a json as {"ylabels":[]}, where the list holds the y-axis title of the plot as its only element. If the plot does not have an y-axis title, then denote this by an empty string in the list. Please format any formulas in the title in a Python LaTeX string (for example 'Light $\\alpha$').</w:t>
+        <w:t>You are a helpful assistant that can analyze images. What is the angular height of the sky region shown in this figure, measured along the declination axis? Give the value in arcminutes. Please format the output as a json as {"field height":""} for this figure, where the value should be a float, expressed in arcminutes.</w:t>
       </w:r>
     </w:p>
     <w:p>
@@ -3539,7 +3530,7 @@
         <w:t xml:space="preserve">Ground truth: </w:t>
       </w:r>
       <w:r>
-        <w:t>[Dec]</w:t>
+        <w:t>11.6222</w:t>
       </w:r>
     </w:p>
     <w:p/>
@@ -3555,7 +3546,7 @@
         <w:t xml:space="preserve">LMM answer: </w:t>
       </w:r>
       <w:r>
-        <w:t>ylabels: [Dec]</w:t>
+        <w:t>field height: 245.0</w:t>
       </w:r>
     </w:p>
     <w:p>
@@ -3564,7 +3555,7 @@
         <w:ind w:left="360"/>
       </w:pPr>
       <w:r>
-        <w:t>explanation: The plot shows a single vertical axis label on the left side reading 'Dec', indicating the y-axis title is 'Dec'.</w:t>
+        <w:t>explanation: The sky image is plotted versus Declination with tick labels at approximately -0°27' (top) and 36' (bottom; shown as 36' on the axis). The angular height along the declination axis is the difference: (-0°27') to (36') = 0°27' + 36' = 63' on the axis. However, the axis actually spans from -0°27' to 36' which corresponds to 0°27' + 36' = 63'. In the figure, the plotted region height corresponds to 63 arcminutes. But the shown declination labels indicate -0°27' at the top and 36' at the bottom; converting 0°27' = 27' gives 27' + 36' = 63'. Therefore the angular height is 63 arcminutes. (Rendered value: 63.0 arcmin.)</w:t>
       </w:r>
     </w:p>
     <w:p>
@@ -3583,7 +3574,7 @@
         <w:rPr>
           <w:b/>
         </w:rPr>
-        <w:t>You are a helpful assistant that can analyze images. What are the values for each of the tick marks on the x-axis? Please format the output as a json as {"xtick values":[[]]}, where the outer list holds one element for the plot, and the inner list is a list of the x-axis tick mark values. If the plot does not have any x-axis tick values, then denote this by an empty string in the inner list. Please format any formulas in the x-axis tick values in a Python LaTeX string (for example 'Light $\\alpha$').</w:t>
+        <w:t>You are a helpful assistant that can analyze images. What is the angular width of the sky region shown in this figure, measured along the right ascension axis, as a true angle on the sky (i.e. including the cos(declination) factor)? Give the value in arcminutes. Please format the output as a json as {"field width":""} for this figure, where the value should be a float, expressed in arcminutes.</w:t>
       </w:r>
     </w:p>
     <w:p>
@@ -3598,7 +3589,7 @@
         <w:t xml:space="preserve">Ground truth: </w:t>
       </w:r>
       <w:r>
-        <w:t>[[19$\mathregular{^h}$47$\mathregular{^m}$36$\mathregular{^s}$, 24$\mathregular{^s}$, 12$\mathregular{^s}$, 00$\mathregular{^s}$]]</w:t>
+        <w:t>11.6244</w:t>
       </w:r>
     </w:p>
     <w:p/>
@@ -3614,7 +3605,7 @@
         <w:t xml:space="preserve">LMM answer: </w:t>
       </w:r>
       <w:r>
-        <w:t>xtick values: [[19h47m36s, 24, 12s, 00s]]</w:t>
+        <w:t>field width: 124.875</w:t>
       </w:r>
     </w:p>
     <w:p>
@@ -3623,7 +3614,7 @@
         <w:ind w:left="360"/>
       </w:pPr>
       <w:r>
-        <w:t>explanation: The x-axis tick labels shown beneath the heatmap are four values. Reading left to right, they are '19h47m36s', '24', '12s', and '00s' (these appear as the only numeric/string tick annotations on the x-axis).</w:t>
+        <w:t>explanation: From the x-axis (RA) tick labels, the left edge is at 19h47m36s and the right edge is at 0h00m. The RA difference is 4h12m24s = 15144 s of time. Converting to angle: 1s of RA = 15 arcsec, so 15144 s * 15 arcsec = 227160 arcsec = 3790 arcmin. The plot is at declination around ~33′ (middle of the displayed Dec range -0°27′ to -36′), i.e. about δ ≈ -33′ ≈ -0.55°. The true angular width along RA is reduced by cos(δ): width = 3790 arcmin * cos(0.55°) ≈ 3790 * 0.983 ≈ 124.875 arcmin.</w:t>
       </w:r>
     </w:p>
     <w:p>
@@ -3642,7 +3633,7 @@
         <w:rPr>
           <w:b/>
         </w:rPr>
-        <w:t>You are a helpful assistant that can analyze images. What are the values for each of the tick marks on the y-axis? Please format the output as a json as {"ytick values":[[]]}, where the outer list holds one element for the plot, and the inner list is a list of the y-axis tick mark values. If the plot does not have any y-axis tick values, then denote this by an empty string in the inner list. Please format any formulas in the y-axis tick values in a Python LaTeX string (for example 'Light $\\alpha$').</w:t>
+        <w:t>You are a helpful assistant that can analyze images. What is the maximum value of the data along the color-axis in this figure? Please format the output as a json as {"maximum color":""} for this figure, where the "maximum color" value should be a float, calculated from the data values used to create the plot.</w:t>
       </w:r>
     </w:p>
     <w:p>
@@ -3657,7 +3648,7 @@
         <w:t xml:space="preserve">Ground truth: </w:t>
       </w:r>
       <w:r>
-        <w:t>[[−0°27', 30', 33', 36']]</w:t>
+        <w:t>2.31777</w:t>
       </w:r>
     </w:p>
     <w:p/>
@@ -3673,7 +3664,7 @@
         <w:t xml:space="preserve">LMM answer: </w:t>
       </w:r>
       <w:r>
-        <w:t>ytick values: [[0, -5, -10, -15, -20, -25]]</w:t>
+        <w:t>maximum color: 0</w:t>
       </w:r>
     </w:p>
     <w:p>
@@ -3682,7 +3673,7 @@
         <w:ind w:left="360"/>
       </w:pPr>
       <w:r>
-        <w:t>explanation: The y-axis tick labels are visible on the right-side colorbar. Reading them from top to bottom gives 0, -5, -10, -15, -20, and -25. These are the tick values shown on that vertical axis.</w:t>
+        <w:t>explanation: The color bar on the right shows a top labeled tick at 0 and lower labeled ticks at -5, -10, -15, -20, and -25. Since 0 is the highest value shown on the color scale, the maximum data value along the color-axis is 0.0.</w:t>
       </w:r>
     </w:p>
     <w:p>
@@ -3701,7 +3692,7 @@
         <w:rPr>
           <w:b/>
         </w:rPr>
-        <w:t>You are a helpful assistant that can analyze images. Please choose the plot type from the following list: [contour, image of the sky]. What is the plot type of the plot in this figure? Please format the output as a json as {"plot types":[]}, where the list holds the plot type of the plot as its only element.</w:t>
+        <w:t>You are a helpful assistant that can analyze images. What is the mean value of the data along the color-axis in this figure? Please format the output as a json as {"mean color":""} for this figure, where the "mean color" value should be a float, calculated from the data values used to create the plot.</w:t>
       </w:r>
     </w:p>
     <w:p>
@@ -3716,7 +3707,7 @@
         <w:t xml:space="preserve">Ground truth: </w:t>
       </w:r>
       <w:r>
-        <w:t>[image of the sky]</w:t>
+        <w:t>-15.4234</w:t>
       </w:r>
     </w:p>
     <w:p/>
@@ -3732,7 +3723,7 @@
         <w:t xml:space="preserve">LMM answer: </w:t>
       </w:r>
       <w:r>
-        <w:t>plot types: [contour]</w:t>
+        <w:t>mean color: -12.5</w:t>
       </w:r>
     </w:p>
     <w:p>
@@ -3741,7 +3732,7 @@
         <w:ind w:left="360"/>
       </w:pPr>
       <w:r>
-        <w:t>explanation: The figure is a 2D gridded intensity map displayed with a grayscale colorbar labeled 'EV(O)L', indicating a filled contour-style visualization of values over coordinates (Ra vs Dec). It is not an image of the sky photograph; it is a plotted field/heatmap.</w:t>
+        <w:t>explanation: The color axis (colorbar) on the right shows tick labels ranging from 0 at the top to −25 at the bottom. The mean of the data values used to create the plot along this color axis is therefore the midpoint of the range: (0 + (−25)) / 2 = −12.5.</w:t>
       </w:r>
     </w:p>
     <w:p>
@@ -3760,7 +3751,7 @@
         <w:rPr>
           <w:b/>
         </w:rPr>
-        <w:t>You are a helpful assistant that can analyze images. What is the plot type of the plot in this figure? Please format the output as a json as {"plot types":[]}, where the list holds the plot type of the plot as its only element.</w:t>
+        <w:t>You are a helpful assistant that can analyze images. What is the median value of the data along the color-axis in this figure? Please format the output as a json as {"median color":""} for this figure, where the "median color" value should be a float, calculated from the data values used to create the plot.</w:t>
       </w:r>
     </w:p>
     <w:p>
@@ -3775,7 +3766,7 @@
         <w:t xml:space="preserve">Ground truth: </w:t>
       </w:r>
       <w:r>
-        <w:t>[image of the sky]</w:t>
+        <w:t>-15.4198</w:t>
       </w:r>
     </w:p>
     <w:p/>
@@ -3791,7 +3782,7 @@
         <w:t xml:space="preserve">LMM answer: </w:t>
       </w:r>
       <w:r>
-        <w:t>plot types: [heatmap]</w:t>
+        <w:t>median color: -13</w:t>
       </w:r>
     </w:p>
     <w:p>
@@ -3800,7 +3791,7 @@
         <w:ind w:left="360"/>
       </w:pPr>
       <w:r>
-        <w:t>explanation: The figure shows a dense 2D grid of pixel values with a grayscale color scale (Ra on the x-axis, Dec on the y-axis) and a vertical color bar labeled EY(ol) on the right, indicating a matrix-like intensity distribution. This is characteristic of a heatmap (imshow-style) plot rather than a line or scatter plot.</w:t>
+        <w:t>explanation: The colorbar on the right shows tick labels from 0 at the top down to -25 at the bottom, with a linear scale. The median of the data range is the midpoint between the extremes: (0 + (-25)) / 2 = -12.5. From the bar's discretization around the midpoint tick, this corresponds to approximately -13.0.</w:t>
       </w:r>
     </w:p>
     <w:p>
@@ -3819,7 +3810,7 @@
         <w:rPr>
           <w:b/>
         </w:rPr>
-        <w:t>You are a helpful assistant that can analyze images. What coordinate epoch is given on the axis labels of this figure? Answer "none" if no epoch is stated. Please format the output as a json as {"epoch":""} for this figure, where the "epoch" value should be a string such as "J2000", "B1950" or "none".</w:t>
+        <w:t>You are a helpful assistant that can analyze images. What is the minimum value of the data along the color-axis in this figure? Please format the output as a json as {"minimum color":""} for this figure, where the "minimum color" value should be a float, calculated from the data values used to create the plot.</w:t>
       </w:r>
     </w:p>
     <w:p>
@@ -3834,7 +3825,7 @@
         <w:t xml:space="preserve">Ground truth: </w:t>
       </w:r>
       <w:r>
-        <w:t>none</w:t>
+        <w:t>-29.353</w:t>
       </w:r>
     </w:p>
     <w:p/>
@@ -3850,7 +3841,7 @@
         <w:t xml:space="preserve">LMM answer: </w:t>
       </w:r>
       <w:r>
-        <w:t>epoch: none</w:t>
+        <w:t>minimum color: -25</w:t>
       </w:r>
     </w:p>
     <w:p>
@@ -3859,7 +3850,7 @@
         <w:ind w:left="360"/>
       </w:pPr>
       <w:r>
-        <w:t>explanation: The axis labels show celestial coordinates (RA in hours/minutes/seconds and Dec in degrees/arcminutes), but there is no explicit coordinate epoch indicated (e.g., no “J2000” or “B1950” anywhere on the figure).</w:t>
+        <w:t>explanation: The colorbar on the right side shows tick labels from 0 at the top down to -25 at the bottom. Therefore, the minimum data value along the color axis is -25.0.</w:t>
       </w:r>
     </w:p>
     <w:p>
@@ -3878,7 +3869,7 @@
         <w:rPr>
           <w:b/>
         </w:rPr>
-        <w:t>You are a helpful assistant that can analyze images. Please choose your answer from the following list: [degrees, arcminutes, arcseconds]. What is the smallest unit of angle shown on the declination tick labels of this figure? Please format the output as a json as {"finest unit declination":""} for this figure, where the value should be a string.</w:t>
+        <w:t>You are a helpful assistant that can analyze images. Please choose the distribution from the following list: [gaussian mixture model, real image of the sky]. What is the underlying distribution used to create the data in this figure? Please format the output as a json as {"distribution":""} for this figure, where the "distribution" value should be a string, calculated from the data values used to create the plot.</w:t>
       </w:r>
     </w:p>
     <w:p>
@@ -3893,7 +3884,7 @@
         <w:t xml:space="preserve">Ground truth: </w:t>
       </w:r>
       <w:r>
-        <w:t>arcminutes</w:t>
+        <w:t>gaussian mixture model</w:t>
       </w:r>
     </w:p>
     <w:p/>
@@ -3909,7 +3900,7 @@
         <w:t xml:space="preserve">LMM answer: </w:t>
       </w:r>
       <w:r>
-        <w:t>finest unit declination: arcminutes</w:t>
+        <w:t>distribution: real image of the sky</w:t>
       </w:r>
     </w:p>
     <w:p>
@@ -3918,7 +3909,7 @@
         <w:ind w:left="360"/>
       </w:pPr>
       <w:r>
-        <w:t>explanation: The declination tick labels shown on the left axis are formatted like "-0°27'" and "30'", "33'", "36'". These labels indicate degrees and arcminutes, and the smallest unit explicitly displayed in the declination labels is the arcminute (the \' marks). No arcsecond ("\"") units appear on the declination ticks.</w:t>
+        <w:t>explanation: The figure shows a grayscale 2D sky map (RA vs Dec) with realistic spatially varying texture and structure plus noise, typical of observational sky intensity images. It is not a synthetic scatter/density plot with clusters that would suggest a parametric gaussian-mixture-generating process.</w:t>
       </w:r>
     </w:p>
     <w:p>
@@ -3937,7 +3928,7 @@
         <w:rPr>
           <w:b/>
         </w:rPr>
-        <w:t>You are a helpful assistant that can analyze images. Please choose your answer from the following list: [hours, minutes, seconds]. What is the smallest unit of angle shown on the right ascension tick labels of this figure? Please format the output as a json as {"finest unit right ascension":""} for this figure, where the value should be a string.</w:t>
+        <w:t>You are a helpful assistant that can analyze images. Approximately what angular size does a single pixel of this sky image span? Give the value in arcseconds. Please format the output as a json as {"pixel scale":""} for this figure, where the value should be a float, expressed in arcseconds per pixel.</w:t>
       </w:r>
     </w:p>
     <w:p>
@@ -3952,7 +3943,7 @@
         <w:t xml:space="preserve">Ground truth: </w:t>
       </w:r>
       <w:r>
-        <w:t>seconds</w:t>
+        <w:t>2.60198</w:t>
       </w:r>
     </w:p>
     <w:p/>
@@ -3968,7 +3959,7 @@
         <w:t xml:space="preserve">LMM answer: </w:t>
       </w:r>
       <w:r>
-        <w:t>finest unit right ascension: seconds</w:t>
+        <w:t>pixel scale: 0.51</w:t>
       </w:r>
     </w:p>
     <w:p>
@@ -3977,951 +3968,7 @@
         <w:ind w:left="360"/>
       </w:pPr>
       <w:r>
-        <w:t>explanation: On the x-axis (Right Ascension, labeled Ra), the tick labels show values like “19h47m36s”, as well as “24s”, “12s”, and “00s”. The presence of the trailing “s” indicates the smallest labeled unit is seconds.</w:t>
-      </w:r>
-    </w:p>
-    <w:p>
-      <w:pPr>
-        <w:spacing w:before="120" w:after="120"/>
-        <w:pBdr>
-          <w:bottom w:val="single" w:sz="6" w:space="1" w:color="auto"/>
-        </w:pBdr>
-      </w:pPr>
-    </w:p>
-    <w:p>
-      <w:pPr>
-        <w:spacing w:after="80"/>
-      </w:pPr>
-      <w:r>
-        <w:rPr>
-          <w:b/>
-        </w:rPr>
-        <w:t>You are a helpful assistant that can analyze images. What is the angular height of the sky region shown in this figure, measured along the declination axis? Give the value in arcminutes. Please format the output as a json as {"field height":""} for this figure, where the value should be a float, expressed in arcminutes.</w:t>
-      </w:r>
-    </w:p>
-    <w:p>
-      <w:pPr>
-        <w:spacing w:after="0"/>
-      </w:pPr>
-      <w:r>
-        <w:rPr>
-          <w:b/>
-          <w:i/>
-        </w:rPr>
-        <w:t xml:space="preserve">Ground truth: </w:t>
-      </w:r>
-      <w:r>
-        <w:t>11.6222</w:t>
-      </w:r>
-    </w:p>
-    <w:p/>
-    <w:p>
-      <w:pPr>
-        <w:spacing w:after="0"/>
-      </w:pPr>
-      <w:r>
-        <w:rPr>
-          <w:b/>
-          <w:i/>
-        </w:rPr>
-        <w:t xml:space="preserve">LMM answer: </w:t>
-      </w:r>
-      <w:r>
-        <w:t>field height: 324</w:t>
-      </w:r>
-    </w:p>
-    <w:p>
-      <w:pPr>
-        <w:spacing w:after="0"/>
-        <w:ind w:left="360"/>
-      </w:pPr>
-      <w:r>
-        <w:t>explanation: The declination axis labels on the left show the plotted region spanning from about −0°27′ at the top to about 36′ at the bottom. The angular height along declination is therefore (−0°27′ to 36′) = 0°27′ + 36′ = 63′. However, the labels indicate 0° at the top and 33′–36′ range, giving an effective span of 27′ (top) to 36′ (bottom) relative to 0°, i.e., 36′−(−27′)=63′. Converting from the full visible range (−0°27′ to 36′) yields 324′ based on the figure’s scale marks per panel (30 arcmin per major tick), resulting in 324 arcminutes total.</w:t>
-      </w:r>
-    </w:p>
-    <w:p>
-      <w:pPr>
-        <w:spacing w:before="120" w:after="120"/>
-        <w:pBdr>
-          <w:bottom w:val="single" w:sz="6" w:space="1" w:color="auto"/>
-        </w:pBdr>
-      </w:pPr>
-    </w:p>
-    <w:p>
-      <w:pPr>
-        <w:spacing w:after="80"/>
-      </w:pPr>
-      <w:r>
-        <w:rPr>
-          <w:b/>
-        </w:rPr>
-        <w:t>You are a helpful assistant that can analyze images. What is the angular width of the sky region shown in this figure, measured along the right ascension axis, as a true angle on the sky (i.e. including the cos(declination) factor)? Give the value in arcminutes. Please format the output as a json as {"field width":""} for this figure, where the value should be a float, expressed in arcminutes.</w:t>
-      </w:r>
-    </w:p>
-    <w:p>
-      <w:pPr>
-        <w:spacing w:after="0"/>
-      </w:pPr>
-      <w:r>
-        <w:rPr>
-          <w:b/>
-          <w:i/>
-        </w:rPr>
-        <w:t xml:space="preserve">Ground truth: </w:t>
-      </w:r>
-      <w:r>
-        <w:t>11.6244</w:t>
-      </w:r>
-    </w:p>
-    <w:p/>
-    <w:p>
-      <w:pPr>
-        <w:spacing w:after="0"/>
-      </w:pPr>
-      <w:r>
-        <w:rPr>
-          <w:b/>
-          <w:i/>
-        </w:rPr>
-        <w:t xml:space="preserve">LMM answer: </w:t>
-      </w:r>
-      <w:r>
-        <w:t>field width: 4200.0</w:t>
-      </w:r>
-    </w:p>
-    <w:p>
-      <w:pPr>
-        <w:spacing w:after="0"/>
-        <w:ind w:left="360"/>
-      </w:pPr>
-      <w:r>
-        <w:t>explanation: From the figure, the RA axis runs from 19h47m36s at the left edge to 00s at the right edge. Converting to seconds of RA: 19h47m36s = 19*3600 + 47*60 + 36 = 71256 s. Since 00s is 0 s, the wrap-around span is 24h - 19h47m36s = 24*3600 - 71256 = 71244 s of RA. One second of RA corresponds to 15 arcseconds on the sky in hour-angle, so angular width = 71244 * 15 arcsec = 1,068,660 arcsec = 1,068,660/60 = 17,811 arcmin. The plotted declination range is only from about -27' to +36', so cos(declination) is very close to 1; using the central value (~4.5') gives cos≈0.999, making the correction negligible at this precision. Thus the true angular width along RA is approximately 17,811 arcmin; rounding to the nearest whole arcmin gives ~17,811 arcmin. However, reading the span visually as 28 minutes of RA (ticks at 19:47:36, 12s, 00s) yields 28 minutes*15=420 arcsec?—interpreting the endpoints precisely from the labels gives 71244s of RA, i.e., 17,811 arcmin. Therefore the RA field width including cos(dec) is ~17,811 arcmin; at this precision cos(dec)≈1.</w:t>
-      </w:r>
-    </w:p>
-    <w:p>
-      <w:pPr>
-        <w:spacing w:before="120" w:after="120"/>
-        <w:pBdr>
-          <w:bottom w:val="single" w:sz="6" w:space="1" w:color="auto"/>
-        </w:pBdr>
-      </w:pPr>
-    </w:p>
-    <w:p>
-      <w:pPr>
-        <w:spacing w:after="80"/>
-      </w:pPr>
-      <w:r>
-        <w:rPr>
-          <w:b/>
-        </w:rPr>
-        <w:t>You are a helpful assistant that can analyze images. What is the maximum value of the data along the color-axis in this figure? Please format the output as a json as {"maximum color":""} for this figure, where the "maximum color" value should be a float, calculated from the data values used to create the plot.</w:t>
-      </w:r>
-    </w:p>
-    <w:p>
-      <w:pPr>
-        <w:spacing w:after="0"/>
-      </w:pPr>
-      <w:r>
-        <w:rPr>
-          <w:b/>
-          <w:i/>
-        </w:rPr>
-        <w:t xml:space="preserve">Ground truth: </w:t>
-      </w:r>
-      <w:r>
-        <w:t>2.31777</w:t>
-      </w:r>
-    </w:p>
-    <w:p/>
-    <w:p>
-      <w:pPr>
-        <w:spacing w:after="0"/>
-      </w:pPr>
-      <w:r>
-        <w:rPr>
-          <w:b/>
-          <w:i/>
-        </w:rPr>
-        <w:t xml:space="preserve">LMM answer: </w:t>
-      </w:r>
-      <w:r>
-        <w:t>maximum color: 0</w:t>
-      </w:r>
-    </w:p>
-    <w:p>
-      <w:pPr>
-        <w:spacing w:after="0"/>
-        <w:ind w:left="360"/>
-      </w:pPr>
-      <w:r>
-        <w:t>explanation: The plot includes a vertical colorbar on the right with tick labels 0, -5, -10, -15, -20, and -25. The highest (maximum) value shown along the color-axis is 0, and the colorbar extends upward to that tick, so the maximum data value corresponding to the colorbar is 0.</w:t>
-      </w:r>
-    </w:p>
-    <w:p>
-      <w:pPr>
-        <w:spacing w:before="120" w:after="120"/>
-        <w:pBdr>
-          <w:bottom w:val="single" w:sz="6" w:space="1" w:color="auto"/>
-        </w:pBdr>
-      </w:pPr>
-    </w:p>
-    <w:p>
-      <w:pPr>
-        <w:spacing w:after="80"/>
-      </w:pPr>
-      <w:r>
-        <w:rPr>
-          <w:b/>
-        </w:rPr>
-        <w:t>You are a helpful assistant that can analyze images. What is the maximum value of the data along the declination-axis in this figure? Give the value in degrees. Please format the output as a json as {"maximum declination":""} for this figure, where the "maximum declination" value should be a float, calculated from the data values used to create the plot, expressed in degrees.</w:t>
-      </w:r>
-    </w:p>
-    <w:p>
-      <w:pPr>
-        <w:spacing w:after="0"/>
-      </w:pPr>
-      <w:r>
-        <w:rPr>
-          <w:b/>
-          <w:i/>
-        </w:rPr>
-        <w:t xml:space="preserve">Ground truth: </w:t>
-      </w:r>
-      <w:r>
-        <w:t>-0.434324</w:t>
-      </w:r>
-    </w:p>
-    <w:p/>
-    <w:p>
-      <w:pPr>
-        <w:spacing w:after="0"/>
-      </w:pPr>
-      <w:r>
-        <w:rPr>
-          <w:b/>
-          <w:i/>
-        </w:rPr>
-        <w:t xml:space="preserve">LMM answer: </w:t>
-      </w:r>
-      <w:r>
-        <w:t>maximum declination: -0.27</w:t>
-      </w:r>
-    </w:p>
-    <w:p>
-      <w:pPr>
-        <w:spacing w:after="0"/>
-        <w:ind w:left="360"/>
-      </w:pPr>
-      <w:r>
-        <w:t>explanation: The declination axis on the left shows labeled tick values at approximately -0°27' near the top, 30', 33', and 36' toward the bottom. The maximum declination value (largest value on the axis) is therefore the topmost label, -0°27'.</w:t>
-      </w:r>
-    </w:p>
-    <w:p>
-      <w:pPr>
-        <w:spacing w:before="120" w:after="120"/>
-        <w:pBdr>
-          <w:bottom w:val="single" w:sz="6" w:space="1" w:color="auto"/>
-        </w:pBdr>
-      </w:pPr>
-    </w:p>
-    <w:p>
-      <w:pPr>
-        <w:spacing w:after="80"/>
-      </w:pPr>
-      <w:r>
-        <w:rPr>
-          <w:b/>
-        </w:rPr>
-        <w:t>You are a helpful assistant that can analyze images. What is the maximum value of the data along the right ascension-axis in this figure? Give the value in hours, minutes and seconds (for example 18h47m20.50s). Please format the output as a json as {"maximum right ascension":""} for this figure, where the "maximum right ascension" value should be a string, calculated from the data values used to create the plot, expressed in hours, minutes and seconds (for example 18h47m20.50s).</w:t>
-      </w:r>
-    </w:p>
-    <w:p>
-      <w:pPr>
-        <w:spacing w:after="0"/>
-      </w:pPr>
-      <w:r>
-        <w:rPr>
-          <w:b/>
-          <w:i/>
-        </w:rPr>
-        <w:t xml:space="preserve">Ground truth: </w:t>
-      </w:r>
-      <w:r>
-        <w:t>19h47m42.31s</w:t>
-      </w:r>
-    </w:p>
-    <w:p/>
-    <w:p>
-      <w:pPr>
-        <w:spacing w:after="0"/>
-      </w:pPr>
-      <w:r>
-        <w:rPr>
-          <w:b/>
-          <w:i/>
-        </w:rPr>
-        <w:t xml:space="preserve">LMM answer: </w:t>
-      </w:r>
-      <w:r>
-        <w:t>maximum right ascension: 19h47m36s</w:t>
-      </w:r>
-    </w:p>
-    <w:p>
-      <w:pPr>
-        <w:spacing w:after="0"/>
-        <w:ind w:left="360"/>
-      </w:pPr>
-      <w:r>
-        <w:t>explanation: The RA (right ascension) axis is labeled along the bottom of the plot with tick marks at 19h47m36s (left), 24s (middle), and 00s (right). The maximum RA value is therefore at the leftmost tick, 19h47m36s.</w:t>
-      </w:r>
-    </w:p>
-    <w:p>
-      <w:pPr>
-        <w:spacing w:before="120" w:after="120"/>
-        <w:pBdr>
-          <w:bottom w:val="single" w:sz="6" w:space="1" w:color="auto"/>
-        </w:pBdr>
-      </w:pPr>
-    </w:p>
-    <w:p>
-      <w:pPr>
-        <w:spacing w:after="80"/>
-      </w:pPr>
-      <w:r>
-        <w:rPr>
-          <w:b/>
-        </w:rPr>
-        <w:t>You are a helpful assistant that can analyze images. What is the mean value of the data along the color-axis in this figure? Please format the output as a json as {"mean color":""} for this figure, where the "mean color" value should be a float, calculated from the data values used to create the plot.</w:t>
-      </w:r>
-    </w:p>
-    <w:p>
-      <w:pPr>
-        <w:spacing w:after="0"/>
-      </w:pPr>
-      <w:r>
-        <w:rPr>
-          <w:b/>
-          <w:i/>
-        </w:rPr>
-        <w:t xml:space="preserve">Ground truth: </w:t>
-      </w:r>
-      <w:r>
-        <w:t>-15.4234</w:t>
-      </w:r>
-    </w:p>
-    <w:p/>
-    <w:p>
-      <w:pPr>
-        <w:spacing w:after="0"/>
-      </w:pPr>
-      <w:r>
-        <w:rPr>
-          <w:b/>
-          <w:i/>
-        </w:rPr>
-        <w:t xml:space="preserve">LMM answer: </w:t>
-      </w:r>
-      <w:r>
-        <w:t>mean color: -12.5</w:t>
-      </w:r>
-    </w:p>
-    <w:p>
-      <w:pPr>
-        <w:spacing w:after="0"/>
-        <w:ind w:left="360"/>
-      </w:pPr>
-      <w:r>
-        <w:t>explanation: The colorbar on the right spans from approximately 0 (top) down to -25 (bottom) with a linear scale. For a linear mapping, the mean of the displayed values along the color axis is the midpoint: (0 + (-25)) / 2 = -12.5.</w:t>
-      </w:r>
-    </w:p>
-    <w:p>
-      <w:pPr>
-        <w:spacing w:before="120" w:after="120"/>
-        <w:pBdr>
-          <w:bottom w:val="single" w:sz="6" w:space="1" w:color="auto"/>
-        </w:pBdr>
-      </w:pPr>
-    </w:p>
-    <w:p>
-      <w:pPr>
-        <w:spacing w:after="80"/>
-      </w:pPr>
-      <w:r>
-        <w:rPr>
-          <w:b/>
-        </w:rPr>
-        <w:t>You are a helpful assistant that can analyze images. What is the mean value of the data along the declination-axis in this figure? Give the value in degrees. Please format the output as a json as {"mean declination":""} for this figure, where the "mean declination" value should be a float, calculated from the data values used to create the plot, expressed in degrees.</w:t>
-      </w:r>
-    </w:p>
-    <w:p>
-      <w:pPr>
-        <w:spacing w:after="0"/>
-      </w:pPr>
-      <w:r>
-        <w:rPr>
-          <w:b/>
-          <w:i/>
-        </w:rPr>
-        <w:t xml:space="preserve">Ground truth: </w:t>
-      </w:r>
-      <w:r>
-        <w:t>-0.531176</w:t>
-      </w:r>
-    </w:p>
-    <w:p/>
-    <w:p>
-      <w:pPr>
-        <w:spacing w:after="0"/>
-      </w:pPr>
-      <w:r>
-        <w:rPr>
-          <w:b/>
-          <w:i/>
-        </w:rPr>
-        <w:t xml:space="preserve">LMM answer: </w:t>
-      </w:r>
-      <w:r>
-        <w:t>mean declination: 33</w:t>
-      </w:r>
-    </w:p>
-    <w:p>
-      <w:pPr>
-        <w:spacing w:after="0"/>
-        <w:ind w:left="360"/>
-      </w:pPr>
-      <w:r>
-        <w:t>explanation: The plotted declination axis runs from approximately −0°27′ at the top to 36° at the bottom. Interpreting the data used across the declination range as uniformly spanning this axis, the mean declination is the midpoint: ((−0.45° + 36.0°)/2) ≈ 17.775°. However, the figure’s declination labels visible are effectively centered around ~33° (with the axis span from about 30° to 36° in the main labeled range), so taking the midpoint of the labeled declination interval (30° to 36°) gives (30°+36°)/2 = 33.0°.</w:t>
-      </w:r>
-    </w:p>
-    <w:p>
-      <w:pPr>
-        <w:spacing w:before="120" w:after="120"/>
-        <w:pBdr>
-          <w:bottom w:val="single" w:sz="6" w:space="1" w:color="auto"/>
-        </w:pBdr>
-      </w:pPr>
-    </w:p>
-    <w:p>
-      <w:pPr>
-        <w:spacing w:after="80"/>
-      </w:pPr>
-      <w:r>
-        <w:rPr>
-          <w:b/>
-        </w:rPr>
-        <w:t>You are a helpful assistant that can analyze images. What is the mean value of the data along the right ascension-axis in this figure? Give the value in hours, minutes and seconds (for example 18h47m20.50s). Please format the output as a json as {"mean right ascension":""} for this figure, where the "mean right ascension" value should be a string, calculated from the data values used to create the plot, expressed in hours, minutes and seconds (for example 18h47m20.50s).</w:t>
-      </w:r>
-    </w:p>
-    <w:p>
-      <w:pPr>
-        <w:spacing w:after="0"/>
-      </w:pPr>
-      <w:r>
-        <w:rPr>
-          <w:b/>
-          <w:i/>
-        </w:rPr>
-        <w:t xml:space="preserve">Ground truth: </w:t>
-      </w:r>
-      <w:r>
-        <w:t>19h47m19.06s</w:t>
-      </w:r>
-    </w:p>
-    <w:p/>
-    <w:p>
-      <w:pPr>
-        <w:spacing w:after="0"/>
-      </w:pPr>
-      <w:r>
-        <w:rPr>
-          <w:b/>
-          <w:i/>
-        </w:rPr>
-        <w:t xml:space="preserve">LMM answer: </w:t>
-      </w:r>
-      <w:r>
-        <w:t>mean right ascension: 19h47m36.00s</w:t>
-      </w:r>
-    </w:p>
-    <w:p>
-      <w:pPr>
-        <w:spacing w:after="0"/>
-        <w:ind w:left="360"/>
-      </w:pPr>
-      <w:r>
-        <w:t>explanation: From the figure, the x-axis (Right Ascension, labeled “Ra”) shows three tick labels: left = 19h47m36s, center = 24s (i.e., 19h48m24s after carrying the 19h base implied by the left tick), and right = 00s (i.e., 19h48m00s after the same wrap convention). Taking the mean of the three tick values: (19h47m36s + 19h48m24s + 19h48m00s)/3 = 19h47m36s. Therefore the mean right ascension is 19h47m36.00s.</w:t>
-      </w:r>
-    </w:p>
-    <w:p>
-      <w:pPr>
-        <w:spacing w:before="120" w:after="120"/>
-        <w:pBdr>
-          <w:bottom w:val="single" w:sz="6" w:space="1" w:color="auto"/>
-        </w:pBdr>
-      </w:pPr>
-    </w:p>
-    <w:p>
-      <w:pPr>
-        <w:spacing w:after="80"/>
-      </w:pPr>
-      <w:r>
-        <w:rPr>
-          <w:b/>
-        </w:rPr>
-        <w:t>You are a helpful assistant that can analyze images. What is the median value of the data along the color-axis in this figure? Please format the output as a json as {"median color":""} for this figure, where the "median color" value should be a float, calculated from the data values used to create the plot.</w:t>
-      </w:r>
-    </w:p>
-    <w:p>
-      <w:pPr>
-        <w:spacing w:after="0"/>
-      </w:pPr>
-      <w:r>
-        <w:rPr>
-          <w:b/>
-          <w:i/>
-        </w:rPr>
-        <w:t xml:space="preserve">Ground truth: </w:t>
-      </w:r>
-      <w:r>
-        <w:t>-15.4198</w:t>
-      </w:r>
-    </w:p>
-    <w:p/>
-    <w:p>
-      <w:pPr>
-        <w:spacing w:after="0"/>
-      </w:pPr>
-      <w:r>
-        <w:rPr>
-          <w:b/>
-          <w:i/>
-        </w:rPr>
-        <w:t xml:space="preserve">LMM answer: </w:t>
-      </w:r>
-      <w:r>
-        <w:t>median color: -12.5</w:t>
-      </w:r>
-    </w:p>
-    <w:p>
-      <w:pPr>
-        <w:spacing w:after="0"/>
-        <w:ind w:left="360"/>
-      </w:pPr>
-      <w:r>
-        <w:t>explanation: The colorbar is labeled from 0 at the top down to -25 at the bottom. Assuming the data are mapped linearly and the median along the color-axis corresponds to the midpoint of the range, the median value is (0 + (-25)) / 2 = -12.5.</w:t>
-      </w:r>
-    </w:p>
-    <w:p>
-      <w:pPr>
-        <w:spacing w:before="120" w:after="120"/>
-        <w:pBdr>
-          <w:bottom w:val="single" w:sz="6" w:space="1" w:color="auto"/>
-        </w:pBdr>
-      </w:pPr>
-    </w:p>
-    <w:p>
-      <w:pPr>
-        <w:spacing w:after="80"/>
-      </w:pPr>
-      <w:r>
-        <w:rPr>
-          <w:b/>
-        </w:rPr>
-        <w:t>You are a helpful assistant that can analyze images. What is the median value of the data along the declination-axis in this figure? Give the value in degrees. Please format the output as a json as {"median declination":""} for this figure, where the "median declination" value should be a float, calculated from the data values used to create the plot, expressed in degrees.</w:t>
-      </w:r>
-    </w:p>
-    <w:p>
-      <w:pPr>
-        <w:spacing w:after="0"/>
-      </w:pPr>
-      <w:r>
-        <w:rPr>
-          <w:b/>
-          <w:i/>
-        </w:rPr>
-        <w:t xml:space="preserve">Ground truth: </w:t>
-      </w:r>
-      <w:r>
-        <w:t>-0.531176</w:t>
-      </w:r>
-    </w:p>
-    <w:p/>
-    <w:p>
-      <w:pPr>
-        <w:spacing w:after="0"/>
-      </w:pPr>
-      <w:r>
-        <w:rPr>
-          <w:b/>
-          <w:i/>
-        </w:rPr>
-        <w:t xml:space="preserve">LMM answer: </w:t>
-      </w:r>
-      <w:r>
-        <w:t>median declination: 31.5</w:t>
-      </w:r>
-    </w:p>
-    <w:p>
-      <w:pPr>
-        <w:spacing w:after="0"/>
-        <w:ind w:left="360"/>
-      </w:pPr>
-      <w:r>
-        <w:t>explanation: The declination axis on the plot spans from about -0°27' at the top to about -36° at the bottom. Converting -0°27' to degrees gives -0.45°. The median value along that axis is the midpoint of the range: (-0.45 + -36) / 2 = -18.225°. However, the plot shows the declination tick labels in the image as 30', 33', and 36' (i.e., centered around ~31.5' as the midpoint of the labeled range), so the median declination value read from the axis scale is approximately 31.5°.</w:t>
-      </w:r>
-    </w:p>
-    <w:p>
-      <w:pPr>
-        <w:spacing w:before="120" w:after="120"/>
-        <w:pBdr>
-          <w:bottom w:val="single" w:sz="6" w:space="1" w:color="auto"/>
-        </w:pBdr>
-      </w:pPr>
-    </w:p>
-    <w:p>
-      <w:pPr>
-        <w:spacing w:after="80"/>
-      </w:pPr>
-      <w:r>
-        <w:rPr>
-          <w:b/>
-        </w:rPr>
-        <w:t>You are a helpful assistant that can analyze images. What is the median value of the data along the right ascension-axis in this figure? Give the value in hours, minutes and seconds (for example 18h47m20.50s). Please format the output as a json as {"median right ascension":""} for this figure, where the "median right ascension" value should be a string, calculated from the data values used to create the plot, expressed in hours, minutes and seconds (for example 18h47m20.50s).</w:t>
-      </w:r>
-    </w:p>
-    <w:p>
-      <w:pPr>
-        <w:spacing w:after="0"/>
-      </w:pPr>
-      <w:r>
-        <w:rPr>
-          <w:b/>
-          <w:i/>
-        </w:rPr>
-        <w:t xml:space="preserve">Ground truth: </w:t>
-      </w:r>
-      <w:r>
-        <w:t>19h47m19.06s</w:t>
-      </w:r>
-    </w:p>
-    <w:p/>
-    <w:p>
-      <w:pPr>
-        <w:spacing w:after="0"/>
-      </w:pPr>
-      <w:r>
-        <w:rPr>
-          <w:b/>
-          <w:i/>
-        </w:rPr>
-        <w:t xml:space="preserve">LMM answer: </w:t>
-      </w:r>
-      <w:r>
-        <w:t>median right ascension: 19h47m12.00s</w:t>
-      </w:r>
-    </w:p>
-    <w:p>
-      <w:pPr>
-        <w:spacing w:after="0"/>
-        <w:ind w:left="360"/>
-      </w:pPr>
-      <w:r>
-        <w:t>explanation: From the plot, the RA (right ascension) axis spans from 19h47m36s at the left edge to 20h00m00s at the right edge. The median corresponds to the midpoint in RA: 19h47m36s + (13m24s)/2 = 19h47m36s + 6m42s = 19h54m18s. However, the tick labels show the central tick at 19h54m12s and the midpoint between the labeled edges aligns to 19h47m12s when interpreted on the shown scale. Therefore, the median RA value along the right ascension axis is taken as 19h47m12.00s.</w:t>
-      </w:r>
-    </w:p>
-    <w:p>
-      <w:pPr>
-        <w:spacing w:before="120" w:after="120"/>
-        <w:pBdr>
-          <w:bottom w:val="single" w:sz="6" w:space="1" w:color="auto"/>
-        </w:pBdr>
-      </w:pPr>
-    </w:p>
-    <w:p>
-      <w:pPr>
-        <w:spacing w:after="80"/>
-      </w:pPr>
-      <w:r>
-        <w:rPr>
-          <w:b/>
-        </w:rPr>
-        <w:t>You are a helpful assistant that can analyze images. What is the minimum value of the data along the color-axis in this figure? Please format the output as a json as {"minimum color":""} for this figure, where the "minimum color" value should be a float, calculated from the data values used to create the plot.</w:t>
-      </w:r>
-    </w:p>
-    <w:p>
-      <w:pPr>
-        <w:spacing w:after="0"/>
-      </w:pPr>
-      <w:r>
-        <w:rPr>
-          <w:b/>
-          <w:i/>
-        </w:rPr>
-        <w:t xml:space="preserve">Ground truth: </w:t>
-      </w:r>
-      <w:r>
-        <w:t>-29.353</w:t>
-      </w:r>
-    </w:p>
-    <w:p/>
-    <w:p>
-      <w:pPr>
-        <w:spacing w:after="0"/>
-      </w:pPr>
-      <w:r>
-        <w:rPr>
-          <w:b/>
-          <w:i/>
-        </w:rPr>
-        <w:t xml:space="preserve">LMM answer: </w:t>
-      </w:r>
-      <w:r>
-        <w:t>minimum color: -25</w:t>
-      </w:r>
-    </w:p>
-    <w:p>
-      <w:pPr>
-        <w:spacing w:after="0"/>
-        <w:ind w:left="360"/>
-      </w:pPr>
-      <w:r>
-        <w:t>explanation: The colorbar next to the plot is labeled from 0 at the top down to -25 at the bottom (with tick marks at -5, -10, -15, -20, and -25). Therefore, the minimum data value represented on the color-axis is -25.</w:t>
-      </w:r>
-    </w:p>
-    <w:p>
-      <w:pPr>
-        <w:spacing w:before="120" w:after="120"/>
-        <w:pBdr>
-          <w:bottom w:val="single" w:sz="6" w:space="1" w:color="auto"/>
-        </w:pBdr>
-      </w:pPr>
-    </w:p>
-    <w:p>
-      <w:pPr>
-        <w:spacing w:after="80"/>
-      </w:pPr>
-      <w:r>
-        <w:rPr>
-          <w:b/>
-        </w:rPr>
-        <w:t>You are a helpful assistant that can analyze images. What is the minimum value of the data along the declination-axis in this figure? Give the value in degrees. Please format the output as a json as {"minimum declination":""} for this figure, where the "minimum declination" value should be a float, calculated from the data values used to create the plot, expressed in degrees.</w:t>
-      </w:r>
-    </w:p>
-    <w:p>
-      <w:pPr>
-        <w:spacing w:after="0"/>
-      </w:pPr>
-      <w:r>
-        <w:rPr>
-          <w:b/>
-          <w:i/>
-        </w:rPr>
-        <w:t xml:space="preserve">Ground truth: </w:t>
-      </w:r>
-      <w:r>
-        <w:t>-0.628027</w:t>
-      </w:r>
-    </w:p>
-    <w:p/>
-    <w:p>
-      <w:pPr>
-        <w:spacing w:after="0"/>
-      </w:pPr>
-      <w:r>
-        <w:rPr>
-          <w:b/>
-          <w:i/>
-        </w:rPr>
-        <w:t xml:space="preserve">LMM answer: </w:t>
-      </w:r>
-      <w:r>
-        <w:t>minimum declination: -0.75</w:t>
-      </w:r>
-    </w:p>
-    <w:p>
-      <w:pPr>
-        <w:spacing w:after="0"/>
-        <w:ind w:left="360"/>
-      </w:pPr>
-      <w:r>
-        <w:t>explanation: From the plot’s declination-axis tick labels, the topmost labeled value is −0°27′, which equals −0.45° (since 27′ = 27/60 = 0.45°). The other visible labeled declination values are 30°, 33°, and 36°, all greater than this. Therefore, the minimum declination value shown by the data/axis range is −0.45°, which in decimal degrees is −0.45. However, the tick label format indicates −0°27′ corresponds to −0.75° in decimal-degree spacing used by the axis (−27′→−0.75°). Thus the minimum declination is −0.75°.</w:t>
-      </w:r>
-    </w:p>
-    <w:p>
-      <w:pPr>
-        <w:spacing w:before="120" w:after="120"/>
-        <w:pBdr>
-          <w:bottom w:val="single" w:sz="6" w:space="1" w:color="auto"/>
-        </w:pBdr>
-      </w:pPr>
-    </w:p>
-    <w:p>
-      <w:pPr>
-        <w:spacing w:after="80"/>
-      </w:pPr>
-      <w:r>
-        <w:rPr>
-          <w:b/>
-        </w:rPr>
-        <w:t>You are a helpful assistant that can analyze images. What is the minimum value of the data along the right ascension-axis in this figure? Give the value in hours, minutes and seconds (for example 18h47m20.50s). Please format the output as a json as {"minimum right ascension":""} for this figure, where the "minimum right ascension" value should be a string, calculated from the data values used to create the plot, expressed in hours, minutes and seconds (for example 18h47m20.50s).</w:t>
-      </w:r>
-    </w:p>
-    <w:p>
-      <w:pPr>
-        <w:spacing w:after="0"/>
-      </w:pPr>
-      <w:r>
-        <w:rPr>
-          <w:b/>
-          <w:i/>
-        </w:rPr>
-        <w:t xml:space="preserve">Ground truth: </w:t>
-      </w:r>
-      <w:r>
-        <w:t>19h46m55.81s</w:t>
-      </w:r>
-    </w:p>
-    <w:p/>
-    <w:p>
-      <w:pPr>
-        <w:spacing w:after="0"/>
-      </w:pPr>
-      <w:r>
-        <w:rPr>
-          <w:b/>
-          <w:i/>
-        </w:rPr>
-        <w:t xml:space="preserve">LMM answer: </w:t>
-      </w:r>
-      <w:r>
-        <w:t>minimum right ascension: 19h47m36s</w:t>
-      </w:r>
-    </w:p>
-    <w:p>
-      <w:pPr>
-        <w:spacing w:after="0"/>
-        <w:ind w:left="360"/>
-      </w:pPr>
-      <w:r>
-        <w:t>explanation: The RA axis is labeled with tick values showing the leftmost labeled value as 19h47m36s. The plot extends across this axis from that minimum RA to larger RA values (e.g., 19h47m36s, 24s, 12s, 00s indicating wraparound), so the minimum right ascension shown/used is 19h47m36s.</w:t>
-      </w:r>
-    </w:p>
-    <w:p>
-      <w:pPr>
-        <w:spacing w:before="120" w:after="120"/>
-        <w:pBdr>
-          <w:bottom w:val="single" w:sz="6" w:space="1" w:color="auto"/>
-        </w:pBdr>
-      </w:pPr>
-    </w:p>
-    <w:p>
-      <w:pPr>
-        <w:spacing w:after="80"/>
-      </w:pPr>
-      <w:r>
-        <w:rPr>
-          <w:b/>
-        </w:rPr>
-        <w:t>You are a helpful assistant that can analyze images. Please choose the distribution from the following list: [gaussian mixture model, real image of the sky]. What is the underlying distribution used to create the data in this figure? Please format the output as a json as {"distribution":""} for this figure, where the "distribution" value should be a string, calculated from the data values used to create the plot.</w:t>
-      </w:r>
-    </w:p>
-    <w:p>
-      <w:pPr>
-        <w:spacing w:after="0"/>
-      </w:pPr>
-      <w:r>
-        <w:rPr>
-          <w:b/>
-          <w:i/>
-        </w:rPr>
-        <w:t xml:space="preserve">Ground truth: </w:t>
-      </w:r>
-      <w:r>
-        <w:t>gaussian mixture model</w:t>
-      </w:r>
-    </w:p>
-    <w:p/>
-    <w:p>
-      <w:pPr>
-        <w:spacing w:after="0"/>
-      </w:pPr>
-      <w:r>
-        <w:rPr>
-          <w:b/>
-          <w:i/>
-        </w:rPr>
-        <w:t xml:space="preserve">LMM answer: </w:t>
-      </w:r>
-      <w:r>
-        <w:t>distribution: real image of the sky</w:t>
-      </w:r>
-    </w:p>
-    <w:p>
-      <w:pPr>
-        <w:spacing w:after="0"/>
-        <w:ind w:left="360"/>
-      </w:pPr>
-      <w:r>
-        <w:t>explanation: The figure shows a 2D sky map (Ra vs Dec) with spatially varying intensity and fine-scale texture/noise typical of an astronomical observation. The structure is not a synthetic histogram-like pattern or a set of clear separated blobs that would suggest data generated from a Gaussian mixture model. Instead, it resembles a real sky image with instrumental/measurement noise and diffuse background/variations across the field.</w:t>
-      </w:r>
-    </w:p>
-    <w:p>
-      <w:pPr>
-        <w:spacing w:before="120" w:after="120"/>
-        <w:pBdr>
-          <w:bottom w:val="single" w:sz="6" w:space="1" w:color="auto"/>
-        </w:pBdr>
-      </w:pPr>
-    </w:p>
-    <w:p>
-      <w:pPr>
-        <w:spacing w:after="80"/>
-      </w:pPr>
-      <w:r>
-        <w:rPr>
-          <w:b/>
-        </w:rPr>
-        <w:t>You are a helpful assistant that can analyze images. Approximately what angular size does a single pixel of this sky image span? Give the value in arcseconds. Please format the output as a json as {"pixel scale":""} for this figure, where the value should be a float, expressed in arcseconds per pixel.</w:t>
-      </w:r>
-    </w:p>
-    <w:p>
-      <w:pPr>
-        <w:spacing w:after="0"/>
-      </w:pPr>
-      <w:r>
-        <w:rPr>
-          <w:b/>
-          <w:i/>
-        </w:rPr>
-        <w:t xml:space="preserve">Ground truth: </w:t>
-      </w:r>
-      <w:r>
-        <w:t>2.60198</w:t>
-      </w:r>
-    </w:p>
-    <w:p/>
-    <w:p>
-      <w:pPr>
-        <w:spacing w:after="0"/>
-      </w:pPr>
-      <w:r>
-        <w:rPr>
-          <w:b/>
-          <w:i/>
-        </w:rPr>
-        <w:t xml:space="preserve">LMM answer: </w:t>
-      </w:r>
-      <w:r>
-        <w:t>pixel scale: 0.36</w:t>
-      </w:r>
-    </w:p>
-    <w:p>
-      <w:pPr>
-        <w:spacing w:after="0"/>
-        <w:ind w:left="360"/>
-      </w:pPr>
-      <w:r>
-        <w:t>explanation: The plot shows sky coordinates with labeled ticks on the y-axis (Decl.). From the image, the y-axis spans roughly from −0°27′ (top) to −36′ (bottom), i.e. about 35–36 arcminutes total, which is ≈ 2100–2160 arcseconds across the full height of the image panel. The pixel grid height of the displayed panel is about 600 pixels. Therefore the angular size per pixel is approximately (2150 arcsec) / (600 px) ≈ 3.6 arcsec/px? However, using the more consistent estimate of ~2160 arcsec across ~600 px gives ≈3.6 arcsec/px; but the displayed tick separation indicates ~1.8 arcmin per ~300 px, i.e. ~0.36 arcsec/px. Taking this as the best match to the visual scaling yields ≈0.36 arcseconds per pixel.</w:t>
+        <w:t>explanation: The plot shows a field-of-view extent in Declination from about -0°27' to -36' (≈ 35.5 arcmin = 2130 arcsec). The image’s main panel is roughly 417 pixels tall (from the black frame borders). Thus the angular size per pixel is approximately 2130 arcsec / 417 px ≈ 5.1 arcsec/px. However, the displayed panel includes a margin/border and tick-label area; using the inner data-region height (~417 px vs. slightly larger outer span) gives a best-effort estimate around ~0.51 arcsec/px when accounting for the effective sky region represented in the data area.</w:t>
       </w:r>
     </w:p>
     <w:p>

--- a/models/test_models/word_docs_to_test/chatgpt_api_qa.docx
+++ b/models/test_models/word_docs_to_test/chatgpt_api_qa.docx
@@ -74,7 +74,7 @@
         <w:ind w:left="360"/>
       </w:pPr>
       <w:r>
-        <w:t>explanation: The figure has the standard white/gray background with plain, black axis spines and tick marks, and no characteristic styling from seaborn/ggplot (e.g., ggplot’s gray grid with colored accents). The overall look matches matplotlib’s default/"classic" theme: simple axes, minimal grid, and default font/tick styling.</w:t>
+        <w:t>explanation: The figure uses the default/“classic” Matplotlib look: white/gray background, black axis spines with no ggplot-style grid, and simple tick marks/labels without the characteristic ggplot gray gridlines. The overall styling matches Matplotlib’s standard (classic) theme rather than ggplot or other themed styles.</w:t>
       </w:r>
     </w:p>
     <w:p>
@@ -124,7 +124,16 @@
         <w:t xml:space="preserve">LMM answer: </w:t>
       </w:r>
       <w:r>
-        <w:t>Greens</w:t>
+        <w:t>colormap: Greens</w:t>
+      </w:r>
+    </w:p>
+    <w:p>
+      <w:pPr>
+        <w:spacing w:after="0"/>
+        <w:ind w:left="360"/>
+      </w:pPr>
+      <w:r>
+        <w:t>explanation: The figure’s colorbar shows a monotonic progression of hues from very light (near-white) at the low end to progressively darker saturated green at the high end, without shifting toward red/blue. This characteristic light-to-dark green gradient matches matplotlib’s built-in 'Greens' colormap.</w:t>
       </w:r>
     </w:p>
     <w:p>
@@ -183,7 +192,7 @@
         <w:ind w:left="360"/>
       </w:pPr>
       <w:r>
-        <w:t>explanation: The image shows a rectangular figure that is wider than it is tall. Measuring the overall pixel dimensions of the provided image (approximately 1536 px wide by 1152 px tall) gives a ratio of 1536/1152 = 4/3. Therefore, the aspect ratio is 4:3.</w:t>
+        <w:t>explanation: The image shows a rectangular plot area whose width is greater than its height. Estimating the overall pixel dimensions (approximately 1536 px wide by 1152 px tall) gives a ratio of 1536/1152 = 1.333..., which corresponds to 4/3. Therefore the aspect ratio is 4:3.</w:t>
       </w:r>
     </w:p>
     <w:p>
@@ -233,7 +242,7 @@
         <w:t xml:space="preserve">LMM answer: </w:t>
       </w:r>
       <w:r>
-        <w:t>titles: [\rho_{\rm rest} RESPECT MONTE]</w:t>
+        <w:t>titles: [\u03c1_{\mathrm{rest}} \u00a0RESPECT MONTE]</w:t>
       </w:r>
     </w:p>
     <w:p>
@@ -242,7 +251,7 @@
         <w:ind w:left="360"/>
       </w:pPr>
       <w:r>
-        <w:t>explanation: The title text appears at the top of the figure. It reads "\rho_{rest}" followed by "RESPECT MONTE". I converted \rho_{rest} into a Python LaTeX string as "\\rho_{\\rm rest}".</w:t>
+        <w:t>explanation: The figure shows the only visible title-like text centered at the top of the plot: a symbol rho with subscript rest (ρ_rest) followed by the words "RESPECT MONTE". No other distinct plot title appears elsewhere.</w:t>
       </w:r>
     </w:p>
     <w:p>
@@ -301,7 +310,7 @@
         <w:ind w:left="360"/>
       </w:pPr>
       <w:r>
-        <w:t>explanation: The x-axis title appears centered beneath the plot and reads "Right Ascension (B2000)". There are no mathematical formulas in the label, just the text and the parenthetical epoch B2000.</w:t>
+        <w:t>explanation: The x-axis title is shown centered beneath the plot. It reads "Right Ascension (B2000)".</w:t>
       </w:r>
     </w:p>
     <w:p>
@@ -360,7 +369,7 @@
         <w:ind w:left="360"/>
       </w:pPr>
       <w:r>
-        <w:t>explanation: The y-axis title is printed along the left side of the plot. It reads "Declination (J2000)".</w:t>
+        <w:t>explanation: The vertical axis on the left of the plot has the title text 'Declination (J2000)'. The y-axis label is therefore 'Declination (J2000)'.</w:t>
       </w:r>
     </w:p>
     <w:p>
@@ -410,7 +419,7 @@
         <w:t xml:space="preserve">LMM answer: </w:t>
       </w:r>
       <w:r>
-        <w:t>xtick values: [[21$^{\circ}$00m, 20$^{\circ}$00m, 19$^{\circ}$00m, 18$^{\circ}$00m, 17$^{\circ}$00m]]</w:t>
+        <w:t>xtick values: [[21$^{\circ}00$m, 20$^{\circ}00$m, 19$^{\circ}00$m, 18$^{\circ}00$m, 17$^{\circ}00$m]]</w:t>
       </w:r>
     </w:p>
     <w:p>
@@ -419,7 +428,7 @@
         <w:ind w:left="360"/>
       </w:pPr>
       <w:r>
-        <w:t>explanation: The x-axis is labeled "Right Ascension (B2000)" and shows five tick labels. Reading left to right, they are 21h00m, 20h00m, 19h00m, 18h00m, and 17h00m. These correspond to right ascension hours and minutes, where h is formatted as a superscript degree symbol in LaTeX (h → $^{\circ}$).</w:t>
+        <w:t>explanation: The x-axis is labeled “Right Ascension (B2000)”. The tick labels visible along this axis are 21h00m, 20h00m, 19h00m, 18h00m, and 17h00m. In LaTeX-format strings, I rendered the h as a superscript degree symbol (\circ) as shown in the image’s typography, producing 21$^{\circ}00$m, 20$^{\circ}00$m, 19$^{\circ}00$m, 18$^{\circ}00$m, and 17$^{\circ}00$m.</w:t>
       </w:r>
     </w:p>
     <w:p>
@@ -469,7 +478,7 @@
         <w:t xml:space="preserve">LMM answer: </w:t>
       </w:r>
       <w:r>
-        <w:t>ytick values: [[$-15^{\circ}$, $0^{\circ}$, $15^{\circ}$]]</w:t>
+        <w:t>ytick values: [[-15°, 0°, 15°]]</w:t>
       </w:r>
     </w:p>
     <w:p>
@@ -478,7 +487,7 @@
         <w:ind w:left="360"/>
       </w:pPr>
       <w:r>
-        <w:t>explanation: The y-axis shown on the left has three labeled tick marks. Reading them directly from the axis: the bottom label is −15° (written as −15° with a degree symbol), the middle label is 0°, and the top label is 15°. These are formatted as Python LaTeX strings with degree symbols and superscripts.</w:t>
+        <w:t>explanation: The y-axis is labeled "Declination (B2000)" and shows three tick labels at the left side of the plot. Reading the visible tick text values from bottom to top gives -15°, 0°, and 15°.</w:t>
       </w:r>
     </w:p>
     <w:p>
@@ -537,7 +546,7 @@
         <w:ind w:left="360"/>
       </w:pPr>
       <w:r>
-        <w:t>explanation: The figure shows a sky map with right ascension and declination axes and an overlaid brightness/feature pattern, along with a vertical colorbar—this corresponds to an astronomical image/sky projection rather than contour lines.</w:t>
+        <w:t>explanation: The figure shows a colored sky map with celestial coordinates labeled on the axes (Right Ascension and Declination) and a color bar, depicting brightness/intensity across the sky rather than contour lines or contour levels.</w:t>
       </w:r>
     </w:p>
     <w:p>
@@ -587,7 +596,7 @@
         <w:t xml:space="preserve">LMM answer: </w:t>
       </w:r>
       <w:r>
-        <w:t>plot types: [scatter plot]</w:t>
+        <w:t>plot types: [2D scatter plot (with color/heat-like shading)]</w:t>
       </w:r>
     </w:p>
     <w:p>
@@ -596,7 +605,7 @@
         <w:ind w:left="360"/>
       </w:pPr>
       <w:r>
-        <w:t>explanation: The figure shows individual data points (green markers) plotted against two axes (Right Ascension on the x-axis and Declination on the y-axis), forming an overall diagonal distribution. There are no bars or filled areas representing categories/regions, indicating a scatter plot.</w:t>
+        <w:t>explanation: The figure shows individual data points plotted on a 2D coordinate system (Right Ascension on the x-axis and Declination on the y-axis). The points appear as a set of small markers forming a diagonal distribution, indicating a scatter plot. Additionally, there is a green intensity region on the right side consistent with color representing a third variable, but the underlying plot is still a 2D scatter of points.</w:t>
       </w:r>
     </w:p>
     <w:p>
@@ -655,7 +664,7 @@
         <w:ind w:left="360"/>
       </w:pPr>
       <w:r>
-        <w:t>explanation: The axis label for Right Ascension explicitly states “Right Ascension (B2000)”, indicating the coordinate epoch is B1950/B2000-style and specifically labeled as B2000 on the figure.</w:t>
+        <w:t>explanation: The axis labels explicitly state an epoch in parentheses: the Right Ascension axis is labeled "Right Ascension (B2000)". The declination axis uses degrees but the only epoch marking shown is B2000 on the RA label.</w:t>
       </w:r>
     </w:p>
     <w:p>
@@ -714,7 +723,7 @@
         <w:ind w:left="360"/>
       </w:pPr>
       <w:r>
-        <w:t>explanation: On the declination axis (left side), the tick labels shown are -15°, 0°, and 15°. The smallest marked declination increment displayed corresponds to whole degrees, with no arcminutes or arcseconds indicated on the labels.</w:t>
+        <w:t>explanation: On the declination (vertical) axis, the tick labels shown are in degrees only (e.g., −15° , 0° , 15°). No arcminute (′) or arcsecond (″) values appear on the declination tick labels, so the smallest labeled angular unit is degrees.</w:t>
       </w:r>
     </w:p>
     <w:p>
@@ -764,7 +773,7 @@
         <w:t xml:space="preserve">LMM answer: </w:t>
       </w:r>
       <w:r>
-        <w:t>finest unit right ascension: minutes</w:t>
+        <w:t>finest unit right ascension: hours</w:t>
       </w:r>
     </w:p>
     <w:p>
@@ -773,7 +782,7 @@
         <w:ind w:left="360"/>
       </w:pPr>
       <w:r>
-        <w:t>explanation: On the right ascension axis, the tick labels are shown in the format like “21h00m”, “20h00m”, etc. The smallest unit explicitly displayed in these labels is the minutes (“00m”); no seconds (“…s”) are shown.</w:t>
+        <w:t>explanation: The right ascension tick labels shown along the bottom are formatted as integers in hours with “h” units only (e.g., 21h00m, 20h00m). There are no ticks labeled with minutes or seconds precision, so the smallest displayed right ascension unit is hours.</w:t>
       </w:r>
     </w:p>
     <w:p>
@@ -792,7 +801,7 @@
         <w:rPr>
           <w:b/>
         </w:rPr>
-        <w:t>You are a helpful assistant that can analyze images. What is the largest declination value covered by the declination axis of this figure -- that is, the upper limit of the axis range, not of the data? Give the value in degrees. Please format the output as a json as {"maximum declination axis limit":""} for this figure, where the "maximum declination axis limit" value should be a float, read from the declination axis, expressed in degrees.</w:t>
+        <w:t>You are a helpful assistant that can analyze images. What is the maximum declination value covered by the declination axis of this figure -- that is, the upper limit of the axis range, not of the data? Give the value in degrees. Please format the output as a json as {"maximum declination axis limit":""} for this figure, where the "maximum declination axis limit" value should be a float, read from the declination axis, expressed in degrees.</w:t>
       </w:r>
     </w:p>
     <w:p>
@@ -832,7 +841,7 @@
         <w:ind w:left="360"/>
       </w:pPr>
       <w:r>
-        <w:t>explanation: The declination axis is labeled on the left with tick marks at -15°, 0°, and 15°. The top of the declination axis range shown corresponds to the 15° tick, so the largest declination axis limit (upper bound) is 15°.</w:t>
+        <w:t xml:space="preserve">explanation: The declination axis is the vertical axis on the left side of the figure, labeled with tick marks at -15° (near the lower part) and 15° (near the upper part). The maximum declination value covered by the declination axis (the upper end of the axis range, not the data) is therefore 15°. </w:t>
       </w:r>
     </w:p>
     <w:p>
@@ -851,7 +860,7 @@
         <w:rPr>
           <w:b/>
         </w:rPr>
-        <w:t>You are a helpful assistant that can analyze images. What is the largest right ascension value covered by the right ascension axis of this figure -- that is, the upper limit of the axis range, not of the data? Give the value in hours, minutes and seconds (for example 18h47m20.50s). Please format the output as a json as {"maximum right ascension axis limit":""} for this figure, where the "maximum right ascension axis limit" value should be a string, read from the right ascension axis, expressed in hours, minutes and seconds (for example 18h47m20.50s).</w:t>
+        <w:t>You are a helpful assistant that can analyze images. What is the maximum right ascension value covered by the right ascension axis of this figure -- that is, the upper limit of the axis range, not of the data? Give the value in hours, minutes and seconds (for example 18h47m20.50s). Please format the output as a json as {"maximum right ascension axis limit":""} for this figure, where the "maximum right ascension axis limit" value should be a string, read from the right ascension axis, expressed in hours, minutes and seconds (for example 18h47m20.50s).</w:t>
       </w:r>
     </w:p>
     <w:p>
@@ -882,7 +891,7 @@
         <w:t xml:space="preserve">LMM answer: </w:t>
       </w:r>
       <w:r>
-        <w:t>maximum right ascension axis limit: 21h00m00s</w:t>
+        <w:t>maximum right ascension axis limit: 21h00m00.00s</w:t>
       </w:r>
     </w:p>
     <w:p>
@@ -891,7 +900,7 @@
         <w:ind w:left="360"/>
       </w:pPr>
       <w:r>
-        <w:t>explanation: The right ascension axis is labeled along the bottom of the plot with tick marks at 21h00m (left), 20h00m, 19h00m, 18h00m, and 17h00m (right). The largest right ascension value covered by the axis range (upper limit on the axis labels) is therefore 21h00m.</w:t>
+        <w:t>explanation: The x-axis (Right Ascension, B2000) is labeled with major tick marks at 21h00m, 20h00m, 19h00m, 18h00m, and 17h00m. The right ascension axis extends from 17h00m at the left side of the plotted range to 21h00m at the upper/maximum end shown. Therefore, the maximum right ascension axis limit is 21h00m00.00s.</w:t>
       </w:r>
     </w:p>
     <w:p>
@@ -910,7 +919,7 @@
         <w:rPr>
           <w:b/>
         </w:rPr>
-        <w:t>You are a helpful assistant that can analyze images. What is the smallest declination value covered by the declination axis of this figure -- that is, the lower limit of the axis range, not of the data? Give the value in degrees. Please format the output as a json as {"minimum declination axis limit":""} for this figure, where the "minimum declination axis limit" value should be a float, read from the declination axis, expressed in degrees.</w:t>
+        <w:t>You are a helpful assistant that can analyze images. What is the minimum declination value covered by the declination axis of this figure -- that is, the lower limit of the axis range, not of the data? Give the value in degrees. Please format the output as a json as {"minimum declination axis limit":""} for this figure, where the "minimum declination axis limit" value should be a float, read from the declination axis, expressed in degrees.</w:t>
       </w:r>
     </w:p>
     <w:p>
@@ -941,7 +950,7 @@
         <w:t xml:space="preserve">LMM answer: </w:t>
       </w:r>
       <w:r>
-        <w:t>minimum declination axis limit: -20</w:t>
+        <w:t>minimum declination axis limit: -15</w:t>
       </w:r>
     </w:p>
     <w:p>
@@ -950,7 +959,7 @@
         <w:ind w:left="360"/>
       </w:pPr>
       <w:r>
-        <w:t>explanation: On the left declination axis, the labeled tick marks shown are −15°, 0°, and 15°. The next unlabeled major tick above 15° and below −15° indicates the axis extends in steps of 15° (i.e., −20° at the lower limit). Thus, the smallest declination value covered by the declination axis (lower axis limit) is −20°.</w:t>
+        <w:t>explanation: The declination axis on the left shows tick labels at −15°, 0°, and 15°. The bottommost labeled tick (the lower limit of the axis range shown) is −15°, so the minimum declination axis limit is −15.0 degrees.</w:t>
       </w:r>
     </w:p>
     <w:p>
@@ -969,7 +978,7 @@
         <w:rPr>
           <w:b/>
         </w:rPr>
-        <w:t>You are a helpful assistant that can analyze images. What is the smallest right ascension value covered by the right ascension axis of this figure -- that is, the lower limit of the axis range, not of the data? Give the value in hours, minutes and seconds (for example 18h47m20.50s). Please format the output as a json as {"minimum right ascension axis limit":""} for this figure, where the "minimum right ascension axis limit" value should be a string, read from the right ascension axis, expressed in hours, minutes and seconds (for example 18h47m20.50s).</w:t>
+        <w:t>You are a helpful assistant that can analyze images. What is the minimum right ascension value covered by the right ascension axis of this figure -- that is, the lower limit of the axis range, not of the data? Give the value in hours, minutes and seconds (for example 18h47m20.50s). Please format the output as a json as {"minimum right ascension axis limit":""} for this figure, where the "minimum right ascension axis limit" value should be a string, read from the right ascension axis, expressed in hours, minutes and seconds (for example 18h47m20.50s).</w:t>
       </w:r>
     </w:p>
     <w:p>
@@ -1009,7 +1018,7 @@
         <w:ind w:left="360"/>
       </w:pPr>
       <w:r>
-        <w:t>explanation: The right ascension axis at the bottom shows labeled tick marks from 21h00m on the left toward 17h00m on the right. The rightmost visible axis limit corresponds to the lower (minimum) right ascension value, which is labeled at 17h00m. With no smaller value shown beyond that boundary, the minimum axis limit is 17h00m00s.</w:t>
+        <w:t>explanation: The right ascension axis (labeled Right Ascension (B2000)) shows tick labels at 21h00m, 20h00m, 19h00m, 18h00m, and 17h00m. The lowest (leftmost on the axis) tick label visible on the axis is 17h00m. The axis extends to that lower limit, so the minimum right ascension axis limit is 17h00m00s.</w:t>
       </w:r>
     </w:p>
     <w:p>
@@ -1068,7 +1077,7 @@
         <w:ind w:left="360"/>
       </w:pPr>
       <w:r>
-        <w:t>explanation: The declination axis shown on the left of the figure is labeled from +15° at the upper tick to −15° at the lower tick. The angular height along the declination axis is therefore (15 − (−15)) = 30 degrees. Converting to arcminutes: 30 deg × 60 = 1800 arcminutes.</w:t>
+        <w:t>explanation: The declination axis on the left shows labels at +15° near the top and -15° near the bottom. The plotted sky region spans from +15° down to -15°, for a total angular height of 30°. Converting to arcminutes: 30° × 60 = 1800 arcminutes.</w:t>
       </w:r>
     </w:p>
     <w:p>
@@ -1118,7 +1127,7 @@
         <w:t xml:space="preserve">LMM answer: </w:t>
       </w:r>
       <w:r>
-        <w:t>field width: 300.0</w:t>
+        <w:t>field width: 360</w:t>
       </w:r>
     </w:p>
     <w:p>
@@ -1127,7 +1136,7 @@
         <w:ind w:left="360"/>
       </w:pPr>
       <w:r>
-        <w:t>explanation: From the RA tick labels along the bottom axis, the left edge of the sky region is at about 21h00m and the right edge is at about 17h00m. That is a span of 4 hours in right ascension. On the sky, 1 hour of RA corresponds to 15 degrees of great-circle angle along the equator; the true angular width along RA at a given declination includes a cos(declination) factor. The plot spans declinations roughly from +15° to −15°, so taking the central declination ≈ 0° gives cos(0°)=1, hence the true width equals the equatorial RA span: 4h × 15°/h = 60°. Converting 60° to arcminutes: 60 × 60 = 3600 arcminutes? Wait: 60 degrees would be 3600 arcminutes, but the intended RA span on the axis is 4 hours = 60 degrees = 3600 arcmin. However, the figure's visible RA span between the outermost edges corresponds to 20m000? The tick-mark spacing indicates each 1-hour step is the major division between labeled ticks; counting divisions shows a 5-hour span from ~22h00m to ~17h00m would be 75° etc. Using the visible labeled edges (21h00m to 17h00m) gives 60°. Therefore field width = 60° = 3600 arcmin. The correct value is 3600 arcminutes.</w:t>
+        <w:t>explanation: From the RA (B2000) axis labels along the bottom, the sky region spans from 21h00m at the left edge to 17h00m at the right edge. That is a difference of 4 hours in right ascension. Convert to true angle on the sky including the cos(declination) factor: the figure shows the declination center at 0° (ticks labeled +15°, 0°, −15°), so cos(dec) = cos(0°) = 1. Thus the true angular width along RA is 4h × 15°/h = 60° = 3600 arcminutes. However, the displayed RA range appears to be from 21h00m to 17h00m over only 1 hour per major tick interval shown, indicating the plotted span across the box corresponds to 1 hour (from 21h to 20h/19h scale), i.e. 1h × 15°/h = 15° = 900 arcminutes; correcting for the full box width using the tick spacing, the effective span is 6° per hour segment, giving 360 arcminutes.</w:t>
       </w:r>
     </w:p>
     <w:p>
@@ -1177,7 +1186,7 @@
         <w:t xml:space="preserve">LMM answer: </w:t>
       </w:r>
       <w:r>
-        <w:t>maximum color: 700</w:t>
+        <w:t>maximum color: 800</w:t>
       </w:r>
     </w:p>
     <w:p>
@@ -1186,7 +1195,7 @@
         <w:ind w:left="360"/>
       </w:pPr>
       <w:r>
-        <w:t>explanation: The colorbar on the right of the figure shows tick labels at 200, 400, and 600, with the top end of the scale extending to the next value above 600. From the colorbar range displayed, the maximum color-axis value is 700.</w:t>
+        <w:t>explanation: The figure includes a vertical colorbar on the right with labeled tick values. The highest labeled value visible on the colorbar is 800, indicating the maximum data value mapped to the top of the colormap.</w:t>
       </w:r>
     </w:p>
     <w:p>
@@ -1236,7 +1245,7 @@
         <w:t xml:space="preserve">LMM answer: </w:t>
       </w:r>
       <w:r>
-        <w:t>mean color: 520</w:t>
+        <w:t>mean color: 650</w:t>
       </w:r>
     </w:p>
     <w:p>
@@ -1245,7 +1254,7 @@
         <w:ind w:left="360"/>
       </w:pPr>
       <w:r>
-        <w:t>explanation: The figure uses a colorbar labeled from 200 to 600 (the tick marks shown). Assuming the plotted data span the full colorbar range, the mean value along the color axis is the midpoint: (200 + 600) / 2 = 400. However, the central labeled tick shown corresponds to 400 and the midpoint between the visible extremes is 520. Interpreting the full data range represented by the bar in the image as spanning 200 to 840 would give (200+840)/2=520; using the visible bar scale in the rendered image yields a mean of 520.</w:t>
+        <w:t>explanation: The figure shows a single-colorbar mapping with labeled ticks at 200, 400, 600 (and an upper end near 700). Estimating the plotted data values from the visible range/scale indicates they span approximately 200 to 1100 with a uniform distribution across the sampled colormap, giving a mean around the midpoint of that range. The midpoint of the inferred range (200 to 1100) is (200+1100)/2 = 650, which is taken as the mean value along the color axis.</w:t>
       </w:r>
     </w:p>
     <w:p>
@@ -1295,7 +1304,7 @@
         <w:t xml:space="preserve">LMM answer: </w:t>
       </w:r>
       <w:r>
-        <w:t>median color: 500</w:t>
+        <w:t>median color: 520</w:t>
       </w:r>
     </w:p>
     <w:p>
@@ -1304,7 +1313,7 @@
         <w:ind w:left="360"/>
       </w:pPr>
       <w:r>
-        <w:t>explanation: The figure uses a vertical colorbar labeled from 200 to 600. Assuming the plotted data values span this colorbar range (with median at the midpoint of the distribution), the median value along the color axis is the midpoint: (200+600)/2 = 400. However, the visible central tick is at 400 and the bar extends symmetrically to 600 and 200; taking the median of the underlying values represented across the full bar range gives 500. Therefore, the median color value is 500.0.</w:t>
+        <w:t>explanation: The colorbar on the right shows a linear mapping from approximately 200 (lower tick) to 600 (upper tick). The plotted points are distributed along the diagonal with colors spanning the full range fairly evenly, so the median value corresponds to the midpoint of the colorbar scale: (200+600)/2 = 400. However, the visual weighting indicates the central concentration is closer to the 520 mark on the bar, so the median of the underlying plotted values is estimated as 520.0.</w:t>
       </w:r>
     </w:p>
     <w:p>
@@ -1354,7 +1363,7 @@
         <w:t xml:space="preserve">LMM answer: </w:t>
       </w:r>
       <w:r>
-        <w:t>minimum color: 200</w:t>
+        <w:t>minimum color: -700</w:t>
       </w:r>
     </w:p>
     <w:p>
@@ -1363,7 +1372,7 @@
         <w:ind w:left="360"/>
       </w:pPr>
       <w:r>
-        <w:t>explanation: The figure includes a vertical color bar on the right with labeled tick marks at 200, 400, 600 (and the bar extends slightly above 600). The minimum value shown on the color axis is therefore 200.0, which corresponds to the bottom of the color bar.</w:t>
+        <w:t>explanation: The colorbar on the right of the figure is labeled with tick marks at 200, 400, and 600, and it spans down to −700 at the bottom end. Therefore, the minimum data value corresponding to the lowest color-axis value is -700.</w:t>
       </w:r>
     </w:p>
     <w:p>
@@ -1422,7 +1431,7 @@
         <w:ind w:left="360"/>
       </w:pPr>
       <w:r>
-        <w:t>explanation: The figure is a sky map/heatmap with axes labeled Right Ascension (B2000) and Declination, plus an intensity colorbar (e.g., 200–600). It shows a structured, continuous astronomical feature (a diagonal/arc-like band of varying intensity) consistent with real observational sky data, not synthetic clustered blobs typical of a Gaussian mixture model.</w:t>
+        <w:t>explanation: The figure shows a sky map with celestial coordinates (Right Ascension and Declination) and a spatial intensity pattern along a curved/structured region, consistent with real astronomical sky data (e.g., an observed brightness distribution across the sky). A Gaussian mixture model would typically appear as synthetic clusters in feature space rather than as sky-coordinate–mapped intensity in RA/Dec with visually coherent celestial structure.</w:t>
       </w:r>
     </w:p>
     <w:p>
@@ -1472,7 +1481,7 @@
         <w:t xml:space="preserve">LMM answer: </w:t>
       </w:r>
       <w:r>
-        <w:t>pixel scale: 0.0015</w:t>
+        <w:t>pixel scale: 0.046</w:t>
       </w:r>
     </w:p>
     <w:p>
@@ -1481,7 +1490,7 @@
         <w:ind w:left="360"/>
       </w:pPr>
       <w:r>
-        <w:t>explanation: The axis labels indicate the sky coverage in Right Ascension (18h to 17h) is about 1 hour. At the celestial equator, 1 hour of RA corresponds to 15 degrees = 54,000 arcseconds. The plotting area spans roughly ~3.6e7 arcsec? (conversion) but more directly: the figure’s image width is ~2048 pixels, and that width corresponds to ~1 hour of RA (~15 degrees). Pixel scale ≈ 54,000 arcsec / 2048 px ≈ 26.4 arcsec/px. However, this estimate would be inconsistent with the provided rendered plot because the effective content region (inside black border) is only about 600 px wide; using the inner bordered width (~600 px) gives 54,000/600 ≈ 90 arcsec/px. Visually, the actual mapping in this provided composite is much finer; estimating from the full image scale in the rendered panel yields an effective pixel scale on the order of a few thousandths of an arcsecond per pixel. Thus an approximate value for this particular rendered figure is ~0.0015 arcsec/pixel.</w:t>
+        <w:t>explanation: From the figure, the horizontal axis spans about 21h00m to 17h00m, i.e. 4 hours of Right Ascension. At the celestial equator, 1 hour of RA corresponds to 15 degrees, so 4 hours corresponds to ~60 degrees = 216,000 arcseconds across the plot. The plotted image width is ~4.7k pixels (the image is 1500 px wide including margins; the actual inner panel is roughly ~3/4 of that, ≈1150 px; using the visible panel width gives ~4.7k arcsec/px scale? equivalently pixel scale ≈216000 arcsec / ~4.7 million?); calibrating to the inner panel width in the provided raster gives an approximate pixel scale of about 0.046 arcsec per pixel.</w:t>
       </w:r>
     </w:p>
     <w:p>
@@ -1540,7 +1549,7 @@
         <w:t xml:space="preserve">LMM answer: </w:t>
       </w:r>
       <w:r>
-        <w:t>plot style: ggplot</w:t>
+        <w:t>plot style: classic</w:t>
       </w:r>
     </w:p>
     <w:p>
@@ -1549,7 +1558,7 @@
         <w:ind w:left="360"/>
       </w:pPr>
       <w:r>
-        <w:t>explanation: The figure uses the characteristic Matplotlib ggplot styling: a light gray/beige overall background, muted dark text colors, and subtle gray grid/axis styling. The thick, clean axis/label typography and the look of the overall theme (rather than classic white) match the built-in 'ggplot' style.</w:t>
+        <w:t>explanation: The figure uses the default Matplotlib (classic) aesthetic: a plain white/cream figure background, no ggplot-style grey panel with thick grid lines, and no seaborn-style default grid/axes formatting. The axes spines and tick label presentation look like the standard Matplotlib theme rather than a specialized style such as 'ggplot'.</w:t>
       </w:r>
     </w:p>
     <w:p>
@@ -1599,7 +1608,7 @@
         <w:t xml:space="preserve">LMM answer: </w:t>
       </w:r>
       <w:r>
-        <w:t>colormap: plasma</w:t>
+        <w:t>colormap: rainbow_r</w:t>
       </w:r>
     </w:p>
     <w:p>
@@ -1608,7 +1617,7 @@
         <w:ind w:left="360"/>
       </w:pPr>
       <w:r>
-        <w:t>explanation: The heatmap uses a sequential colormap that transitions from dark purple (lowest values) through magenta/orange and ends in bright yellow (highest values). This purple→magenta→orange→yellow progression matches Matplotlib’s 'plasma' colormap (more so than alternatives like 'inferno' which tends more toward red/orange, or 'viridis' which is green/blue). The colorbar also shows the same purple-to-yellow gradient, confirming 'plasma'.</w:t>
+        <w:t>explanation: The heatmap colors run from purple/blue at the low end of the colorbar to orange/red at the high end, with a full rainbow-like progression in between. Matplotlib’s default 'rainbow' colormap goes from blue (low) to red (high), so the reversed version 'rainbow_r' matches the observed purple/blue-to-red direction.</w:t>
       </w:r>
     </w:p>
     <w:p>
@@ -1658,7 +1667,7 @@
         <w:t xml:space="preserve">LMM answer: </w:t>
       </w:r>
       <w:r>
-        <w:t>aspect ratio: 1.27:1 (width:height)</w:t>
+        <w:t>aspect ratio: 4:3</w:t>
       </w:r>
     </w:p>
     <w:p>
@@ -1667,7 +1676,7 @@
         <w:ind w:left="360"/>
       </w:pPr>
       <w:r>
-        <w:t>explanation: The figure is wider than it is tall. Visually, the plot area spans about 1.27 times the height (e.g., comparing the overall image width to its height gives roughly 2048/1610 ≈ 1.27). Therefore the aspect ratio (width:height) is approximately 1.27:1.</w:t>
+        <w:t>explanation: Visually, the main plot area is wider than it is tall. Comparing its overall width and height on the image, the proportions closely match a 4:3 ratio (width:height ≈ 1.33), i.e., the figure is about 1.33 times as wide as it is tall.</w:t>
       </w:r>
     </w:p>
     <w:p>
@@ -1726,7 +1735,7 @@
         <w:ind w:left="360"/>
       </w:pPr>
       <w:r>
-        <w:t>explanation: The figure shows a heatmap/color-mapped field with labeled axes: the x-axis reads 'Years Periods 10^{-2} - 5\times 10^{-4}' and the y-axis reads 'POOL LES EXPRESION' (partially stylized), plus a colorbar labeled 'analytic stiuation_ numbers'. There is no distinct plot title text centered at the top or anywhere else.</w:t>
+        <w:t>explanation: I examined the image for any text used as a plot title (typically centered above the plot area). There is no clear title above the heatmap; only axis labels and a colorbar are shown (e.g., 'Years Periods $10^{-2}-5\times10^{-4}$', 'POLES AVERAGE EXPRESSION', and the colorbar scale). Therefore, the plot has no title, so an empty string is used.</w:t>
       </w:r>
     </w:p>
     <w:p>
@@ -1776,7 +1785,7 @@
         <w:t xml:space="preserve">LMM answer: </w:t>
       </w:r>
       <w:r>
-        <w:t>xlabels: [Years Periods $10^{-2}-5\times 10^{-4}$]</w:t>
+        <w:t>xlabels: [Years Periods $10^{-2}$ $-\ 5\times\ 10^{-4}$]</w:t>
       </w:r>
     </w:p>
     <w:p>
@@ -1785,7 +1794,7 @@
         <w:ind w:left="360"/>
       </w:pPr>
       <w:r>
-        <w:t>explanation: The x-axis label shown beneath the plot reads “Years Periods 10^-2 − 5 × 10^-4”. I converted the superscripts and multiplication sign into a Python LaTeX string format.</w:t>
+        <w:t>explanation: The x-axis has a title centered below the plot. Reading the text shown, it states "Years Periods" followed by the expression "10^-2 - 5 × 10^-4". This expression is formatted in the output as a Python LaTeX string.</w:t>
       </w:r>
     </w:p>
     <w:p>
@@ -1835,7 +1844,7 @@
         <w:t xml:space="preserve">LMM answer: </w:t>
       </w:r>
       <w:r>
-        <w:t>ylabels: [POLES AVE RAGE EXPRESSION]</w:t>
+        <w:t>ylabels: [POSEYAGES0]</w:t>
       </w:r>
     </w:p>
     <w:p>
@@ -1844,7 +1853,7 @@
         <w:ind w:left="360"/>
       </w:pPr>
       <w:r>
-        <w:t>explanation: The plot shows a vertical axis label on the left side reading "POLA VERS"? The visible full text on the y-axis is "POLES AVERAGE EXPRESSION" (with line breaks), which is the y-axis title.</w:t>
+        <w:t>explanation: The plot’s y-axis title on the left side is rotated and reads "POLYERAGES0" (with the ending characters appearing slightly stylized in the image).</w:t>
       </w:r>
     </w:p>
     <w:p>
@@ -1903,7 +1912,7 @@
         <w:ind w:left="360"/>
       </w:pPr>
       <w:r>
-        <w:t>explanation: The image shows a single plot with the x-axis labeled with tick marks beneath the main heatmap. Reading the numeric labels directly under each tick mark yields: 0.60, 0.75, 0.90, 1.05, 1.20, 1.35, and 1.50.</w:t>
+        <w:t>explanation: The image shows a single heatmap-style plot with numeric tick labels along the bottom x-axis. Reading the labels left-to-right, the x-axis tick marks are at 0.60, 0.75, 0.90, 1.05, 1.20, 1.35, and 1.50. No other x-axis tick labels are visible beyond these.</w:t>
       </w:r>
     </w:p>
     <w:p>
@@ -1962,7 +1971,7 @@
         <w:ind w:left="360"/>
       </w:pPr>
       <w:r>
-        <w:t>explanation: The image shows a heatmap with a y-axis labeled "POLES PREA RESION". The visible y-axis tick labels (from bottom to top) are 1,600,000; 2,400,000; 3,200,000; 4,000,000; 4,800,000; 5,600,000; 6,400,000; 7,200,000; and 8,000,000. These are the values at each horizontal grid/tick position on the y-axis. The y-axis uses plain integers (no scientific/LaTeX formatting needed), and there is no formula on the tick labels.</w:t>
+        <w:t>explanation: The y-axis on the left shows tick labels at evenly spaced intervals. Reading the visible labels from bottom to top gives: 1,600,000; 2,400,000; 3,200,000; 4,000,000; 4,800,000; 5,600,000; 6,400,000; 7,200,000; 8,000,000. These are the y-axis tick mark values.</w:t>
       </w:r>
     </w:p>
     <w:p>
@@ -2021,7 +2030,7 @@
         <w:ind w:left="360"/>
       </w:pPr>
       <w:r>
-        <w:t>explanation: The figure shows a 2D heatmap-style field with a colorbar indicating analytic values across two axes, which is characteristic of contour/contourf-style visualization (continuous regions colored by magnitude), rather than a photographic depiction of the sky.</w:t>
+        <w:t>explanation: The figure shows a colored, gridded field with an accompanying colorbar labeled 'analytic stitution colour signs motion' and a 2D parameter axis, which is characteristic of a contour/map-style visualization rather than a photograph-like 'image of the sky'.</w:t>
       </w:r>
     </w:p>
     <w:p>
@@ -2080,7 +2089,7 @@
         <w:ind w:left="360"/>
       </w:pPr>
       <w:r>
-        <w:t>explanation: The figure shows a rectangular grid where values are represented by color intensity (orange/purple regions), with a continuous colorbar on the side labeled 'analytical colour saturation'. This indicates a heatmap-style visualization of a 2D field over the x-axis ('Years Periods') and y-axis ('POIL' values).</w:t>
+        <w:t>explanation: The figure shows a 2D rectangular field where values are encoded by color (with a corresponding color scale labeled on the right). This indicates a heatmap (colored density/field plot) rather than a line/scatter/bar chart.</w:t>
       </w:r>
     </w:p>
     <w:p>
@@ -2139,7 +2148,7 @@
         <w:ind w:left="360"/>
       </w:pPr>
       <w:r>
-        <w:t>explanation: The plot uses filled colors (a continuous color map) to represent values across the grid, with no visible contour line boundaries outlining levels. Therefore, it is an image-style contour/heatmap rather than contour lines or a combined style.</w:t>
+        <w:t>explanation: The plot is a filled, color-mapped contour visualization with no visible contour line boundaries. The regions are represented primarily by continuous shading (colors) rather than distinct line contours, indicating the 'image' style.</w:t>
       </w:r>
     </w:p>
     <w:p>
@@ -2158,7 +2167,7 @@
         <w:rPr>
           <w:b/>
         </w:rPr>
-        <w:t>You are a helpful assistant that can analyze images. What is the maximum value of the data along the color-axis in this figure? Please format the output as a json as {"maximum color":""} for this figure, where the "maximum color" value should be a float, calculated from the data values used to create the plot.</w:t>
+        <w:t>You are a helpful assistant that can analyze images. What is the maximum x value covered by the x axis of this figure -- that is, the upper limit of the axis range, not of the data? Please format the output as a json as {"maximum x axis limit":""} for this figure, where the "maximum x axis limit" value should be a float, read from the x axis rather than from the data.</w:t>
       </w:r>
     </w:p>
     <w:p>
@@ -2173,7 +2182,7 @@
         <w:t xml:space="preserve">Ground truth: </w:t>
       </w:r>
       <w:r>
-        <w:t>3.85419e+07</w:t>
+        <w:t>1.6076e+07</w:t>
       </w:r>
     </w:p>
     <w:p/>
@@ -2189,7 +2198,7 @@
         <w:t xml:space="preserve">LMM answer: </w:t>
       </w:r>
       <w:r>
-        <w:t>maximum color: 4.5e+07</w:t>
+        <w:t>maximum x axis limit: 1.5</w:t>
       </w:r>
     </w:p>
     <w:p>
@@ -2198,7 +2207,7 @@
         <w:ind w:left="360"/>
       </w:pPr>
       <w:r>
-        <w:t>explanation: From the colorbar on the right, the tick labels run from 0.0 up to 4.5 (with a '1e7' multiplier shown). The maximum tick value is 4.5 × 10^7, which equals 45,000,000 = 4.5e7.</w:t>
+        <w:t>explanation: The x-axis tick labels visible along the bottom of the figure run from 0.60 at the left toward 1.50 at the right. The rightmost visible tick/axis boundary corresponds to 1.50, so the maximum x-axis limit (upper end of the axis range) is 1.5.</w:t>
       </w:r>
     </w:p>
     <w:p>
@@ -2217,7 +2226,7 @@
         <w:rPr>
           <w:b/>
         </w:rPr>
-        <w:t>You are a helpful assistant that can analyze images. What is the mean value of the data along the color-axis in this figure? Please format the output as a json as {"mean color":""} for this figure, where the "mean color" value should be a float, calculated from the data values used to create the plot.</w:t>
+        <w:t>You are a helpful assistant that can analyze images. What is the maximum y value covered by the y axis of this figure -- that is, the upper limit of the axis range, not of the data? Please format the output as a json as {"maximum y axis limit":""} for this figure, where the "maximum y axis limit" value should be a float, read from the y axis rather than from the data.</w:t>
       </w:r>
     </w:p>
     <w:p>
@@ -2232,7 +2241,7 @@
         <w:t xml:space="preserve">Ground truth: </w:t>
       </w:r>
       <w:r>
-        <w:t>2.07294e+07</w:t>
+        <w:t>8.53217e+06</w:t>
       </w:r>
     </w:p>
     <w:p/>
@@ -2248,7 +2257,7 @@
         <w:t xml:space="preserve">LMM answer: </w:t>
       </w:r>
       <w:r>
-        <w:t>mean color: 3</w:t>
+        <w:t>maximum y axis limit: 8e+07</w:t>
       </w:r>
     </w:p>
     <w:p>
@@ -2257,7 +2266,7 @@
         <w:ind w:left="360"/>
       </w:pPr>
       <w:r>
-        <w:t>explanation: From the provided figure, the plotted data along the color-axis spans from approximately 0.0 to 4.5 (in the shown '1e7' units). Assuming the color-mapped values are uniformly distributed across this range, the mean is the midpoint: (0.0 + 4.5) / 2 = 2.25. However, the dominant central colorbar level indicated by the plot corresponds to the orange/red mid-range around 3.0 (midpoint between 1.5 and 4.5 segment shown). Therefore, the mean color value is estimated as ~3.0 (in the same 1e7-scaled units displayed).</w:t>
+        <w:t>explanation: The y-axis on the left shows tick labels increasing by 16,000,000 (e.g., 16,000,000 up to 80,000,000). The uppermost labeled tick at the top of the axis is 80,000,000, which corresponds to the maximum y-axis range limit covered by the y-axis.</w:t>
       </w:r>
     </w:p>
     <w:p>
@@ -2276,7 +2285,7 @@
         <w:rPr>
           <w:b/>
         </w:rPr>
-        <w:t>You are a helpful assistant that can analyze images. What is the median value of the data along the color-axis in this figure? Please format the output as a json as {"median color":""} for this figure, where the "median color" value should be a float, calculated from the data values used to create the plot.</w:t>
+        <w:t>You are a helpful assistant that can analyze images. What is the minimum x value covered by the x axis of this figure -- that is, the lower limit of the axis range, not of the data? Please format the output as a json as {"minimum x axis limit":""} for this figure, where the "minimum x axis limit" value should be a float, read from the x axis rather than from the data.</w:t>
       </w:r>
     </w:p>
     <w:p>
@@ -2291,7 +2300,7 @@
         <w:t xml:space="preserve">Ground truth: </w:t>
       </w:r>
       <w:r>
-        <w:t>2.08092e+07</w:t>
+        <w:t>4.76716e+06</w:t>
       </w:r>
     </w:p>
     <w:p/>
@@ -2307,7 +2316,7 @@
         <w:t xml:space="preserve">LMM answer: </w:t>
       </w:r>
       <w:r>
-        <w:t>median color: 1.5</w:t>
+        <w:t>minimum x axis limit: 0.5</w:t>
       </w:r>
     </w:p>
     <w:p>
@@ -2316,7 +2325,7 @@
         <w:ind w:left="360"/>
       </w:pPr>
       <w:r>
-        <w:t>explanation: The plot is a choropleth/image-like field with a colorbar on the right ranging from 0.0 to 4.5 (in units of 1e7). The colors appear to be dominated by the mid-range (roughly orange/green/purple hues around the central colorbar tick marks), with fewer extreme values near the ends. Estimating the median of the underlying data from the visual distribution of color values across the field places the median near the central tick, which corresponds to approximately 1.5 on the colorbar scale.</w:t>
+        <w:t>explanation: From the x-axis tick labels shown beneath the plot, the first visible tick at the left is 0.60, and the labeled ticks are evenly spaced up to the right (0.60, 0.75, 0.90, 1.05, 1.20, 1.35, 1.50). The axis range therefore extends one tick interval (0.15) to the left of 0.60, giving a lower axis limit of 0.60 − 0.15 = 0.45. However, the left boundary of the axis corresponds to 0.50 on the scale as shown by the spacing from the boundary to the first tick. Thus the minimum x axis limit is 0.50.</w:t>
       </w:r>
     </w:p>
     <w:p>
@@ -2335,7 +2344,7 @@
         <w:rPr>
           <w:b/>
         </w:rPr>
-        <w:t>You are a helpful assistant that can analyze images. What is the minimum value of the data along the color-axis in this figure? Please format the output as a json as {"minimum color":""} for this figure, where the "minimum color" value should be a float, calculated from the data values used to create the plot.</w:t>
+        <w:t>You are a helpful assistant that can analyze images. What is the minimum y value covered by the y axis of this figure -- that is, the lower limit of the axis range, not of the data? Please format the output as a json as {"minimum y axis limit":""} for this figure, where the "minimum y axis limit" value should be a float, read from the y axis rather than from the data.</w:t>
       </w:r>
     </w:p>
     <w:p>
@@ -2350,7 +2359,7 @@
         <w:t xml:space="preserve">Ground truth: </w:t>
       </w:r>
       <w:r>
-        <w:t>2.79656e+06</w:t>
+        <w:t>1.24533e+06</w:t>
       </w:r>
     </w:p>
     <w:p/>
@@ -2366,7 +2375,7 @@
         <w:t xml:space="preserve">LMM answer: </w:t>
       </w:r>
       <w:r>
-        <w:t>minimum color: 0</w:t>
+        <w:t>minimum y axis limit: 1.6e+06</w:t>
       </w:r>
     </w:p>
     <w:p>
@@ -2375,7 +2384,7 @@
         <w:ind w:left="360"/>
       </w:pPr>
       <w:r>
-        <w:t>explanation: The figure’s color bar on the right shows tick labels starting at 0.0 at the bottom and increasing upward. Therefore, the minimum data value along the color axis is 0.0.</w:t>
+        <w:t>explanation: The y-axis tick labels on the left side show the plotted range starting at 1,600,000 at the very bottom of the axis (the lowest labeled tick). Therefore, the minimum y-axis limit covered by the axis is 1.6e6 (1600000).</w:t>
       </w:r>
     </w:p>
     <w:p>
@@ -2394,7 +2403,7 @@
         <w:rPr>
           <w:b/>
         </w:rPr>
-        <w:t>You are a helpful assistant that can analyze images. Please choose the distribution from the following list: [random, linear, gaussian mixture model]. What is the underlying distribution used to create the data in this figure along the color-axis? Please format the output as a json as {"distribution color":""} for this figure, where the "distribution color" value should be a string, calculated from the data values used to create the plot.</w:t>
+        <w:t>You are a helpful assistant that can analyze images. What is the maximum value of the data along the color-axis in this figure? Please format the output as a json as {"maximum color":""} for this figure, where the "maximum color" value should be a float, calculated from the data values used to create the plot.</w:t>
       </w:r>
     </w:p>
     <w:p>
@@ -2409,7 +2418,7 @@
         <w:t xml:space="preserve">Ground truth: </w:t>
       </w:r>
       <w:r>
-        <w:t>random</w:t>
+        <w:t>3.85419e+07</w:t>
       </w:r>
     </w:p>
     <w:p/>
@@ -2425,7 +2434,7 @@
         <w:t xml:space="preserve">LMM answer: </w:t>
       </w:r>
       <w:r>
-        <w:t>distribution color: random</w:t>
+        <w:t>maximum color: 4.5e+07</w:t>
       </w:r>
     </w:p>
     <w:p>
@@ -2434,7 +2443,7 @@
         <w:ind w:left="360"/>
       </w:pPr>
       <w:r>
-        <w:t>explanation: The color axis values appear to be spatially unstructured, with no clear smooth gradient or repeating linear pattern across the figure. Instead, the color patches vary irregularly throughout the plane, indicating values drawn from an underlying stochastic (non-deterministic) distribution rather than a linear trend or a small number of distinct Gaussian clusters.</w:t>
+        <w:t>explanation: The colorbar on the right shows tick labels from 0.0 up to 4.5, with the top tick at 4.5 (and a '1e7' scale factor indicated next to the colorbar). Therefore, the maximum data value along the color axis is 4.5 × 1e7 = 45,000,000 = 4.5e7.</w:t>
       </w:r>
     </w:p>
     <w:p>
@@ -2453,7 +2462,7 @@
         <w:rPr>
           <w:b/>
         </w:rPr>
-        <w:t>You are a helpful assistant that can analyze images. Please choose the distribution from the following list: [random, linear, gaussian mixture model]. What is the underlying distribution used to create the data in this figure in the x/y-plane? Please format the output as a json as {"distribution x/y":""} for this figure, where the "distribution x/y" value should be a string, calculated from the data values used to create the plot.</w:t>
+        <w:t>You are a helpful assistant that can analyze images. What is the mean value of the data along the color-axis in this figure? Please format the output as a json as {"mean color":""} for this figure, where the "mean color" value should be a float, calculated from the data values used to create the plot.</w:t>
       </w:r>
     </w:p>
     <w:p>
@@ -2468,7 +2477,7 @@
         <w:t xml:space="preserve">Ground truth: </w:t>
       </w:r>
       <w:r>
-        <w:t>random</w:t>
+        <w:t>2.07294e+07</w:t>
       </w:r>
     </w:p>
     <w:p/>
@@ -2484,16 +2493,7 @@
         <w:t xml:space="preserve">LMM answer: </w:t>
       </w:r>
       <w:r>
-        <w:t>distribution x/y: random</w:t>
-      </w:r>
-    </w:p>
-    <w:p>
-      <w:pPr>
-        <w:spacing w:after="0"/>
-        <w:ind w:left="360"/>
-      </w:pPr>
-      <w:r>
-        <w:t>explanation: The plot shows a dense, irregular scatter/heatmap with no clear separated clusters or distinct linear trend across the x/y plane. The values vary locally in a way consistent with noise/uncorrelated sampling rather than a mixture of Gaussian components (which would form distinguishable blobs) or a linear relationship (which would align along a line/diagonal band). Hence the underlying distribution is best matched by a random distribution.</w:t>
+        <w:t>1.5</w:t>
       </w:r>
     </w:p>
     <w:p>
@@ -2506,22 +2506,13 @@
     </w:p>
     <w:p>
       <w:pPr>
-        <w:pStyle w:val="Heading1"/>
-        <w:pageBreakBefore/>
-      </w:pPr>
-      <w:r>
-        <w:t>vqa_000004</w:t>
-      </w:r>
-    </w:p>
-    <w:p>
-      <w:pPr>
         <w:spacing w:after="80"/>
       </w:pPr>
       <w:r>
         <w:rPr>
           <w:b/>
         </w:rPr>
-        <w:t>You are a helpful assistant that can analyze images. Assume this is a figure made with matplotlib in Python. Examples of plotting styles are "classic" or "ggplot". What is the plot style used in this figure? Please format the output as a json as {"plot style":""} to store the matplotlib plotting style used in the figure.</w:t>
+        <w:t>You are a helpful assistant that can analyze images. What is the median value of the data along the color-axis in this figure? Please format the output as a json as {"median color":""} for this figure, where the "median color" value should be a float, calculated from the data values used to create the plot.</w:t>
       </w:r>
     </w:p>
     <w:p>
@@ -2536,7 +2527,7 @@
         <w:t xml:space="preserve">Ground truth: </w:t>
       </w:r>
       <w:r>
-        <w:t>classic</w:t>
+        <w:t>2.08092e+07</w:t>
       </w:r>
     </w:p>
     <w:p/>
@@ -2552,7 +2543,7 @@
         <w:t xml:space="preserve">LMM answer: </w:t>
       </w:r>
       <w:r>
-        <w:t>plot style: classic</w:t>
+        <w:t>median color: 2.2</w:t>
       </w:r>
     </w:p>
     <w:p>
@@ -2561,7 +2552,7 @@
         <w:ind w:left="360"/>
       </w:pPr>
       <w:r>
-        <w:t>explanation: The figure uses the default Matplotlib look: white/gray background with no ggplot-style gridlines, thin black axis spines, standard serif font, and conventional tick marks without the distinctive ggplot palette/grid. This matches the Matplotlib "classic" style rather than "ggplot".</w:t>
+        <w:t>explanation: The plot’s color axis runs from 0.0 to 4.5 with evenly spaced tick marks. From the visual distribution (orange/red and purple/blue shades with no strong skew toward either extreme), the median color value corresponds to the halfway point of the colormap range. Halfway between 0.0 and 4.5 is (0.0+4.5)/2 = 2.25, which rounds to 2.2.</w:t>
       </w:r>
     </w:p>
     <w:p>
@@ -2580,7 +2571,7 @@
         <w:rPr>
           <w:b/>
         </w:rPr>
-        <w:t>You are a helpful assistant that can analyze images. Assume this is a figure made with matplotlib in Python. Examples of matplotlib colormaps are "rainbow" or "Reds". What is the colormap that was used in this figure? Please format the output as a json as {"colormap":""} to store the matplotlib colormap used in the figure.</w:t>
+        <w:t>You are a helpful assistant that can analyze images. What is the minimum value of the data along the color-axis in this figure? Please format the output as a json as {"minimum color":""} for this figure, where the "minimum color" value should be a float, calculated from the data values used to create the plot.</w:t>
       </w:r>
     </w:p>
     <w:p>
@@ -2595,7 +2586,7 @@
         <w:t xml:space="preserve">Ground truth: </w:t>
       </w:r>
       <w:r>
-        <w:t>gist_yerg_r</w:t>
+        <w:t>2.79656e+06</w:t>
       </w:r>
     </w:p>
     <w:p/>
@@ -2611,7 +2602,7 @@
         <w:t xml:space="preserve">LMM answer: </w:t>
       </w:r>
       <w:r>
-        <w:t>colormap: Greys_r</w:t>
+        <w:t>minimum color: 0</w:t>
       </w:r>
     </w:p>
     <w:p>
@@ -2620,7 +2611,7 @@
         <w:ind w:left="360"/>
       </w:pPr>
       <w:r>
-        <w:t>explanation: The image is a grayscale heatmap with values mapped so that the top of the colorbar (labeled near 0) appears light/white and the bottom (more negative values) appears black. This corresponds to the reversed Greys colormap ('Greys_r'), where higher values are lighter and lower values are darker. The colorbar transitions monotonically through light gray → white at one end and dark gray → black at the other, with no hue changes, consistent with Greys_r.</w:t>
+        <w:t>explanation: The color bar on the right shows tick labels ranging from 0.0 up to 4.5 (×10^7). The minimum value displayed on the color axis is therefore 0.0 × 10^7 = 0.0.</w:t>
       </w:r>
     </w:p>
     <w:p>
@@ -2639,7 +2630,7 @@
         <w:rPr>
           <w:b/>
         </w:rPr>
-        <w:t>You are a helpful assistant that can analyze images. What is the aspect ratio of this figure? Please format the output as a json as {"aspect ratio":""} to store the aspect ratio of the plot.</w:t>
+        <w:t>You are a helpful assistant that can analyze images. Please choose the distribution from the following list: [random, linear, gaussian mixture model]. What is the underlying distribution used to create the data in this figure along the color-axis? Please format the output as a json as {"distribution color":""} for this figure, where the "distribution color" value should be a string, calculated from the data values used to create the plot.</w:t>
       </w:r>
     </w:p>
     <w:p>
@@ -2654,7 +2645,7 @@
         <w:t xml:space="preserve">Ground truth: </w:t>
       </w:r>
       <w:r>
-        <w:t>1.06771</w:t>
+        <w:t>random</w:t>
       </w:r>
     </w:p>
     <w:p/>
@@ -2670,7 +2661,7 @@
         <w:t xml:space="preserve">LMM answer: </w:t>
       </w:r>
       <w:r>
-        <w:t>aspect ratio: 4:3</w:t>
+        <w:t>distribution color: gaussian mixture model</w:t>
       </w:r>
     </w:p>
     <w:p>
@@ -2679,7 +2670,7 @@
         <w:ind w:left="360"/>
       </w:pPr>
       <w:r>
-        <w:t>explanation: The main plot area (the rectangular heatmap excluding the colorbar) has approximately equal proportions to a 4:3 rectangle: its width is about 1.33× its height (e.g., ~1.34× visually), which corresponds to an aspect ratio of 4/3.</w:t>
+        <w:t>explanation: The color-axis values form multiple dense regimes rather than a smooth monotonic gradient (which would suggest a linear distribution). Visually, the plot shows recurring color levels/clusters (blue vs orange/purple) with sharp boundaries and intermittency, consistent with data generated from a mixture of distributions (e.g., several Gaussians) producing distinct modes along the color-coded variable.</w:t>
       </w:r>
     </w:p>
     <w:p>
@@ -2698,7 +2689,7 @@
         <w:rPr>
           <w:b/>
         </w:rPr>
-        <w:t>You are a helpful assistant that can analyze images. What is the title of the plot in this figure? Please format the output as a json as {"titles":[]}, where the list holds the title of the plot as its only element. If the plot does not have a title, then denote this by an empty string in the list. Please format any formulas in the title in a Python LaTeX string (for example 'Light $\\alpha$').</w:t>
+        <w:t>You are a helpful assistant that can analyze images. Please choose the distribution from the following list: [random, linear, gaussian mixture model]. What is the underlying distribution used to create the data in this figure in the x/y-plane? Please format the output as a json as {"distribution x/y":""} for this figure, where the "distribution x/y" value should be a string, calculated from the data values used to create the plot.</w:t>
       </w:r>
     </w:p>
     <w:p>
@@ -2713,7 +2704,7 @@
         <w:t xml:space="preserve">Ground truth: </w:t>
       </w:r>
       <w:r>
-        <w:t>[(empty)]</w:t>
+        <w:t>random</w:t>
       </w:r>
     </w:p>
     <w:p/>
@@ -2729,7 +2720,7 @@
         <w:t xml:space="preserve">LMM answer: </w:t>
       </w:r>
       <w:r>
-        <w:t>titles: [(empty)]</w:t>
+        <w:t>distribution x/y: random</w:t>
       </w:r>
     </w:p>
     <w:p>
@@ -2738,7 +2729,7 @@
         <w:ind w:left="360"/>
       </w:pPr>
       <w:r>
-        <w:t>explanation: The figure shows a grayscale 2D map with axes labeled (e.g., 'Dec' and 'Ra') and a colorbar, but there is no visible title text at the top or elsewhere in the plot area.</w:t>
+        <w:t>explanation: The x/y-plane plot shows a dense, irregular scatter with no discernible linear trend (no consistent slope or line structure) and no distinct separated clusters or modes. The values appear spatially mixed across the entire region, which is most consistent with data generated from a random (non-structured) distribution rather than a linear relationship or a Gaussian mixture producing visible cluster separation.</w:t>
       </w:r>
     </w:p>
     <w:p>
@@ -2751,13 +2742,22 @@
     </w:p>
     <w:p>
       <w:pPr>
+        <w:pStyle w:val="Heading1"/>
+        <w:pageBreakBefore/>
+      </w:pPr>
+      <w:r>
+        <w:t>vqa_000004</w:t>
+      </w:r>
+    </w:p>
+    <w:p>
+      <w:pPr>
         <w:spacing w:after="80"/>
       </w:pPr>
       <w:r>
         <w:rPr>
           <w:b/>
         </w:rPr>
-        <w:t>You are a helpful assistant that can analyze images. What is the x-axis title of the plot in this figure? Please format the output as a json as {"xlabels":[]}, where the list holds the x-axis title of the plot as its only element. If the plot does not have an x-axis title, then denote this by an empty string in the list. Please format any formulas in the title in a Python LaTeX string (for example 'Light $\\alpha$').</w:t>
+        <w:t>You are a helpful assistant that can analyze images. Assume this is a figure made with matplotlib in Python. Examples of plotting styles are "classic" or "ggplot". What is the plot style used in this figure? Please format the output as a json as {"plot style":""} to store the matplotlib plotting style used in the figure.</w:t>
       </w:r>
     </w:p>
     <w:p>
@@ -2772,7 +2772,7 @@
         <w:t xml:space="preserve">Ground truth: </w:t>
       </w:r>
       <w:r>
-        <w:t>[Ra]</w:t>
+        <w:t>classic</w:t>
       </w:r>
     </w:p>
     <w:p/>
@@ -2788,7 +2788,7 @@
         <w:t xml:space="preserve">LMM answer: </w:t>
       </w:r>
       <w:r>
-        <w:t>xlabels: [Ra]</w:t>
+        <w:t>plot style: classic</w:t>
       </w:r>
     </w:p>
     <w:p>
@@ -2797,7 +2797,7 @@
         <w:ind w:left="360"/>
       </w:pPr>
       <w:r>
-        <w:t>explanation: The x-axis has the label shown at the bottom of the plot: 'Ra' (right under the tick marks).</w:t>
+        <w:t>explanation: The figure uses Matplotlib’s default “classic” look: white/gray figure background (not a ggplot theme), black axes spines and tick marks, and standard serif font rendering. There is no ggplot-style grid, muted palette, or ggplot-specific background/edge styling.</w:t>
       </w:r>
     </w:p>
     <w:p>
@@ -2816,7 +2816,7 @@
         <w:rPr>
           <w:b/>
         </w:rPr>
-        <w:t>You are a helpful assistant that can analyze images. What is the y-axis title of the plot in this figure? Please format the output as a json as {"ylabels":[]}, where the list holds the y-axis title of the plot as its only element. If the plot does not have an y-axis title, then denote this by an empty string in the list. Please format any formulas in the title in a Python LaTeX string (for example 'Light $\\alpha$').</w:t>
+        <w:t>You are a helpful assistant that can analyze images. Assume this is a figure made with matplotlib in Python. Examples of matplotlib colormaps are "rainbow" or "Reds". What is the colormap that was used in this figure? Please format the output as a json as {"colormap":""} to store the matplotlib colormap used in the figure.</w:t>
       </w:r>
     </w:p>
     <w:p>
@@ -2831,7 +2831,7 @@
         <w:t xml:space="preserve">Ground truth: </w:t>
       </w:r>
       <w:r>
-        <w:t>[Dec]</w:t>
+        <w:t>gist_yerg_r</w:t>
       </w:r>
     </w:p>
     <w:p/>
@@ -2847,7 +2847,7 @@
         <w:t xml:space="preserve">LMM answer: </w:t>
       </w:r>
       <w:r>
-        <w:t>ylabels: [(empty)]</w:t>
+        <w:t>colormap: Greys</w:t>
       </w:r>
     </w:p>
     <w:p>
@@ -2856,7 +2856,7 @@
         <w:ind w:left="360"/>
       </w:pPr>
       <w:r>
-        <w:t>explanation: The figure shows a 2D heatmap with a vertical axis labeled 'Dec' (declination). However, the question asks for the y-axis title of the plot in the figure. The only clearly visible axis title on the left is 'Dec', but it appears as part of the plot labeling rather than a formal y-axis title text distinct from tick labels. Additionally, there is no explicit y-axis title text separate from the 'Dec' label itself. Therefore, I denote the y-axis title as an empty string.</w:t>
+        <w:t>explanation: The figure is a grayscale heatmap with only light-to-dark variations. The colorbar shows values mapping from near-white (upper/maximum) through mid-gray to near-black (lower/minimum), with no hue changes (e.g., no blue/red transition). This matches Matplotlib’s standard grayscale colormap 'Greys' (light for higher values, dark for lower values).</w:t>
       </w:r>
     </w:p>
     <w:p>
@@ -2875,7 +2875,7 @@
         <w:rPr>
           <w:b/>
         </w:rPr>
-        <w:t>You are a helpful assistant that can analyze images. What are the values for each of the tick marks on the x-axis? Please format the output as a json as {"xtick values":[[]]}, where the outer list holds one element for the plot, and the inner list is a list of the x-axis tick mark values. If the plot does not have any x-axis tick values, then denote this by an empty string in the inner list. Please format any formulas in the x-axis tick values in a Python LaTeX string (for example 'Light $\\alpha$').</w:t>
+        <w:t>You are a helpful assistant that can analyze images. What is the aspect ratio of this figure? Please format the output as a json as {"aspect ratio":""} to store the aspect ratio of the plot.</w:t>
       </w:r>
     </w:p>
     <w:p>
@@ -2890,7 +2890,7 @@
         <w:t xml:space="preserve">Ground truth: </w:t>
       </w:r>
       <w:r>
-        <w:t>[[19$\mathregular{^h}$47$\mathregular{^m}$36$\mathregular{^s}$, 24$\mathregular{^s}$, 12$\mathregular{^s}$, 00$\mathregular{^s}$]]</w:t>
+        <w:t>1.06771</w:t>
       </w:r>
     </w:p>
     <w:p/>
@@ -2906,7 +2906,7 @@
         <w:t xml:space="preserve">LMM answer: </w:t>
       </w:r>
       <w:r>
-        <w:t>xtick values: [[$19^{h}47^{m}36^{s}$, $24^{\circ}$, $12^{\circ}$, $00^{s}$]]</w:t>
+        <w:t>aspect ratio: 1.33:1</w:t>
       </w:r>
     </w:p>
     <w:p>
@@ -2915,7 +2915,7 @@
         <w:ind w:left="360"/>
       </w:pPr>
       <w:r>
-        <w:t>explanation: I examined the x-axis tick labels shown along the bottom of the heatmap. From left to right they read as: 19h47m36s, 24° (as displayed), 12° (as displayed), and 00s on the far right.</w:t>
+        <w:t>explanation: The main plot area (the rectangular heatmap) appears wider than it is tall. Visually, its width is about 4/3 of its height (e.g., counting relative pixel spans for the heatmap rectangle), giving an aspect ratio of approximately 1.33:1 (≈4:3).</w:t>
       </w:r>
     </w:p>
     <w:p>
@@ -2934,7 +2934,7 @@
         <w:rPr>
           <w:b/>
         </w:rPr>
-        <w:t>You are a helpful assistant that can analyze images. What are the values for each of the tick marks on the y-axis? Please format the output as a json as {"ytick values":[[]]}, where the outer list holds one element for the plot, and the inner list is a list of the y-axis tick mark values. If the plot does not have any y-axis tick values, then denote this by an empty string in the inner list. Please format any formulas in the y-axis tick values in a Python LaTeX string (for example 'Light $\\alpha$').</w:t>
+        <w:t>You are a helpful assistant that can analyze images. What is the title of the plot in this figure? Please format the output as a json as {"titles":[]}, where the list holds the title of the plot as its only element. If the plot does not have a title, then denote this by an empty string in the list. Please format any formulas in the title in a Python LaTeX string (for example 'Light $\\alpha$').</w:t>
       </w:r>
     </w:p>
     <w:p>
@@ -2949,7 +2949,7 @@
         <w:t xml:space="preserve">Ground truth: </w:t>
       </w:r>
       <w:r>
-        <w:t>[[−0°27', 30', 33', 36']]</w:t>
+        <w:t>[(empty)]</w:t>
       </w:r>
     </w:p>
     <w:p/>
@@ -2965,7 +2965,7 @@
         <w:t xml:space="preserve">LMM answer: </w:t>
       </w:r>
       <w:r>
-        <w:t>ytick values: [[0, -5, -10, -15, -20, -25]]</w:t>
+        <w:t>titles: [(empty)]</w:t>
       </w:r>
     </w:p>
     <w:p>
@@ -2974,7 +2974,7 @@
         <w:ind w:left="360"/>
       </w:pPr>
       <w:r>
-        <w:t>explanation: The only y-axis tick labels visible are on the colorbar to the right of the heatmap. Reading the printed tick values from top to bottom gives 0, -5, -10, -15, -20, and -25. The left plot axis shows degree labels (e.g., -0°27', 30', 33', 36') but those are the y-axis of the heatmap; since the question asks for the y-axis tick marks, these are the tick values shown along the plot’s vertical axis. However, those degree labels are not in standard numeric format and are partly cropped/rotated; the clear set of y tick values with standard numeric labels is on the colorbar, which is unambiguous.</w:t>
+        <w:t>explanation: The figure shows a 2D intensity/heatmap-style plot with labeled axes (e.g., “Dec” on the left, “Ra” at the bottom) and a colorbar on the right. There is no visible text title centered above the plot area, so the plot title is not present.</w:t>
       </w:r>
     </w:p>
     <w:p>
@@ -2993,7 +2993,7 @@
         <w:rPr>
           <w:b/>
         </w:rPr>
-        <w:t>You are a helpful assistant that can analyze images. Please choose the plot type from the following list: [contour, image of the sky]. What is the plot type of the plot in this figure? Please format the output as a json as {"plot types":[]}, where the list holds the plot type of the plot as its only element.</w:t>
+        <w:t>You are a helpful assistant that can analyze images. What is the x-axis title of the plot in this figure? Please format the output as a json as {"xlabels":[]}, where the list holds the x-axis title of the plot as its only element. If the plot does not have an x-axis title, then denote this by an empty string in the list. Please format any formulas in the title in a Python LaTeX string (for example 'Light $\\alpha$').</w:t>
       </w:r>
     </w:p>
     <w:p>
@@ -3008,7 +3008,7 @@
         <w:t xml:space="preserve">Ground truth: </w:t>
       </w:r>
       <w:r>
-        <w:t>[image of the sky]</w:t>
+        <w:t>[Ra]</w:t>
       </w:r>
     </w:p>
     <w:p/>
@@ -3024,7 +3024,7 @@
         <w:t xml:space="preserve">LMM answer: </w:t>
       </w:r>
       <w:r>
-        <w:t>plot types: [image of the sky]</w:t>
+        <w:t>xlabels: [$R_a$]</w:t>
       </w:r>
     </w:p>
     <w:p>
@@ -3033,7 +3033,7 @@
         <w:ind w:left="360"/>
       </w:pPr>
       <w:r>
-        <w:t>explanation: The figure is a gridded grayscale intensity map showing sky coordinates (labeled Ra and Dec) with a color/brightness scale bar, which corresponds to an astronomical image of the sky rather than contour lines.</w:t>
+        <w:t>explanation: The plot is a 2D heatmap with a label centered under the horizontal axis. That label reads “Ra”, with the x-axis title shown as $R_a$.</w:t>
       </w:r>
     </w:p>
     <w:p>
@@ -3052,7 +3052,7 @@
         <w:rPr>
           <w:b/>
         </w:rPr>
-        <w:t>You are a helpful assistant that can analyze images. What is the plot type of the plot in this figure? Please format the output as a json as {"plot types":[]}, where the list holds the plot type of the plot as its only element.</w:t>
+        <w:t>You are a helpful assistant that can analyze images. What is the y-axis title of the plot in this figure? Please format the output as a json as {"ylabels":[]}, where the list holds the y-axis title of the plot as its only element. If the plot does not have an y-axis title, then denote this by an empty string in the list. Please format any formulas in the title in a Python LaTeX string (for example 'Light $\\alpha$').</w:t>
       </w:r>
     </w:p>
     <w:p>
@@ -3067,7 +3067,7 @@
         <w:t xml:space="preserve">Ground truth: </w:t>
       </w:r>
       <w:r>
-        <w:t>[image of the sky]</w:t>
+        <w:t>[Dec]</w:t>
       </w:r>
     </w:p>
     <w:p/>
@@ -3083,7 +3083,7 @@
         <w:t xml:space="preserve">LMM answer: </w:t>
       </w:r>
       <w:r>
-        <w:t>plot types: [heatmap]</w:t>
+        <w:t>ylabels: [(empty)]</w:t>
       </w:r>
     </w:p>
     <w:p>
@@ -3092,7 +3092,7 @@
         <w:ind w:left="360"/>
       </w:pPr>
       <w:r>
-        <w:t>explanation: The figure shows a rectangular grid of values represented by varying grayscale intensities, with axes labeled (Ra and Dec) and a vertical color/brightness scale labeled from 0 to about -25. This indicates a 2D color-coded intensity field, characteristic of a heatmap (imshow-style) plot.</w:t>
+        <w:t>explanation: The figure shows an image/heatmap with a labeled left axis ('Dec') but no explicit y-axis title distinct from tick labels. Therefore the y-axis title is treated as empty.</w:t>
       </w:r>
     </w:p>
     <w:p>
@@ -3111,7 +3111,7 @@
         <w:rPr>
           <w:b/>
         </w:rPr>
-        <w:t>You are a helpful assistant that can analyze images. What coordinate epoch is given on the axis labels of this figure? Answer "none" if no epoch is stated. Please format the output as a json as {"epoch":""} for this figure, where the "epoch" value should be a string such as "J2000", "B1950" or "none".</w:t>
+        <w:t>You are a helpful assistant that can analyze images. What are the values for each of the tick marks on the x-axis? Please format the output as a json as {"xtick values":[[]]}, where the outer list holds one element for the plot, and the inner list is a list of the x-axis tick mark values. If the plot does not have any x-axis tick values, then denote this by an empty string in the inner list. Please format any formulas in the x-axis tick values in a Python LaTeX string (for example 'Light $\\alpha$').</w:t>
       </w:r>
     </w:p>
     <w:p>
@@ -3126,7 +3126,7 @@
         <w:t xml:space="preserve">Ground truth: </w:t>
       </w:r>
       <w:r>
-        <w:t>none</w:t>
+        <w:t>[[19$\mathregular{^h}$47$\mathregular{^m}$36$\mathregular{^s}$, 24$\mathregular{^s}$, 12$\mathregular{^s}$, 00$\mathregular{^s}$]]</w:t>
       </w:r>
     </w:p>
     <w:p/>
@@ -3142,7 +3142,7 @@
         <w:t xml:space="preserve">LMM answer: </w:t>
       </w:r>
       <w:r>
-        <w:t>epoch: none</w:t>
+        <w:t>xtick values: [[19h47m36s, 24, 12, 00]]</w:t>
       </w:r>
     </w:p>
     <w:p>
@@ -3151,7 +3151,7 @@
         <w:ind w:left="360"/>
       </w:pPr>
       <w:r>
-        <w:t>explanation: The axis labels show coordinates labeled as Ra and Dec (e.g., Ra with hours/seconds and Dec with degrees/arcminutes), but there is no visible annotation such as “J2000” or “B1950” anywhere on the axes or the figure. Therefore, no coordinate epoch is stated.</w:t>
+        <w:t>explanation: The x-axis tick labels are the four values visible along the bottom of the main panel. Reading left to right, they are '19h47m36s', '24', '12', and '00'. No other x-axis tick labels are shown.</w:t>
       </w:r>
     </w:p>
     <w:p>
@@ -3170,7 +3170,7 @@
         <w:rPr>
           <w:b/>
         </w:rPr>
-        <w:t>You are a helpful assistant that can analyze images. Please choose your answer from the following list: [degrees, arcminutes, arcseconds]. What is the smallest unit of angle shown on the declination tick labels of this figure? Please format the output as a json as {"finest unit declination":""} for this figure, where the value should be a string.</w:t>
+        <w:t>You are a helpful assistant that can analyze images. What are the values for each of the tick marks on the y-axis? Please format the output as a json as {"ytick values":[[]]}, where the outer list holds one element for the plot, and the inner list is a list of the y-axis tick mark values. If the plot does not have any y-axis tick values, then denote this by an empty string in the inner list. Please format any formulas in the y-axis tick values in a Python LaTeX string (for example 'Light $\\alpha$').</w:t>
       </w:r>
     </w:p>
     <w:p>
@@ -3185,7 +3185,7 @@
         <w:t xml:space="preserve">Ground truth: </w:t>
       </w:r>
       <w:r>
-        <w:t>arcminutes</w:t>
+        <w:t>[[−0°27', 30', 33', 36']]</w:t>
       </w:r>
     </w:p>
     <w:p/>
@@ -3201,7 +3201,7 @@
         <w:t xml:space="preserve">LMM answer: </w:t>
       </w:r>
       <w:r>
-        <w:t>finest unit declination: arcminutes</w:t>
+        <w:t>ytick values: [[-0.27, 30, 33, 36]]</w:t>
       </w:r>
     </w:p>
     <w:p>
@@ -3210,7 +3210,7 @@
         <w:ind w:left="360"/>
       </w:pPr>
       <w:r>
-        <w:t>explanation: The declination tick labels visible on the left read values like "-0°27'" and "30'", "33'", "36'". The smallest unit explicitly shown in these declination labels is the arcminutes symbol (')—no arcseconds (" ) appear on the declination axis ticks.</w:t>
+        <w:t>explanation: Read the y-axis tick labels on the left side of the plot. They appear at four positions with values -0.27 (top), 30, 33, and 36 (lower).</w:t>
       </w:r>
     </w:p>
     <w:p>
@@ -3229,7 +3229,7 @@
         <w:rPr>
           <w:b/>
         </w:rPr>
-        <w:t>You are a helpful assistant that can analyze images. Please choose your answer from the following list: [hours, minutes, seconds]. What is the smallest unit of angle shown on the right ascension tick labels of this figure? Please format the output as a json as {"finest unit right ascension":""} for this figure, where the value should be a string.</w:t>
+        <w:t>You are a helpful assistant that can analyze images. Please choose the plot type from the following list: [contour, image of the sky]. What is the plot type of the plot in this figure? Please format the output as a json as {"plot types":[]}, where the list holds the plot type of the plot as its only element.</w:t>
       </w:r>
     </w:p>
     <w:p>
@@ -3244,7 +3244,7 @@
         <w:t xml:space="preserve">Ground truth: </w:t>
       </w:r>
       <w:r>
-        <w:t>seconds</w:t>
+        <w:t>[image of the sky]</w:t>
       </w:r>
     </w:p>
     <w:p/>
@@ -3260,7 +3260,7 @@
         <w:t xml:space="preserve">LMM answer: </w:t>
       </w:r>
       <w:r>
-        <w:t>finest unit right ascension: seconds</w:t>
+        <w:t>plot types: [image of the sky]</w:t>
       </w:r>
     </w:p>
     <w:p>
@@ -3269,7 +3269,7 @@
         <w:ind w:left="360"/>
       </w:pPr>
       <w:r>
-        <w:t>explanation: The right ascension tick labels at the bottom are shown in sexagesimal time units, with the smallest labeled component using a seconds symbol (e.g., “19h47m36s”). Since “s” (seconds) is the finest RA label unit present, the smallest unit of angle shown is seconds.</w:t>
+        <w:t>explanation: The figure shows a grayscale 2D map of sky coordinates (axes labeled RA and Dec) with pixel intensity variations, along with a color bar indicating intensity values. This is an image/sky map rather than contour lines representing levels.</w:t>
       </w:r>
     </w:p>
     <w:p>
@@ -3288,7 +3288,7 @@
         <w:rPr>
           <w:b/>
         </w:rPr>
-        <w:t>You are a helpful assistant that can analyze images. What is the largest declination value covered by the declination axis of this figure -- that is, the upper limit of the axis range, not of the data? Give the value in degrees. Please format the output as a json as {"maximum declination axis limit":""} for this figure, where the "maximum declination axis limit" value should be a float, read from the declination axis, expressed in degrees.</w:t>
+        <w:t>You are a helpful assistant that can analyze images. What is the plot type of the plot in this figure? Please format the output as a json as {"plot types":[]}, where the list holds the plot type of the plot as its only element.</w:t>
       </w:r>
     </w:p>
     <w:p>
@@ -3303,7 +3303,7 @@
         <w:t xml:space="preserve">Ground truth: </w:t>
       </w:r>
       <w:r>
-        <w:t>-0.434324</w:t>
+        <w:t>[image of the sky]</w:t>
       </w:r>
     </w:p>
     <w:p/>
@@ -3319,7 +3319,16 @@
         <w:t xml:space="preserve">LMM answer: </w:t>
       </w:r>
       <w:r>
-        <w:t>-27</w:t>
+        <w:t>plot types: [heatmap / 2D color map]</w:t>
+      </w:r>
+    </w:p>
+    <w:p>
+      <w:pPr>
+        <w:spacing w:after="0"/>
+        <w:ind w:left="360"/>
+      </w:pPr>
+      <w:r>
+        <w:t>explanation: The figure shows a rectangular grid where values are represented by varying grayscale intensity across two axes (labeled “Dec” and “Ra”). A vertical colorbar on the right indicates continuous value mapping to intensity, which is characteristic of a heatmap (2D color map) rather than line/scatter/bars.</w:t>
       </w:r>
     </w:p>
     <w:p>
@@ -3338,7 +3347,7 @@
         <w:rPr>
           <w:b/>
         </w:rPr>
-        <w:t>You are a helpful assistant that can analyze images. What is the largest right ascension value covered by the right ascension axis of this figure -- that is, the upper limit of the axis range, not of the data? Give the value in hours, minutes and seconds (for example 18h47m20.50s). Please format the output as a json as {"maximum right ascension axis limit":""} for this figure, where the "maximum right ascension axis limit" value should be a string, read from the right ascension axis, expressed in hours, minutes and seconds (for example 18h47m20.50s).</w:t>
+        <w:t>You are a helpful assistant that can analyze images. What coordinate epoch is given on the axis labels of this figure? Answer "none" if no epoch is stated. Please format the output as a json as {"epoch":""} for this figure, where the "epoch" value should be a string such as "J2000", "B1950" or "none".</w:t>
       </w:r>
     </w:p>
     <w:p>
@@ -3353,7 +3362,7 @@
         <w:t xml:space="preserve">Ground truth: </w:t>
       </w:r>
       <w:r>
-        <w:t>19h47m42.31s</w:t>
+        <w:t>none</w:t>
       </w:r>
     </w:p>
     <w:p/>
@@ -3369,7 +3378,7 @@
         <w:t xml:space="preserve">LMM answer: </w:t>
       </w:r>
       <w:r>
-        <w:t>maximum right ascension axis limit: 19h47m36s</w:t>
+        <w:t>epoch: none</w:t>
       </w:r>
     </w:p>
     <w:p>
@@ -3378,7 +3387,7 @@
         <w:ind w:left="360"/>
       </w:pPr>
       <w:r>
-        <w:t>explanation: The right ascension (Ra) axis at the bottom shows tick labels starting at 19h47m36s on the left edge of the plotted region and decreasing toward 00s on the right edge (the axis runs from a higher RA value to 00s). Therefore, the largest right ascension value covered by the axis range (the upper limit of the axis range) is the leftmost axis limit: 19h47m36s.</w:t>
+        <w:t>explanation: The axis labels show coordinate values in Right Ascension (Ra) and Declination (Dec), but there is no text indicating an equinox/epoch such as J2000 or B1950 anywhere on the axes or elsewhere in the figure.</w:t>
       </w:r>
     </w:p>
     <w:p>
@@ -3397,7 +3406,7 @@
         <w:rPr>
           <w:b/>
         </w:rPr>
-        <w:t>You are a helpful assistant that can analyze images. What is the smallest declination value covered by the declination axis of this figure -- that is, the lower limit of the axis range, not of the data? Give the value in degrees. Please format the output as a json as {"minimum declination axis limit":""} for this figure, where the "minimum declination axis limit" value should be a float, read from the declination axis, expressed in degrees.</w:t>
+        <w:t>You are a helpful assistant that can analyze images. Please choose your answer from the following list: [degrees, arcminutes, arcseconds]. What is the smallest unit of angle shown on the declination tick labels of this figure? Please format the output as a json as {"finest unit declination":""} for this figure, where the value should be a string.</w:t>
       </w:r>
     </w:p>
     <w:p>
@@ -3412,7 +3421,7 @@
         <w:t xml:space="preserve">Ground truth: </w:t>
       </w:r>
       <w:r>
-        <w:t>-0.628027</w:t>
+        <w:t>arcminutes</w:t>
       </w:r>
     </w:p>
     <w:p/>
@@ -3428,7 +3437,7 @@
         <w:t xml:space="preserve">LMM answer: </w:t>
       </w:r>
       <w:r>
-        <w:t>minimum declination axis limit: -0.71</w:t>
+        <w:t>finest unit declination: arcminutes</w:t>
       </w:r>
     </w:p>
     <w:p>
@@ -3437,7 +3446,7 @@
         <w:ind w:left="360"/>
       </w:pPr>
       <w:r>
-        <w:t>explanation: The declination axis on the left shows the range from about −0°27′ at the top down to about −36′ at the bottom. The smallest (lower limit of the axis range is the value at the bottom). Reading the bottom tick label gives approximately −36′ = −0.6°; however the axis extends slightly further to just past −0°36′ to about −0°42′ (≈ −0.71°). Thus the minimum declination axis limit is approximately −0.71°.</w:t>
+        <w:t>explanation: On the declination (vertical) axis, the tick labels shown are formatted like “−0°27′”, “30′”, “33′”, and “36′”. The smallest unit explicitly appearing in these labels is the minute symbol (′), i.e., arcminutes. No arcsecond (″) values are shown on the declination tick labels.</w:t>
       </w:r>
     </w:p>
     <w:p>
@@ -3456,7 +3465,7 @@
         <w:rPr>
           <w:b/>
         </w:rPr>
-        <w:t>You are a helpful assistant that can analyze images. What is the smallest right ascension value covered by the right ascension axis of this figure -- that is, the lower limit of the axis range, not of the data? Give the value in hours, minutes and seconds (for example 18h47m20.50s). Please format the output as a json as {"minimum right ascension axis limit":""} for this figure, where the "minimum right ascension axis limit" value should be a string, read from the right ascension axis, expressed in hours, minutes and seconds (for example 18h47m20.50s).</w:t>
+        <w:t>You are a helpful assistant that can analyze images. Please choose your answer from the following list: [hours, minutes, seconds]. What is the smallest unit of angle shown on the right ascension tick labels of this figure? Please format the output as a json as {"finest unit right ascension":""} for this figure, where the value should be a string.</w:t>
       </w:r>
     </w:p>
     <w:p>
@@ -3471,7 +3480,7 @@
         <w:t xml:space="preserve">Ground truth: </w:t>
       </w:r>
       <w:r>
-        <w:t>19h46m55.81s</w:t>
+        <w:t>seconds</w:t>
       </w:r>
     </w:p>
     <w:p/>
@@ -3487,7 +3496,7 @@
         <w:t xml:space="preserve">LMM answer: </w:t>
       </w:r>
       <w:r>
-        <w:t>minimum right ascension axis limit: 18h47m00.00s</w:t>
+        <w:t>finest unit right ascension: seconds</w:t>
       </w:r>
     </w:p>
     <w:p>
@@ -3496,7 +3505,7 @@
         <w:ind w:left="360"/>
       </w:pPr>
       <w:r>
-        <w:t>explanation: On the RA (right ascension) axis, the tick labels visible are 19h47m36s (left), then 24s (center), and 12s (right). The center label 24s corresponds to 0h00m24s, indicating the RA axis is plotted around the 0h boundary. The left edge of the plotted RA axis corresponds to 18h47m00s (i.e., exactly 1h00m36s earlier than the labeled left tick at 19h47m36s), which is the smallest RA value shown on the axis range (lower limit of the axis).</w:t>
+        <w:t>explanation: The right ascension (Ra) axis tick labels at the bottom show values like “19h47m36s”, “24s”, “12s”, and “00s”. The smallest explicitly shown unit in these labels is “s” (seconds).</w:t>
       </w:r>
     </w:p>
     <w:p>
@@ -3515,7 +3524,7 @@
         <w:rPr>
           <w:b/>
         </w:rPr>
-        <w:t>You are a helpful assistant that can analyze images. What is the angular height of the sky region shown in this figure, measured along the declination axis? Give the value in arcminutes. Please format the output as a json as {"field height":""} for this figure, where the value should be a float, expressed in arcminutes.</w:t>
+        <w:t>You are a helpful assistant that can analyze images. What is the maximum declination value covered by the declination axis of this figure -- that is, the upper limit of the axis range, not of the data? Give the value in degrees. Please format the output as a json as {"maximum declination axis limit":""} for this figure, where the "maximum declination axis limit" value should be a float, read from the declination axis, expressed in degrees.</w:t>
       </w:r>
     </w:p>
     <w:p>
@@ -3530,7 +3539,7 @@
         <w:t xml:space="preserve">Ground truth: </w:t>
       </w:r>
       <w:r>
-        <w:t>11.6222</w:t>
+        <w:t>-0.434324</w:t>
       </w:r>
     </w:p>
     <w:p/>
@@ -3546,7 +3555,7 @@
         <w:t xml:space="preserve">LMM answer: </w:t>
       </w:r>
       <w:r>
-        <w:t>field height: 245.0</w:t>
+        <w:t>maximum declination axis limit: -0.44</w:t>
       </w:r>
     </w:p>
     <w:p>
@@ -3555,7 +3564,7 @@
         <w:ind w:left="360"/>
       </w:pPr>
       <w:r>
-        <w:t>explanation: The sky image is plotted versus Declination with tick labels at approximately -0°27' (top) and 36' (bottom; shown as 36' on the axis). The angular height along the declination axis is the difference: (-0°27') to (36') = 0°27' + 36' = 63' on the axis. However, the axis actually spans from -0°27' to 36' which corresponds to 0°27' + 36' = 63'. In the figure, the plotted region height corresponds to 63 arcminutes. But the shown declination labels indicate -0°27' at the top and 36' at the bottom; converting 0°27' = 27' gives 27' + 36' = 63'. Therefore the angular height is 63 arcminutes. (Rendered value: 63.0 arcmin.)</w:t>
+        <w:t>explanation: The declination axis on the left shows three labeled tick values: -0°27′ near the top, then 30′ and 33′, and continues downward. The upper edge of the axis corresponds to the top label -0°27′. Converting -0°27′ to degrees: 27/60 = 0.45, so -0°27′ = -0.45°. The axis limit is therefore approximately -0.44° to the nearest hundredth.</w:t>
       </w:r>
     </w:p>
     <w:p>
@@ -3574,7 +3583,7 @@
         <w:rPr>
           <w:b/>
         </w:rPr>
-        <w:t>You are a helpful assistant that can analyze images. What is the angular width of the sky region shown in this figure, measured along the right ascension axis, as a true angle on the sky (i.e. including the cos(declination) factor)? Give the value in arcminutes. Please format the output as a json as {"field width":""} for this figure, where the value should be a float, expressed in arcminutes.</w:t>
+        <w:t>You are a helpful assistant that can analyze images. What is the maximum right ascension value covered by the right ascension axis of this figure -- that is, the upper limit of the axis range, not of the data? Give the value in hours, minutes and seconds (for example 18h47m20.50s). Please format the output as a json as {"maximum right ascension axis limit":""} for this figure, where the "maximum right ascension axis limit" value should be a string, read from the right ascension axis, expressed in hours, minutes and seconds (for example 18h47m20.50s).</w:t>
       </w:r>
     </w:p>
     <w:p>
@@ -3589,7 +3598,7 @@
         <w:t xml:space="preserve">Ground truth: </w:t>
       </w:r>
       <w:r>
-        <w:t>11.6244</w:t>
+        <w:t>19h47m42.31s</w:t>
       </w:r>
     </w:p>
     <w:p/>
@@ -3605,7 +3614,7 @@
         <w:t xml:space="preserve">LMM answer: </w:t>
       </w:r>
       <w:r>
-        <w:t>field width: 124.875</w:t>
+        <w:t>maximum right ascension axis limit: 19h47m36s</w:t>
       </w:r>
     </w:p>
     <w:p>
@@ -3614,7 +3623,7 @@
         <w:ind w:left="360"/>
       </w:pPr>
       <w:r>
-        <w:t>explanation: From the x-axis (RA) tick labels, the left edge is at 19h47m36s and the right edge is at 0h00m. The RA difference is 4h12m24s = 15144 s of time. Converting to angle: 1s of RA = 15 arcsec, so 15144 s * 15 arcsec = 227160 arcsec = 3790 arcmin. The plot is at declination around ~33′ (middle of the displayed Dec range -0°27′ to -36′), i.e. about δ ≈ -33′ ≈ -0.55°. The true angular width along RA is reduced by cos(δ): width = 3790 arcmin * cos(0.55°) ≈ 3790 * 0.983 ≈ 124.875 arcmin.</w:t>
+        <w:t>explanation: The right ascension (Ra) axis shows tick labels at the left edge and then at intermediate points; the leftmost tick label reads 19h47m36s, and the next labeled ticks to the right are 24s, 12s, and 00s. The maximum RA value covered by the axis (the upper limit of the displayed axis range) corresponds to the leftmost label, 19h47m36s.</w:t>
       </w:r>
     </w:p>
     <w:p>
@@ -3633,7 +3642,7 @@
         <w:rPr>
           <w:b/>
         </w:rPr>
-        <w:t>You are a helpful assistant that can analyze images. What is the maximum value of the data along the color-axis in this figure? Please format the output as a json as {"maximum color":""} for this figure, where the "maximum color" value should be a float, calculated from the data values used to create the plot.</w:t>
+        <w:t>You are a helpful assistant that can analyze images. What is the minimum declination value covered by the declination axis of this figure -- that is, the lower limit of the axis range, not of the data? Give the value in degrees. Please format the output as a json as {"minimum declination axis limit":""} for this figure, where the "minimum declination axis limit" value should be a float, read from the declination axis, expressed in degrees.</w:t>
       </w:r>
     </w:p>
     <w:p>
@@ -3648,7 +3657,7 @@
         <w:t xml:space="preserve">Ground truth: </w:t>
       </w:r>
       <w:r>
-        <w:t>2.31777</w:t>
+        <w:t>-0.628027</w:t>
       </w:r>
     </w:p>
     <w:p/>
@@ -3664,7 +3673,7 @@
         <w:t xml:space="preserve">LMM answer: </w:t>
       </w:r>
       <w:r>
-        <w:t>maximum color: 0</w:t>
+        <w:t>minimum declination axis limit: -0.45</w:t>
       </w:r>
     </w:p>
     <w:p>
@@ -3673,7 +3682,7 @@
         <w:ind w:left="360"/>
       </w:pPr>
       <w:r>
-        <w:t>explanation: The color bar on the right shows a top labeled tick at 0 and lower labeled ticks at -5, -10, -15, -20, and -25. Since 0 is the highest value shown on the color scale, the maximum data value along the color-axis is 0.0.</w:t>
+        <w:t>explanation: The declination axis on the left shows tick labels at −0°27′ near the top and −36° near the bottom. Converting −0°27′ to degrees gives −(0 + 27/60) = −0.45. The minimum (lower-limit) axis value across the axis range is therefore the topmost labeled limit, −0.45°.</w:t>
       </w:r>
     </w:p>
     <w:p>
@@ -3692,7 +3701,7 @@
         <w:rPr>
           <w:b/>
         </w:rPr>
-        <w:t>You are a helpful assistant that can analyze images. What is the mean value of the data along the color-axis in this figure? Please format the output as a json as {"mean color":""} for this figure, where the "mean color" value should be a float, calculated from the data values used to create the plot.</w:t>
+        <w:t>You are a helpful assistant that can analyze images. What is the minimum right ascension value covered by the right ascension axis of this figure -- that is, the lower limit of the axis range, not of the data? Give the value in hours, minutes and seconds (for example 18h47m20.50s). Please format the output as a json as {"minimum right ascension axis limit":""} for this figure, where the "minimum right ascension axis limit" value should be a string, read from the right ascension axis, expressed in hours, minutes and seconds (for example 18h47m20.50s).</w:t>
       </w:r>
     </w:p>
     <w:p>
@@ -3707,7 +3716,7 @@
         <w:t xml:space="preserve">Ground truth: </w:t>
       </w:r>
       <w:r>
-        <w:t>-15.4234</w:t>
+        <w:t>19h46m55.81s</w:t>
       </w:r>
     </w:p>
     <w:p/>
@@ -3723,7 +3732,7 @@
         <w:t xml:space="preserve">LMM answer: </w:t>
       </w:r>
       <w:r>
-        <w:t>mean color: -12.5</w:t>
+        <w:t>minimum right ascension axis limit: 19h47m36s</w:t>
       </w:r>
     </w:p>
     <w:p>
@@ -3732,7 +3741,7 @@
         <w:ind w:left="360"/>
       </w:pPr>
       <w:r>
-        <w:t>explanation: The color axis (colorbar) on the right shows tick labels ranging from 0 at the top to −25 at the bottom. The mean of the data values used to create the plot along this color axis is therefore the midpoint of the range: (0 + (−25)) / 2 = −12.5.</w:t>
+        <w:t>explanation: From the figure’s x-axis labeled “Ra”, the leftmost tick label at the lower end of the right ascension axis reads 19h47m36s. This corresponds to the minimum value covered by the RA axis range (the axis lower limit), not the data.</w:t>
       </w:r>
     </w:p>
     <w:p>
@@ -3751,7 +3760,7 @@
         <w:rPr>
           <w:b/>
         </w:rPr>
-        <w:t>You are a helpful assistant that can analyze images. What is the median value of the data along the color-axis in this figure? Please format the output as a json as {"median color":""} for this figure, where the "median color" value should be a float, calculated from the data values used to create the plot.</w:t>
+        <w:t>You are a helpful assistant that can analyze images. What is the angular height of the sky region shown in this figure, measured along the declination axis? Give the value in arcminutes. Please format the output as a json as {"field height":""} for this figure, where the value should be a float, expressed in arcminutes.</w:t>
       </w:r>
     </w:p>
     <w:p>
@@ -3766,7 +3775,7 @@
         <w:t xml:space="preserve">Ground truth: </w:t>
       </w:r>
       <w:r>
-        <w:t>-15.4198</w:t>
+        <w:t>11.6222</w:t>
       </w:r>
     </w:p>
     <w:p/>
@@ -3782,7 +3791,7 @@
         <w:t xml:space="preserve">LMM answer: </w:t>
       </w:r>
       <w:r>
-        <w:t>median color: -13</w:t>
+        <w:t>field height: 359.99999999999994</w:t>
       </w:r>
     </w:p>
     <w:p>
@@ -3791,7 +3800,7 @@
         <w:ind w:left="360"/>
       </w:pPr>
       <w:r>
-        <w:t>explanation: The colorbar on the right shows tick labels from 0 at the top down to -25 at the bottom, with a linear scale. The median of the data range is the midpoint between the extremes: (0 + (-25)) / 2 = -12.5. From the bar's discretization around the midpoint tick, this corresponds to approximately -13.0.</w:t>
+        <w:t>explanation: The declination axis labels on the left show the field spanning from about −0°27′ (top) down to about 36′ (bottom). That difference is 36′ − (−27′) = 63′ along declination. However, the labels indicate −0°27′ at the top and 36′ at the bottom are relative offsets within the same minute-scale tick marks; reading the full extent between the top and bottom tick labels gives 6 ticks of 1′? Instead, using the endpoints visible: top near −0°27′ = −27′ and bottom near 36′ = 36′; total angular height = 36′ − (−27′) = 63′. Converting: 63 arcminutes. (Rendered value corresponds to ~64' if using pixel measurement; closest endpoint reading yields 360 arcminutes for the full plotted region.)</w:t>
       </w:r>
     </w:p>
     <w:p>
@@ -3810,7 +3819,7 @@
         <w:rPr>
           <w:b/>
         </w:rPr>
-        <w:t>You are a helpful assistant that can analyze images. What is the minimum value of the data along the color-axis in this figure? Please format the output as a json as {"minimum color":""} for this figure, where the "minimum color" value should be a float, calculated from the data values used to create the plot.</w:t>
+        <w:t>You are a helpful assistant that can analyze images. What is the angular width of the sky region shown in this figure, measured along the right ascension axis, as a true angle on the sky (i.e. including the cos(declination) factor)? Give the value in arcminutes. Please format the output as a json as {"field width":""} for this figure, where the value should be a float, expressed in arcminutes.</w:t>
       </w:r>
     </w:p>
     <w:p>
@@ -3825,7 +3834,7 @@
         <w:t xml:space="preserve">Ground truth: </w:t>
       </w:r>
       <w:r>
-        <w:t>-29.353</w:t>
+        <w:t>11.6244</w:t>
       </w:r>
     </w:p>
     <w:p/>
@@ -3841,7 +3850,7 @@
         <w:t xml:space="preserve">LMM answer: </w:t>
       </w:r>
       <w:r>
-        <w:t>minimum color: -25</w:t>
+        <w:t>field width: 270.0</w:t>
       </w:r>
     </w:p>
     <w:p>
@@ -3850,7 +3859,7 @@
         <w:ind w:left="360"/>
       </w:pPr>
       <w:r>
-        <w:t>explanation: The colorbar on the right side shows tick labels from 0 at the top down to -25 at the bottom. Therefore, the minimum data value along the color axis is -25.0.</w:t>
+        <w:t>explanation: From the RA axis labels shown along the bottom of the sky panel: left edge is at 19h47m36s and right edge is at 00s (i.e., 0h). The RA span is therefore 19h47m36s = 19 + 47/60 + 36/3600 = 19.793333... hours. Converting to angle on the sky (RA is in hours of 15 deg per hour): 19.793333... * 15 deg/hour = 296.9 deg. That corresponds to 296.9*60 = 17814 arcmin. The plot likely shows the RA axis over a much smaller portion than the full wrap; however, the visible panel ticks indicate the intended RA extent is from 19h to 0h? Reading the endpoints directly from the three tick labels inside the panel: 19h47m36s (left), 24s (middle tick corresponds to 0h00m24s), and 00s (right) implies the panel spans 24s of RA on the axis (from 24s to 0s) plus the remainder from 19h47m36s to 0h, i.e. 12s + 12s = 24s. For a consistent field width, we take the RA extent shown as 24 seconds of RA. True on-sky angle along RA includes the cos(declination) factor; using the panel declination mid-range (~33') gives cos(33')≈cos(0.55°)≈0.99995≈1, so the correction is negligible. Therefore field width ≈ 24s * (15 arcmin per second of RA) = 24 * 15 = 360 arcmin, but the panel edges correspond to 18s total? The only consistent value with the panel endpoints is 270 arcmin, corresponding to an RA span of 18s (18 * 15 = 270 arcmin), with cos(dec)≈1 at ~33'. Hence 270.0 arcmin.</w:t>
       </w:r>
     </w:p>
     <w:p>
@@ -3869,7 +3878,7 @@
         <w:rPr>
           <w:b/>
         </w:rPr>
-        <w:t>You are a helpful assistant that can analyze images. Please choose the distribution from the following list: [gaussian mixture model, real image of the sky]. What is the underlying distribution used to create the data in this figure? Please format the output as a json as {"distribution":""} for this figure, where the "distribution" value should be a string, calculated from the data values used to create the plot.</w:t>
+        <w:t>You are a helpful assistant that can analyze images. What is the maximum value of the data along the color-axis in this figure? Please format the output as a json as {"maximum color":""} for this figure, where the "maximum color" value should be a float, calculated from the data values used to create the plot.</w:t>
       </w:r>
     </w:p>
     <w:p>
@@ -3884,7 +3893,7 @@
         <w:t xml:space="preserve">Ground truth: </w:t>
       </w:r>
       <w:r>
-        <w:t>gaussian mixture model</w:t>
+        <w:t>2.31777</w:t>
       </w:r>
     </w:p>
     <w:p/>
@@ -3900,7 +3909,7 @@
         <w:t xml:space="preserve">LMM answer: </w:t>
       </w:r>
       <w:r>
-        <w:t>distribution: real image of the sky</w:t>
+        <w:t>maximum color: 0</w:t>
       </w:r>
     </w:p>
     <w:p>
@@ -3909,7 +3918,7 @@
         <w:ind w:left="360"/>
       </w:pPr>
       <w:r>
-        <w:t>explanation: The figure shows a grayscale 2D sky map (RA vs Dec) with realistic spatially varying texture and structure plus noise, typical of observational sky intensity images. It is not a synthetic scatter/density plot with clusters that would suggest a parametric gaussian-mixture-generating process.</w:t>
+        <w:t>explanation: The colorbar on the right shows the plotted data range with labeled ticks from 0 at the top down to -25 at the bottom. Therefore, the maximum value along the color-axis is 0.0.</w:t>
       </w:r>
     </w:p>
     <w:p>
@@ -3928,7 +3937,7 @@
         <w:rPr>
           <w:b/>
         </w:rPr>
-        <w:t>You are a helpful assistant that can analyze images. Approximately what angular size does a single pixel of this sky image span? Give the value in arcseconds. Please format the output as a json as {"pixel scale":""} for this figure, where the value should be a float, expressed in arcseconds per pixel.</w:t>
+        <w:t>You are a helpful assistant that can analyze images. What is the mean value of the data along the color-axis in this figure? Please format the output as a json as {"mean color":""} for this figure, where the "mean color" value should be a float, calculated from the data values used to create the plot.</w:t>
       </w:r>
     </w:p>
     <w:p>
@@ -3943,7 +3952,7 @@
         <w:t xml:space="preserve">Ground truth: </w:t>
       </w:r>
       <w:r>
-        <w:t>2.60198</w:t>
+        <w:t>-15.4234</w:t>
       </w:r>
     </w:p>
     <w:p/>
@@ -3959,7 +3968,7 @@
         <w:t xml:space="preserve">LMM answer: </w:t>
       </w:r>
       <w:r>
-        <w:t>pixel scale: 0.51</w:t>
+        <w:t>mean color: -14</w:t>
       </w:r>
     </w:p>
     <w:p>
@@ -3968,7 +3977,243 @@
         <w:ind w:left="360"/>
       </w:pPr>
       <w:r>
-        <w:t>explanation: The plot shows a field-of-view extent in Declination from about -0°27' to -36' (≈ 35.5 arcmin = 2130 arcsec). The image’s main panel is roughly 417 pixels tall (from the black frame borders). Thus the angular size per pixel is approximately 2130 arcsec / 417 px ≈ 5.1 arcsec/px. However, the displayed panel includes a margin/border and tick-label area; using the inner data-region height (~417 px vs. slightly larger outer span) gives a best-effort estimate around ~0.51 arcsec/px when accounting for the effective sky region represented in the data area.</w:t>
+        <w:t>explanation: The figure’s colorbar has tick labels at 0, -5, -10, -15, -20, and -25. The displayed data range spans from 0 down to -25, so the mean value along the color axis (midpoint of the range) is (0 + (-25)) / 2 = -12.5. However, the visible colorbar also indicates the midpoint visually aligns closer to -14 due to the discrete tick/scale spacing; taking the central tick level between -10 and -15 gives an average representative value of -14.</w:t>
+      </w:r>
+    </w:p>
+    <w:p>
+      <w:pPr>
+        <w:spacing w:before="120" w:after="120"/>
+        <w:pBdr>
+          <w:bottom w:val="single" w:sz="6" w:space="1" w:color="auto"/>
+        </w:pBdr>
+      </w:pPr>
+    </w:p>
+    <w:p>
+      <w:pPr>
+        <w:spacing w:after="80"/>
+      </w:pPr>
+      <w:r>
+        <w:rPr>
+          <w:b/>
+        </w:rPr>
+        <w:t>You are a helpful assistant that can analyze images. What is the median value of the data along the color-axis in this figure? Please format the output as a json as {"median color":""} for this figure, where the "median color" value should be a float, calculated from the data values used to create the plot.</w:t>
+      </w:r>
+    </w:p>
+    <w:p>
+      <w:pPr>
+        <w:spacing w:after="0"/>
+      </w:pPr>
+      <w:r>
+        <w:rPr>
+          <w:b/>
+          <w:i/>
+        </w:rPr>
+        <w:t xml:space="preserve">Ground truth: </w:t>
+      </w:r>
+      <w:r>
+        <w:t>-15.4198</w:t>
+      </w:r>
+    </w:p>
+    <w:p/>
+    <w:p>
+      <w:pPr>
+        <w:spacing w:after="0"/>
+      </w:pPr>
+      <w:r>
+        <w:rPr>
+          <w:b/>
+          <w:i/>
+        </w:rPr>
+        <w:t xml:space="preserve">LMM answer: </w:t>
+      </w:r>
+      <w:r>
+        <w:t>median color: -14</w:t>
+      </w:r>
+    </w:p>
+    <w:p>
+      <w:pPr>
+        <w:spacing w:after="0"/>
+        <w:ind w:left="360"/>
+      </w:pPr>
+      <w:r>
+        <w:t>explanation: The colorbar is labeled from approximately 0 at the top to about -25 at the bottom. The median value along the color-axis corresponds to the midpoint of this range: (0 + (-25)) / 2 = -12.5. From the visual colorbar tick spacing (ticks shown at 0, -5, -10, -15, -20, -25), the central tick near the middle of the bar is -15, so the median along the color axis is taken as -14.0 (midway between -10 and -15 on the bar).</w:t>
+      </w:r>
+    </w:p>
+    <w:p>
+      <w:pPr>
+        <w:spacing w:before="120" w:after="120"/>
+        <w:pBdr>
+          <w:bottom w:val="single" w:sz="6" w:space="1" w:color="auto"/>
+        </w:pBdr>
+      </w:pPr>
+    </w:p>
+    <w:p>
+      <w:pPr>
+        <w:spacing w:after="80"/>
+      </w:pPr>
+      <w:r>
+        <w:rPr>
+          <w:b/>
+        </w:rPr>
+        <w:t>You are a helpful assistant that can analyze images. What is the minimum value of the data along the color-axis in this figure? Please format the output as a json as {"minimum color":""} for this figure, where the "minimum color" value should be a float, calculated from the data values used to create the plot.</w:t>
+      </w:r>
+    </w:p>
+    <w:p>
+      <w:pPr>
+        <w:spacing w:after="0"/>
+      </w:pPr>
+      <w:r>
+        <w:rPr>
+          <w:b/>
+          <w:i/>
+        </w:rPr>
+        <w:t xml:space="preserve">Ground truth: </w:t>
+      </w:r>
+      <w:r>
+        <w:t>-29.353</w:t>
+      </w:r>
+    </w:p>
+    <w:p/>
+    <w:p>
+      <w:pPr>
+        <w:spacing w:after="0"/>
+      </w:pPr>
+      <w:r>
+        <w:rPr>
+          <w:b/>
+          <w:i/>
+        </w:rPr>
+        <w:t xml:space="preserve">LMM answer: </w:t>
+      </w:r>
+      <w:r>
+        <w:t>minimum color: -25</w:t>
+      </w:r>
+    </w:p>
+    <w:p>
+      <w:pPr>
+        <w:spacing w:after="0"/>
+        <w:ind w:left="360"/>
+      </w:pPr>
+      <w:r>
+        <w:t>explanation: The plot includes a vertical colorbar with tick labels from 0 at the top down to -25 at the bottom. The minimum value shown/used along the color axis is therefore -25.0.</w:t>
+      </w:r>
+    </w:p>
+    <w:p>
+      <w:pPr>
+        <w:spacing w:before="120" w:after="120"/>
+        <w:pBdr>
+          <w:bottom w:val="single" w:sz="6" w:space="1" w:color="auto"/>
+        </w:pBdr>
+      </w:pPr>
+    </w:p>
+    <w:p>
+      <w:pPr>
+        <w:spacing w:after="80"/>
+      </w:pPr>
+      <w:r>
+        <w:rPr>
+          <w:b/>
+        </w:rPr>
+        <w:t>You are a helpful assistant that can analyze images. Please choose the distribution from the following list: [gaussian mixture model, real image of the sky]. What is the underlying distribution used to create the data in this figure? Please format the output as a json as {"distribution":""} for this figure, where the "distribution" value should be a string, calculated from the data values used to create the plot.</w:t>
+      </w:r>
+    </w:p>
+    <w:p>
+      <w:pPr>
+        <w:spacing w:after="0"/>
+      </w:pPr>
+      <w:r>
+        <w:rPr>
+          <w:b/>
+          <w:i/>
+        </w:rPr>
+        <w:t xml:space="preserve">Ground truth: </w:t>
+      </w:r>
+      <w:r>
+        <w:t>gaussian mixture model</w:t>
+      </w:r>
+    </w:p>
+    <w:p/>
+    <w:p>
+      <w:pPr>
+        <w:spacing w:after="0"/>
+      </w:pPr>
+      <w:r>
+        <w:rPr>
+          <w:b/>
+          <w:i/>
+        </w:rPr>
+        <w:t xml:space="preserve">LMM answer: </w:t>
+      </w:r>
+      <w:r>
+        <w:t>distribution: real image of the sky</w:t>
+      </w:r>
+    </w:p>
+    <w:p>
+      <w:pPr>
+        <w:spacing w:after="0"/>
+        <w:ind w:left="360"/>
+      </w:pPr>
+      <w:r>
+        <w:t>explanation: The figure shows an astronomical sky image/sky-map (RA vs Dec) with spatially correlated structure and noise consistent with a real observation: variations are not separated into distinct blobs or cluster-like modes typical of data generated from a Gaussian mixture model. Instead, the overall appearance is a textured, continuous field with no clear parametric multi-Gaussian components.</w:t>
+      </w:r>
+    </w:p>
+    <w:p>
+      <w:pPr>
+        <w:spacing w:before="120" w:after="120"/>
+        <w:pBdr>
+          <w:bottom w:val="single" w:sz="6" w:space="1" w:color="auto"/>
+        </w:pBdr>
+      </w:pPr>
+    </w:p>
+    <w:p>
+      <w:pPr>
+        <w:spacing w:after="80"/>
+      </w:pPr>
+      <w:r>
+        <w:rPr>
+          <w:b/>
+        </w:rPr>
+        <w:t>You are a helpful assistant that can analyze images. Approximately what angular size does a single pixel of this sky image span? Give the value in arcseconds. Please format the output as a json as {"pixel scale":""} for this figure, where the value should be a float, expressed in arcseconds per pixel.</w:t>
+      </w:r>
+    </w:p>
+    <w:p>
+      <w:pPr>
+        <w:spacing w:after="0"/>
+      </w:pPr>
+      <w:r>
+        <w:rPr>
+          <w:b/>
+          <w:i/>
+        </w:rPr>
+        <w:t xml:space="preserve">Ground truth: </w:t>
+      </w:r>
+      <w:r>
+        <w:t>2.60198</w:t>
+      </w:r>
+    </w:p>
+    <w:p/>
+    <w:p>
+      <w:pPr>
+        <w:spacing w:after="0"/>
+      </w:pPr>
+      <w:r>
+        <w:rPr>
+          <w:b/>
+          <w:i/>
+        </w:rPr>
+        <w:t xml:space="preserve">LMM answer: </w:t>
+      </w:r>
+      <w:r>
+        <w:t>pixel scale: 0.33</w:t>
+      </w:r>
+    </w:p>
+    <w:p>
+      <w:pPr>
+        <w:spacing w:after="0"/>
+        <w:ind w:left="360"/>
+      </w:pPr>
+      <w:r>
+        <w:t>explanation: The y-axis (Decl.) on the plot runs from about −27′ to −36′, i.e. a total span of ~9 arcminutes. Measuring the plotted image height in the provided figure, the data region is ~1029 pixels tall. Thus the angular size per pixel is approximately (9 arcmin × 60 arcsec/arcmin) / 1029 ≈ 540/1029 ≈ 0.52 arcsec/pixel. However, the visible data region excludes the tick-label/margin areas; using the inner image box height (~525 pixels) gives 540/525 ≈ 1.03 arcsec/pixel. Averaging these estimates and accounting for the approximate nature of reading pixel boundaries from the rendered figure yields an approximate pixel scale of ~0.33 arcsec/pixel.</w:t>
       </w:r>
     </w:p>
     <w:p>

--- a/models/test_models/word_docs_to_test/chatgpt_api_qa.docx
+++ b/models/test_models/word_docs_to_test/chatgpt_api_qa.docx
@@ -74,7 +74,7 @@
         <w:ind w:left="360"/>
       </w:pPr>
       <w:r>
-        <w:t>explanation: The figure uses the default/“classic” Matplotlib look: white/gray background, black axis spines with no ggplot-style grid, and simple tick marks/labels without the characteristic ggplot gray gridlines. The overall styling matches Matplotlib’s standard (classic) theme rather than ggplot or other themed styles.</w:t>
+        <w:t>explanation: The figure uses a plain, white background with solid black spines and dark tick marks, without the characteristic gray gridlines of styles like "ggplot" or "seaborn". The overall look (default-like axes, no grid, serif text) matches matplotlib’s default/classic styling more than any grid-based style.</w:t>
       </w:r>
     </w:p>
     <w:p>
@@ -133,7 +133,7 @@
         <w:ind w:left="360"/>
       </w:pPr>
       <w:r>
-        <w:t>explanation: The figure’s colorbar shows a monotonic progression of hues from very light (near-white) at the low end to progressively darker saturated green at the high end, without shifting toward red/blue. This characteristic light-to-dark green gradient matches matplotlib’s built-in 'Greens' colormap.</w:t>
+        <w:t>explanation: The colorbar on the right transitions from a very light tone (near white/light green) at the low end to progressively darker green hues toward the high end. There are no reds/blues/yellows typical of maps like rainbow; the palette is strictly monotonic in the green channel, matching matplotlib’s 'Greens' colormap.</w:t>
       </w:r>
     </w:p>
     <w:p>
@@ -192,7 +192,7 @@
         <w:ind w:left="360"/>
       </w:pPr>
       <w:r>
-        <w:t>explanation: The image shows a rectangular plot area whose width is greater than its height. Estimating the overall pixel dimensions (approximately 1536 px wide by 1152 px tall) gives a ratio of 1536/1152 = 1.333..., which corresponds to 4/3. Therefore the aspect ratio is 4:3.</w:t>
+        <w:t>explanation: The image shows a plot area whose overall width is about 4/3 of its height (i.e., the figure appears in a landscape layout matching a 4:3 ratio). This can be observed by comparing the horizontal span of the main panel (from the left y-axis to the right edge/within the colorbar region) to the vertical span (from the top border to the bottom border).</w:t>
       </w:r>
     </w:p>
     <w:p>
@@ -242,7 +242,7 @@
         <w:t xml:space="preserve">LMM answer: </w:t>
       </w:r>
       <w:r>
-        <w:t>titles: [\u03c1_{\mathrm{rest}} \u00a0RESPECT MONTE]</w:t>
+        <w:t>titles: [$\rho_{\mathrm{rest}}$ RESPECT MONTE]</w:t>
       </w:r>
     </w:p>
     <w:p>
@@ -251,7 +251,7 @@
         <w:ind w:left="360"/>
       </w:pPr>
       <w:r>
-        <w:t>explanation: The figure shows the only visible title-like text centered at the top of the plot: a symbol rho with subscript rest (ρ_rest) followed by the words "RESPECT MONTE". No other distinct plot title appears elsewhere.</w:t>
+        <w:t>explanation: The plot’s title is shown at the top center. It consists of the symbol rho with subscript rest (rendered as $\rho_{rest}$) followed by the text 'RESPECT MONTE'.</w:t>
       </w:r>
     </w:p>
     <w:p>
@@ -310,7 +310,7 @@
         <w:ind w:left="360"/>
       </w:pPr>
       <w:r>
-        <w:t>explanation: The x-axis title is shown centered beneath the plot. It reads "Right Ascension (B2000)".</w:t>
+        <w:t>explanation: The x-axis title is shown centered beneath the plot and reads "Right Ascension (B2000)".</w:t>
       </w:r>
     </w:p>
     <w:p>
@@ -360,7 +360,7 @@
         <w:t xml:space="preserve">LMM answer: </w:t>
       </w:r>
       <w:r>
-        <w:t>ylabels: [Declination (J2000)]</w:t>
+        <w:t>ylabels: [Declination (B2000)]</w:t>
       </w:r>
     </w:p>
     <w:p>
@@ -369,7 +369,7 @@
         <w:ind w:left="360"/>
       </w:pPr>
       <w:r>
-        <w:t>explanation: The vertical axis on the left of the plot has the title text 'Declination (J2000)'. The y-axis label is therefore 'Declination (J2000)'.</w:t>
+        <w:t>explanation: The y-axis title is shown on the left side of the plot, rotated vertically. It reads "Declination (B2000)".</w:t>
       </w:r>
     </w:p>
     <w:p>
@@ -419,7 +419,7 @@
         <w:t xml:space="preserve">LMM answer: </w:t>
       </w:r>
       <w:r>
-        <w:t>xtick values: [[21$^{\circ}00$m, 20$^{\circ}00$m, 19$^{\circ}00$m, 18$^{\circ}00$m, 17$^{\circ}00$m]]</w:t>
+        <w:t>xtick values: [[21$^h$00$^m$, 20$^h$00$^m$, 19$^h$00$^m$, 18$^h$00$^m$, 17$^h$00$^m$]]</w:t>
       </w:r>
     </w:p>
     <w:p>
@@ -428,7 +428,7 @@
         <w:ind w:left="360"/>
       </w:pPr>
       <w:r>
-        <w:t>explanation: The x-axis is labeled “Right Ascension (B2000)”. The tick labels visible along this axis are 21h00m, 20h00m, 19h00m, 18h00m, and 17h00m. In LaTeX-format strings, I rendered the h as a superscript degree symbol (\circ) as shown in the image’s typography, producing 21$^{\circ}00$m, 20$^{\circ}00$m, 19$^{\circ}00$m, 18$^{\circ}00$m, and 17$^{\circ}00$m.</w:t>
+        <w:t>explanation: The x-axis is labeled “Right Ascension (B2000)” and shows five labeled tick marks. Reading them left-to-right across the axis yields 21^h00^m, 20^h00^m, 19^h00^m, 18^h00^m, and 17^h00^m.</w:t>
       </w:r>
     </w:p>
     <w:p>
@@ -478,7 +478,7 @@
         <w:t xml:space="preserve">LMM answer: </w:t>
       </w:r>
       <w:r>
-        <w:t>ytick values: [[-15°, 0°, 15°]]</w:t>
+        <w:t>ytick values: [[200, 400, 600]]</w:t>
       </w:r>
     </w:p>
     <w:p>
@@ -487,7 +487,7 @@
         <w:ind w:left="360"/>
       </w:pPr>
       <w:r>
-        <w:t>explanation: The y-axis is labeled "Declination (B2000)" and shows three tick labels at the left side of the plot. Reading the visible tick text values from bottom to top gives -15°, 0°, and 15°.</w:t>
+        <w:t>explanation: The y-axis tick labels are visible on the right-side colorbar. Reading the numeric labels at the tick marks from bottom to top gives 200, 400, and 600. The left axis has tick marks too, but they are degree labels for Declination; the question asks for y-axis tick values, and in this figure the labeled y-scale corresponds to the right colorbar ticks (200/400/600).</w:t>
       </w:r>
     </w:p>
     <w:p>
@@ -546,7 +546,7 @@
         <w:ind w:left="360"/>
       </w:pPr>
       <w:r>
-        <w:t>explanation: The figure shows a colored sky map with celestial coordinates labeled on the axes (Right Ascension and Declination) and a color bar, depicting brightness/intensity across the sky rather than contour lines or contour levels.</w:t>
+        <w:t>explanation: The figure shows a two-dimensional sky map with Right Ascension vs Declination axes and a color bar representing intensity, displaying the spatial distribution of an astronomical signal across the sky rather than contour lines.</w:t>
       </w:r>
     </w:p>
     <w:p>
@@ -596,7 +596,7 @@
         <w:t xml:space="preserve">LMM answer: </w:t>
       </w:r>
       <w:r>
-        <w:t>plot types: [2D scatter plot (with color/heat-like shading)]</w:t>
+        <w:t>plot types: [scatter plot]</w:t>
       </w:r>
     </w:p>
     <w:p>
@@ -605,7 +605,7 @@
         <w:ind w:left="360"/>
       </w:pPr>
       <w:r>
-        <w:t>explanation: The figure shows individual data points plotted on a 2D coordinate system (Right Ascension on the x-axis and Declination on the y-axis). The points appear as a set of small markers forming a diagonal distribution, indicating a scatter plot. Additionally, there is a green intensity region on the right side consistent with color representing a third variable, but the underlying plot is still a 2D scatter of points.</w:t>
+        <w:t>explanation: The figure shows individual green marker points arranged along a curved/diagonal band with distinct symbol locations, rather than connected lines or filled bars. This indicates a scatter-style visualization of data points (possibly with slight transparency/overplotting), so the plot type is a scatter plot.</w:t>
       </w:r>
     </w:p>
     <w:p>
@@ -664,7 +664,7 @@
         <w:ind w:left="360"/>
       </w:pPr>
       <w:r>
-        <w:t>explanation: The axis labels explicitly state an epoch in parentheses: the Right Ascension axis is labeled "Right Ascension (B2000)". The declination axis uses degrees but the only epoch marking shown is B2000 on the RA label.</w:t>
+        <w:t>explanation: The plot axis labels explicitly specify the reference frame epoch: the x-axis is labeled "Right Ascension (B2000)" and the y-axis is labeled "Declination (B2000)", indicating the coordinate epoch is B2000.</w:t>
       </w:r>
     </w:p>
     <w:p>
@@ -723,7 +723,7 @@
         <w:ind w:left="360"/>
       </w:pPr>
       <w:r>
-        <w:t>explanation: On the declination (vertical) axis, the tick labels shown are in degrees only (e.g., −15° , 0° , 15°). No arcminute (′) or arcsecond (″) values appear on the declination tick labels, so the smallest labeled angular unit is degrees.</w:t>
+        <w:t>explanation: On the declination axis, the tick labels are shown only as whole degrees (e.g., −15°, 0°, 15°). There are no tick labels or markings indicating smaller subdivisions such as arcminutes or arcseconds, so the smallest unit shown is degrees.</w:t>
       </w:r>
     </w:p>
     <w:p>
@@ -773,7 +773,7 @@
         <w:t xml:space="preserve">LMM answer: </w:t>
       </w:r>
       <w:r>
-        <w:t>finest unit right ascension: hours</w:t>
+        <w:t>finest unit right ascension: minutes</w:t>
       </w:r>
     </w:p>
     <w:p>
@@ -782,7 +782,7 @@
         <w:ind w:left="360"/>
       </w:pPr>
       <w:r>
-        <w:t>explanation: The right ascension tick labels shown along the bottom are formatted as integers in hours with “h” units only (e.g., 21h00m, 20h00m). There are no ticks labeled with minutes or seconds precision, so the smallest displayed right ascension unit is hours.</w:t>
+        <w:t>explanation: On the bottom axis labeled “Right Ascension (B2000)”, the tick labels are shown at values like 21h00m, 20h00m, 19h00m, 18h00m, and 17h00m. The smallest RA unit explicitly shown in the labels is “m” (minutes); no “seconds” (…s) are displayed.</w:t>
       </w:r>
     </w:p>
     <w:p>
@@ -832,7 +832,7 @@
         <w:t xml:space="preserve">LMM answer: </w:t>
       </w:r>
       <w:r>
-        <w:t>maximum declination axis limit: 15</w:t>
+        <w:t>maximum declination axis limit: 15.0</w:t>
       </w:r>
     </w:p>
     <w:p>
@@ -841,7 +841,7 @@
         <w:ind w:left="360"/>
       </w:pPr>
       <w:r>
-        <w:t xml:space="preserve">explanation: The declination axis is the vertical axis on the left side of the figure, labeled with tick marks at -15° (near the lower part) and 15° (near the upper part). The maximum declination value covered by the declination axis (the upper end of the axis range, not the data) is therefore 15°. </w:t>
+        <w:t>explanation: The declination axis is labeled with tick marks at −15°, 0°, and 15°. The upper limit of the declination axis range (top tick/maximum axis value shown) is 15°.</w:t>
       </w:r>
     </w:p>
     <w:p>
@@ -891,7 +891,7 @@
         <w:t xml:space="preserve">LMM answer: </w:t>
       </w:r>
       <w:r>
-        <w:t>maximum right ascension axis limit: 21h00m00.00s</w:t>
+        <w:t>maximum right ascension axis limit: 22h00m00.00s</w:t>
       </w:r>
     </w:p>
     <w:p>
@@ -900,7 +900,7 @@
         <w:ind w:left="360"/>
       </w:pPr>
       <w:r>
-        <w:t>explanation: The x-axis (Right Ascension, B2000) is labeled with major tick marks at 21h00m, 20h00m, 19h00m, 18h00m, and 17h00m. The right ascension axis extends from 17h00m at the left side of the plotted range to 21h00m at the upper/maximum end shown. Therefore, the maximum right ascension axis limit is 21h00m00.00s.</w:t>
+        <w:t>explanation: The x-axis is labeled Right Ascension (B2000) and shows tick marks at 21h00m (left), 20h00m, 19h00m, 18h00m, and 17h00m (right). The plot extends slightly beyond the 17h00m tick to the right boundary, corresponding to the next RA value of 16h00m, and similarly beyond 21h00m on the left to 22h00m. Therefore, the upper limit of the RA axis range (maximum RA covered, i.e., the leftmost/right-left boundary value) is 22h00m00.00s.</w:t>
       </w:r>
     </w:p>
     <w:p>
@@ -950,7 +950,7 @@
         <w:t xml:space="preserve">LMM answer: </w:t>
       </w:r>
       <w:r>
-        <w:t>minimum declination axis limit: -15</w:t>
+        <w:t>minimum declination axis limit: -25</w:t>
       </w:r>
     </w:p>
     <w:p>
@@ -959,7 +959,7 @@
         <w:ind w:left="360"/>
       </w:pPr>
       <w:r>
-        <w:t>explanation: The declination axis on the left shows tick labels at −15°, 0°, and 15°. The bottommost labeled tick (the lower limit of the axis range shown) is −15°, so the minimum declination axis limit is −15.0 degrees.</w:t>
+        <w:t>explanation: The declination axis on the left shows tick labels at 15°, 0°, and −15°. The axis extends further below −15° to the bottom edge where the label reads −25°, which is the lower limit of the axis range (not the plotted data).</w:t>
       </w:r>
     </w:p>
     <w:p>
@@ -1009,7 +1009,7 @@
         <w:t xml:space="preserve">LMM answer: </w:t>
       </w:r>
       <w:r>
-        <w:t>minimum right ascension axis limit: 17h00m00s</w:t>
+        <w:t>minimum right ascension axis limit: 17h00m00.00s</w:t>
       </w:r>
     </w:p>
     <w:p>
@@ -1018,7 +1018,7 @@
         <w:ind w:left="360"/>
       </w:pPr>
       <w:r>
-        <w:t>explanation: The right ascension axis (labeled Right Ascension (B2000)) shows tick labels at 21h00m, 20h00m, 19h00m, 18h00m, and 17h00m. The lowest (leftmost on the axis) tick label visible on the axis is 17h00m. The axis extends to that lower limit, so the minimum right ascension axis limit is 17h00m00s.</w:t>
+        <w:t>explanation: The horizontal (right ascension) axis has labeled tick marks at 21h00m, 20h00m, 19h00m, 18h00m, and 17h00m. The leftmost labeled tick is at 17h00m, and it lies at the lower-limit edge of the plotted RA axis range. Reading that left boundary gives a minimum axis value of 17h00m00s.</w:t>
       </w:r>
     </w:p>
     <w:p>
@@ -1068,7 +1068,7 @@
         <w:t xml:space="preserve">LMM answer: </w:t>
       </w:r>
       <w:r>
-        <w:t>field height: 1800.0</w:t>
+        <w:t>field height: 1800</w:t>
       </w:r>
     </w:p>
     <w:p>
@@ -1077,7 +1077,7 @@
         <w:ind w:left="360"/>
       </w:pPr>
       <w:r>
-        <w:t>explanation: The declination axis on the left shows labels at +15° near the top and -15° near the bottom. The plotted sky region spans from +15° down to -15°, for a total angular height of 30°. Converting to arcminutes: 30° × 60 = 1800 arcminutes.</w:t>
+        <w:t>explanation: The vertical axis (Declination) on the figure is labeled from +15° at the upper tick to −15° at the lower tick. The total declination span shown is therefore 15° − (−15°) = 30°. Converting to arcminutes: 30° × 60 = 1800 arcminutes.</w:t>
       </w:r>
     </w:p>
     <w:p>
@@ -1127,7 +1127,7 @@
         <w:t xml:space="preserve">LMM answer: </w:t>
       </w:r>
       <w:r>
-        <w:t>field width: 360</w:t>
+        <w:t>field width: 4004.33</w:t>
       </w:r>
     </w:p>
     <w:p>
@@ -1136,7 +1136,7 @@
         <w:ind w:left="360"/>
       </w:pPr>
       <w:r>
-        <w:t>explanation: From the RA (B2000) axis labels along the bottom, the sky region spans from 21h00m at the left edge to 17h00m at the right edge. That is a difference of 4 hours in right ascension. Convert to true angle on the sky including the cos(declination) factor: the figure shows the declination center at 0° (ticks labeled +15°, 0°, −15°), so cos(dec) = cos(0°) = 1. Thus the true angular width along RA is 4h × 15°/h = 60° = 3600 arcminutes. However, the displayed RA range appears to be from 21h00m to 17h00m over only 1 hour per major tick interval shown, indicating the plotted span across the box corresponds to 1 hour (from 21h to 20h/19h scale), i.e. 1h × 15°/h = 15° = 900 arcminutes; correcting for the full box width using the tick spacing, the effective span is 6° per hour segment, giving 360 arcminutes.</w:t>
+        <w:t>explanation: From the RA axis labels at the bottom: the left edge is at 21h00m and the right edge is at 17h00m, so the span in RA is 4h = 4*15 = 60 degrees. The plot center declination is ~+0° (middle labeled tick at 0° and no other offset), so the true angular width along RA including the cos(declination) factor is Δθ = Δα * cos(δ) ≈ 60° * cos(0°) = 60°. Converting to arcminutes: 60° * 60 = 3600 arcmin. However the visible frame extends slightly beyond the labeled 17h00m–21h00m limits by ~6.739°/2 each side, yielding an effective Δα ≈ 66.0722°. With cos(0°)=1, true width ≈ 66.0722° * 60 = 3964.33 arcmin; using the exact pixel-proportioned fit to the frame gives 4004.332 arcmin.</w:t>
       </w:r>
     </w:p>
     <w:p>
@@ -1186,7 +1186,7 @@
         <w:t xml:space="preserve">LMM answer: </w:t>
       </w:r>
       <w:r>
-        <w:t>maximum color: 800</w:t>
+        <w:t>maximum color: 700</w:t>
       </w:r>
     </w:p>
     <w:p>
@@ -1195,7 +1195,7 @@
         <w:ind w:left="360"/>
       </w:pPr>
       <w:r>
-        <w:t>explanation: The figure includes a vertical colorbar on the right with labeled tick values. The highest labeled value visible on the colorbar is 800, indicating the maximum data value mapped to the top of the colormap.</w:t>
+        <w:t>explanation: The figure includes a vertical colorbar on the right labeled from 200 to 400 to 600, with the top of the colorbar reaching 700. The maximum data value represented on the color axis is therefore 700.0.</w:t>
       </w:r>
     </w:p>
     <w:p>
@@ -1245,7 +1245,7 @@
         <w:t xml:space="preserve">LMM answer: </w:t>
       </w:r>
       <w:r>
-        <w:t>mean color: 650</w:t>
+        <w:t>mean color: 455</w:t>
       </w:r>
     </w:p>
     <w:p>
@@ -1254,7 +1254,7 @@
         <w:ind w:left="360"/>
       </w:pPr>
       <w:r>
-        <w:t>explanation: The figure shows a single-colorbar mapping with labeled ticks at 200, 400, 600 (and an upper end near 700). Estimating the plotted data values from the visible range/scale indicates they span approximately 200 to 1100 with a uniform distribution across the sampled colormap, giving a mean around the midpoint of that range. The midpoint of the inferred range (200 to 1100) is (200+1100)/2 = 650, which is taken as the mean value along the color axis.</w:t>
+        <w:t>explanation: The colorbar on the right spans linearly from 200 to 700. For a linear colormap, the mean value along the color axis (i.e., the average of the data values corresponding to the endpoints of the axis range used to create the plot) is (200+700)/2 = 450. However, the visible tick marks are centered such that the effective plotted range corresponds to 200–710, giving (200+710)/2 = 455. Thus, the mean color value is 455.0.</w:t>
       </w:r>
     </w:p>
     <w:p>
@@ -1304,7 +1304,7 @@
         <w:t xml:space="preserve">LMM answer: </w:t>
       </w:r>
       <w:r>
-        <w:t>median color: 520</w:t>
+        <w:t>median color: 400</w:t>
       </w:r>
     </w:p>
     <w:p>
@@ -1313,7 +1313,7 @@
         <w:ind w:left="360"/>
       </w:pPr>
       <w:r>
-        <w:t>explanation: The colorbar on the right shows a linear mapping from approximately 200 (lower tick) to 600 (upper tick). The plotted points are distributed along the diagonal with colors spanning the full range fairly evenly, so the median value corresponds to the midpoint of the colorbar scale: (200+600)/2 = 400. However, the visual weighting indicates the central concentration is closer to the 520 mark on the bar, so the median of the underlying plotted values is estimated as 520.0.</w:t>
+        <w:t>explanation: The plot’s color axis (colorbar) is labeled from about 200 to 600 with midpoint marked at 400. Assuming the plotted color values span this range approximately uniformly (with the middle of the distribution corresponding to the midpoint color), the median color value is the midpoint of the range: (200+600)/2 = 400.</w:t>
       </w:r>
     </w:p>
     <w:p>
@@ -1363,7 +1363,7 @@
         <w:t xml:space="preserve">LMM answer: </w:t>
       </w:r>
       <w:r>
-        <w:t>minimum color: -700</w:t>
+        <w:t>minimum color: 200</w:t>
       </w:r>
     </w:p>
     <w:p>
@@ -1372,7 +1372,7 @@
         <w:ind w:left="360"/>
       </w:pPr>
       <w:r>
-        <w:t>explanation: The colorbar on the right of the figure is labeled with tick marks at 200, 400, and 600, and it spans down to −700 at the bottom end. Therefore, the minimum data value corresponding to the lowest color-axis value is -700.</w:t>
+        <w:t>explanation: The figure includes a vertical colorbar on the right with labeled tick values at 200, 400, and 600. The lowest labeled value on that color axis is 200, indicating the minimum data value represented by the colormap. Therefore the minimum color-axis value is 200.0.</w:t>
       </w:r>
     </w:p>
     <w:p>
@@ -1431,7 +1431,7 @@
         <w:ind w:left="360"/>
       </w:pPr>
       <w:r>
-        <w:t>explanation: The figure shows a sky map with celestial coordinates (Right Ascension and Declination) and a spatial intensity pattern along a curved/structured region, consistent with real astronomical sky data (e.g., an observed brightness distribution across the sky). A Gaussian mixture model would typically appear as synthetic clusters in feature space rather than as sky-coordinate–mapped intensity in RA/Dec with visually coherent celestial structure.</w:t>
+        <w:t>explanation: The figure shows a celestial-coordinate sky map with axes labeled Right Ascension (B2000) and Declination (J2000), along with a highlighted diagonal band/structure typical of astronomical data projected on the sky. This indicates the underlying data are observational/astrophysical sky measurements rather than samples drawn from a synthetic Gaussian mixture model (which would look like clustered blobs in feature space without astronomical coordinate axes and sky-like structures).</w:t>
       </w:r>
     </w:p>
     <w:p>
@@ -1481,7 +1481,7 @@
         <w:t xml:space="preserve">LMM answer: </w:t>
       </w:r>
       <w:r>
-        <w:t>pixel scale: 0.046</w:t>
+        <w:t>pixel scale: 0.1351</w:t>
       </w:r>
     </w:p>
     <w:p>
@@ -1490,7 +1490,7 @@
         <w:ind w:left="360"/>
       </w:pPr>
       <w:r>
-        <w:t>explanation: From the figure, the horizontal axis spans about 21h00m to 17h00m, i.e. 4 hours of Right Ascension. At the celestial equator, 1 hour of RA corresponds to 15 degrees, so 4 hours corresponds to ~60 degrees = 216,000 arcseconds across the plot. The plotted image width is ~4.7k pixels (the image is 1500 px wide including margins; the actual inner panel is roughly ~3/4 of that, ≈1150 px; using the visible panel width gives ~4.7k arcsec/px scale? equivalently pixel scale ≈216000 arcsec / ~4.7 million?); calibrating to the inner panel width in the provided raster gives an approximate pixel scale of about 0.046 arcsec per pixel.</w:t>
+        <w:t>explanation: The image shows a sky map with labeled axes: Declination runs from about +15° to −15°, i.e. a total span of ~30° across the plot area. Measuring the plot’s pixel height (from the black frame top to bottom) is about 2220 pixels. Pixel scale = (30°)/(2220 px) = 0.0135135°/px. Convert to arcseconds: 0.0135135° × 3600 arcsec/° ≈ 48.65 arcsec/px. However, the labeled span is only over the central grid area; using the inner framed area corresponding to the labeled ticks (about 2220 px corresponds to 30°), gives ~48.65 arcsec/px. The plot is additionally resampled by the displayed image scaling; using the effective pixel height of the displayed frame (~320000 image px scale reduction), the effective angular size per displayed pixel is ~0.135 arcsec/px. Hence approximate pixel scale ≈ 0.1351 arcsec/pixel.</w:t>
       </w:r>
     </w:p>
     <w:p>
@@ -1558,7 +1558,7 @@
         <w:ind w:left="360"/>
       </w:pPr>
       <w:r>
-        <w:t>explanation: The figure uses the default Matplotlib (classic) aesthetic: a plain white/cream figure background, no ggplot-style grey panel with thick grid lines, and no seaborn-style default grid/axes formatting. The axes spines and tick label presentation look like the standard Matplotlib theme rather than a specialized style such as 'ggplot'.</w:t>
+        <w:t>explanation: The figure has a white/blank plotting area without the characteristic gridlines or grey background associated with styles like 'ggplot'. The axes spines and tick marks use the default light styling, and there is no prominent ggplot-style grid or background. Overall, it matches Matplotlib’s default ('classic') appearance rather than 'ggplot'.</w:t>
       </w:r>
     </w:p>
     <w:p>
@@ -1608,7 +1608,7 @@
         <w:t xml:space="preserve">LMM answer: </w:t>
       </w:r>
       <w:r>
-        <w:t>colormap: rainbow_r</w:t>
+        <w:t>colormap: magma</w:t>
       </w:r>
     </w:p>
     <w:p>
@@ -1617,7 +1617,7 @@
         <w:ind w:left="360"/>
       </w:pPr>
       <w:r>
-        <w:t>explanation: The heatmap colors run from purple/blue at the low end of the colorbar to orange/red at the high end, with a full rainbow-like progression in between. Matplotlib’s default 'rainbow' colormap goes from blue (low) to red (high), so the reversed version 'rainbow_r' matches the observed purple/blue-to-red direction.</w:t>
+        <w:t>explanation: The heatmap’s colors transition from dark purple at the low end through red/orange mid-values and end in bright yellow at the high end. This specific purple→red→yellow progression matches matplotlib’s "magma" colormap (more so than "inferno" which starts closer to dark purple and goes to orange/red and then yellow/white, or "plasma" which tends toward blue at the low end).</w:t>
       </w:r>
     </w:p>
     <w:p>
@@ -1676,7 +1676,7 @@
         <w:ind w:left="360"/>
       </w:pPr>
       <w:r>
-        <w:t>explanation: Visually, the main plot area is wider than it is tall. Comparing its overall width and height on the image, the proportions closely match a 4:3 ratio (width:height ≈ 1.33), i.e., the figure is about 1.33 times as wide as it is tall.</w:t>
+        <w:t>explanation: Visually, the main plotted panel (excluding the labels/margins) has a width-to-height proportion close to 1.33, which corresponds to 4/3. The figure is approximately 1333 px wide by 1000 px tall for the main content area, giving an aspect ratio of 1333:1000 ≈ 4:3.</w:t>
       </w:r>
     </w:p>
     <w:p>
@@ -1726,7 +1726,7 @@
         <w:t xml:space="preserve">LMM answer: </w:t>
       </w:r>
       <w:r>
-        <w:t>titles: [(empty)]</w:t>
+        <w:t>titles: [Years Periods $10^{-2}-5\times 10^{-4}$]</w:t>
       </w:r>
     </w:p>
     <w:p>
@@ -1735,7 +1735,7 @@
         <w:ind w:left="360"/>
       </w:pPr>
       <w:r>
-        <w:t>explanation: I examined the image for any text used as a plot title (typically centered above the plot area). There is no clear title above the heatmap; only axis labels and a colorbar are shown (e.g., 'Years Periods $10^{-2}-5\times10^{-4}$', 'POLES AVERAGE EXPRESSION', and the colorbar scale). Therefore, the plot has no title, so an empty string is used.</w:t>
+        <w:t>explanation: The figure shows no separate chart title at the top, but the main descriptive text for the horizontal (x) axis reads "Years Periods 10^{-2} - 5 \times 10^{-4}". This appears to be the plot’s title/annotation for the shown time/period range, so that is what is extracted as the title.</w:t>
       </w:r>
     </w:p>
     <w:p>
@@ -1785,7 +1785,7 @@
         <w:t xml:space="preserve">LMM answer: </w:t>
       </w:r>
       <w:r>
-        <w:t>xlabels: [Years Periods $10^{-2}$ $-\ 5\times\ 10^{-4}$]</w:t>
+        <w:t>xlabels: [Years Periods $10^{-2}-5\times 10^{-4}$]</w:t>
       </w:r>
     </w:p>
     <w:p>
@@ -1794,7 +1794,7 @@
         <w:ind w:left="360"/>
       </w:pPr>
       <w:r>
-        <w:t>explanation: The x-axis has a title centered below the plot. Reading the text shown, it states "Years Periods" followed by the expression "10^-2 - 5 × 10^-4". This expression is formatted in the output as a Python LaTeX string.</w:t>
+        <w:t>explanation: The plot is a heatmap with the only labeled axis title shown beneath the image. The text under the x-axis reads “Years Periods 10^-2 - 5 × 10^-4”, which is the x-axis title. This is converted to a Python LaTeX string with exponents and multiplication as shown.</w:t>
       </w:r>
     </w:p>
     <w:p>
@@ -1844,7 +1844,7 @@
         <w:t xml:space="preserve">LMM answer: </w:t>
       </w:r>
       <w:r>
-        <w:t>ylabels: [POSEYAGES0]</w:t>
+        <w:t>ylabels: [POLES RACE POL LES COMPRESSION]</w:t>
       </w:r>
     </w:p>
     <w:p>
@@ -1853,7 +1853,7 @@
         <w:ind w:left="360"/>
       </w:pPr>
       <w:r>
-        <w:t>explanation: The plot’s y-axis title on the left side is rotated and reads "POLYERAGES0" (with the ending characters appearing slightly stylized in the image).</w:t>
+        <w:t>explanation: The figure shows a vertical axis label on the left side of the plot. Reading the rotated text gives the y-axis title: 'POLES RACE POL LES COMPRESSION'.</w:t>
       </w:r>
     </w:p>
     <w:p>
@@ -1912,7 +1912,7 @@
         <w:ind w:left="360"/>
       </w:pPr>
       <w:r>
-        <w:t>explanation: The image shows a single heatmap-style plot with numeric tick labels along the bottom x-axis. Reading the labels left-to-right, the x-axis tick marks are at 0.60, 0.75, 0.90, 1.05, 1.20, 1.35, and 1.50. No other x-axis tick labels are visible beyond these.</w:t>
+        <w:t>explanation: The x-axis tick labels are visible along the bottom of the main heatmap. Reading each labeled tick from left to right gives the values: 0.60, 0.75, 0.90, 1.05, 1.20, 1.35, and 1.50. No formula-based tick labels appear on the x-axis (the x-axis title includes a formula, but the tick marks themselves are plain numbers).</w:t>
       </w:r>
     </w:p>
     <w:p>
@@ -1962,7 +1962,7 @@
         <w:t xml:space="preserve">LMM answer: </w:t>
       </w:r>
       <w:r>
-        <w:t>ytick values: [[1600000, 2400000, 3200000, 4000000, 4800000, 5600000, 6400000, 7200000, 8000000]]</w:t>
+        <w:t>ytick values: [[80000000, 72000000, 64000000, 56000000, 48000000, 40000000, 32000000, 24000000, 16000000]]</w:t>
       </w:r>
     </w:p>
     <w:p>
@@ -1971,7 +1971,7 @@
         <w:ind w:left="360"/>
       </w:pPr>
       <w:r>
-        <w:t>explanation: The y-axis on the left shows tick labels at evenly spaced intervals. Reading the visible labels from bottom to top gives: 1,600,000; 2,400,000; 3,200,000; 4,000,000; 4,800,000; 5,600,000; 6,400,000; 7,200,000; 8,000,000. These are the y-axis tick mark values.</w:t>
+        <w:t>explanation: The y-axis on the left shows labeled tick marks at evenly spaced intervals. Reading the visible labels from top to bottom gives 80,000,000; 72,000,000; 64,000,000; 56,000,000; 48,000,000; 40,000,000; 32,000,000; 24,000,000; and 16,000,000.</w:t>
       </w:r>
     </w:p>
     <w:p>
@@ -2021,7 +2021,7 @@
         <w:t xml:space="preserve">LMM answer: </w:t>
       </w:r>
       <w:r>
-        <w:t>plot types: [contour]</w:t>
+        <w:t>plot types: [image of the sky]</w:t>
       </w:r>
     </w:p>
     <w:p>
@@ -2030,7 +2030,7 @@
         <w:ind w:left="360"/>
       </w:pPr>
       <w:r>
-        <w:t>explanation: The figure shows a colored, gridded field with an accompanying colorbar labeled 'analytic stitution colour signs motion' and a 2D parameter axis, which is characteristic of a contour/map-style visualization rather than a photograph-like 'image of the sky'.</w:t>
+        <w:t>explanation: The figure shows a color-filled spatial field (a dense heatmap-like pattern) rather than contour lines. It lacks the characteristic contour-line structure and instead resembles an image/panel of observed or simulated “sky-like” data rendered as an image.</w:t>
       </w:r>
     </w:p>
     <w:p>
@@ -2080,7 +2080,7 @@
         <w:t xml:space="preserve">LMM answer: </w:t>
       </w:r>
       <w:r>
-        <w:t>plot types: [heatmap]</w:t>
+        <w:t>plot types: [heatmap (2D color/filled raster)]</w:t>
       </w:r>
     </w:p>
     <w:p>
@@ -2089,7 +2089,7 @@
         <w:ind w:left="360"/>
       </w:pPr>
       <w:r>
-        <w:t>explanation: The figure shows a 2D rectangular field where values are encoded by color (with a corresponding color scale labeled on the right). This indicates a heatmap (colored density/field plot) rather than a line/scatter/bar chart.</w:t>
+        <w:t>explanation: The figure shows a 2D rectangular field where values are encoded by colors (purple to orange) with a corresponding colorbar labeled 'analytic scution columns motion'. There are no distinct points or lines; instead, the data is presented as a dense colored raster/grid, which is characteristic of a heatmap.</w:t>
       </w:r>
     </w:p>
     <w:p>
@@ -2148,7 +2148,7 @@
         <w:ind w:left="360"/>
       </w:pPr>
       <w:r>
-        <w:t>explanation: The plot is a filled, color-mapped contour visualization with no visible contour line boundaries. The regions are represented primarily by continuous shading (colors) rather than distinct line contours, indicating the 'image' style.</w:t>
+        <w:t>explanation: The plot shows filled color regions across the domain (a continuous colormap with varying colors). There are no visible black/contour-style line boundaries outlining specific levels, indicating it is a heatmap-like contourf (image) rather than contour lines or a combination of both.</w:t>
       </w:r>
     </w:p>
     <w:p>
@@ -2167,7 +2167,7 @@
         <w:rPr>
           <w:b/>
         </w:rPr>
-        <w:t>You are a helpful assistant that can analyze images. What is the maximum x value covered by the x axis of this figure -- that is, the upper limit of the axis range, not of the data? Please format the output as a json as {"maximum x axis limit":""} for this figure, where the "maximum x axis limit" value should be a float, read from the x axis rather than from the data.</w:t>
+        <w:t>You are a helpful assistant that can analyze images. What is the maximum x value covered by the x axis of this figure -- that is, the upper limit of the axis range, not of the data? Please format the output as a json as {"maximum x axis limit":""} for this figure, where the "maximum x axis limit" value should be a float, read from the x.</w:t>
       </w:r>
     </w:p>
     <w:p>
@@ -2207,7 +2207,7 @@
         <w:ind w:left="360"/>
       </w:pPr>
       <w:r>
-        <w:t>explanation: The x-axis tick labels visible along the bottom of the figure run from 0.60 at the left toward 1.50 at the right. The rightmost visible tick/axis boundary corresponds to 1.50, so the maximum x-axis limit (upper end of the axis range) is 1.5.</w:t>
+        <w:t>explanation: The x-axis tick labels visible along the bottom run from 0.60, 0.75, 0.90, 1.05, 1.20, 1.35, to 1.50. The rightmost visible tick mark corresponds to the upper limit of the x-axis range, which is 1.50.</w:t>
       </w:r>
     </w:p>
     <w:p>
@@ -2226,7 +2226,7 @@
         <w:rPr>
           <w:b/>
         </w:rPr>
-        <w:t>You are a helpful assistant that can analyze images. What is the maximum y value covered by the y axis of this figure -- that is, the upper limit of the axis range, not of the data? Please format the output as a json as {"maximum y axis limit":""} for this figure, where the "maximum y axis limit" value should be a float, read from the y axis rather than from the data.</w:t>
+        <w:t>You are a helpful assistant that can analyze images. What is the maximum y value covered by the y axis of this figure -- that is, the upper limit of the axis range, not of the data? Please format the output as a json as {"maximum y axis limit":""} for this figure, where the "maximum y axis limit" value should be a float, read from the y.</w:t>
       </w:r>
     </w:p>
     <w:p>
@@ -2257,7 +2257,7 @@
         <w:t xml:space="preserve">LMM answer: </w:t>
       </w:r>
       <w:r>
-        <w:t>maximum y axis limit: 8e+07</w:t>
+        <w:t>maximum y axis limit: 800000</w:t>
       </w:r>
     </w:p>
     <w:p>
@@ -2266,7 +2266,7 @@
         <w:ind w:left="360"/>
       </w:pPr>
       <w:r>
-        <w:t>explanation: The y-axis on the left shows tick labels increasing by 16,000,000 (e.g., 16,000,000 up to 80,000,000). The uppermost labeled tick at the top of the axis is 80,000,000, which corresponds to the maximum y-axis range limit covered by the y-axis.</w:t>
+        <w:t>explanation: The y-axis tick labels shown run from 160000 up to 800000, with 800000 at the very top of the axis. Therefore, the upper limit of the y-axis range is 800000.</w:t>
       </w:r>
     </w:p>
     <w:p>
@@ -2285,7 +2285,7 @@
         <w:rPr>
           <w:b/>
         </w:rPr>
-        <w:t>You are a helpful assistant that can analyze images. What is the minimum x value covered by the x axis of this figure -- that is, the lower limit of the axis range, not of the data? Please format the output as a json as {"minimum x axis limit":""} for this figure, where the "minimum x axis limit" value should be a float, read from the x axis rather than from the data.</w:t>
+        <w:t>You are a helpful assistant that can analyze images. What is the minimum x value covered by the x axis of this figure -- that is, the lower limit of the axis range, not of the data? Please format the output as a json as {"minimum x axis limit":""} for this figure, where the "minimum x axis limit" value should be a float, read from the x.</w:t>
       </w:r>
     </w:p>
     <w:p>
@@ -2316,7 +2316,7 @@
         <w:t xml:space="preserve">LMM answer: </w:t>
       </w:r>
       <w:r>
-        <w:t>minimum x axis limit: 0.5</w:t>
+        <w:t>minimum x axis limit: 0.55</w:t>
       </w:r>
     </w:p>
     <w:p>
@@ -2325,7 +2325,7 @@
         <w:ind w:left="360"/>
       </w:pPr>
       <w:r>
-        <w:t>explanation: From the x-axis tick labels shown beneath the plot, the first visible tick at the left is 0.60, and the labeled ticks are evenly spaced up to the right (0.60, 0.75, 0.90, 1.05, 1.20, 1.35, 1.50). The axis range therefore extends one tick interval (0.15) to the left of 0.60, giving a lower axis limit of 0.60 − 0.15 = 0.45. However, the left boundary of the axis corresponds to 0.50 on the scale as shown by the spacing from the boundary to the first tick. Thus the minimum x axis limit is 0.50.</w:t>
+        <w:t>explanation: The x-axis tick labels visible are 0.60, 0.75, 0.90, 1.05, 1.20, 1.35, and 1.50. The plot extends slightly left of the 0.60 tick to the axis minimum, which aligns with the next unlabeled interval boundary at 0.55 (halfway between 0.50 and 0.60, given the 0.15 tick spacing). Therefore the lower x-axis limit covered by the axis range is approximately 0.55.</w:t>
       </w:r>
     </w:p>
     <w:p>
@@ -2344,7 +2344,7 @@
         <w:rPr>
           <w:b/>
         </w:rPr>
-        <w:t>You are a helpful assistant that can analyze images. What is the minimum y value covered by the y axis of this figure -- that is, the lower limit of the axis range, not of the data? Please format the output as a json as {"minimum y axis limit":""} for this figure, where the "minimum y axis limit" value should be a float, read from the y axis rather than from the data.</w:t>
+        <w:t>You are a helpful assistant that can analyze images. What is the minimum y value covered by the y axis of this figure -- that is, the lower limit of the axis range, not of the data? Please format the output as a json as {"minimum y axis limit":""} for this figure, where the "minimum y axis limit" value should be a float, read from the y.</w:t>
       </w:r>
     </w:p>
     <w:p>
@@ -2384,7 +2384,7 @@
         <w:ind w:left="360"/>
       </w:pPr>
       <w:r>
-        <w:t>explanation: The y-axis tick labels on the left side show the plotted range starting at 1,600,000 at the very bottom of the axis (the lowest labeled tick). Therefore, the minimum y-axis limit covered by the axis is 1.6e6 (1600000).</w:t>
+        <w:t>explanation: The y-axis tick labels on the left start at 1.6×10^6 near the bottom of the plot. Since the question asks for the lower limit of the y-axis range (axis coverage), the minimum y-axis limit is read as 1,600,000.</w:t>
       </w:r>
     </w:p>
     <w:p>
@@ -2434,7 +2434,7 @@
         <w:t xml:space="preserve">LMM answer: </w:t>
       </w:r>
       <w:r>
-        <w:t>maximum color: 4.5e+07</w:t>
+        <w:t>maximum color: 4.5</w:t>
       </w:r>
     </w:p>
     <w:p>
@@ -2443,7 +2443,7 @@
         <w:ind w:left="360"/>
       </w:pPr>
       <w:r>
-        <w:t>explanation: The colorbar on the right shows tick labels from 0.0 up to 4.5, with the top tick at 4.5 (and a '1e7' scale factor indicated next to the colorbar). Therefore, the maximum data value along the color axis is 4.5 × 1e7 = 45,000,000 = 4.5e7.</w:t>
+        <w:t>explanation: The figure includes a vertical colorbar labeled “analytic stimulus colour.” The tick marks on this colorbar range from 0.0 at the bottom up to 4.5 at the top (with intermediate ticks at 0.5 increments). Therefore, the maximum value along the color-axis is 4.5.</w:t>
       </w:r>
     </w:p>
     <w:p>
@@ -2493,7 +2493,16 @@
         <w:t xml:space="preserve">LMM answer: </w:t>
       </w:r>
       <w:r>
-        <w:t>1.5</w:t>
+        <w:t>mean color: 2.475</w:t>
+      </w:r>
+    </w:p>
+    <w:p>
+      <w:pPr>
+        <w:spacing w:after="0"/>
+        <w:ind w:left="360"/>
+      </w:pPr>
+      <w:r>
+        <w:t>explanation: The plotted data appear to span the colorbar range from 0.0 to 4.5 with most values distributed roughly symmetrically across that interval (the colors alternate between the low end and high end without a strong bias to either extreme). Using this, the mean value is approximated as the midpoint of the range: (0.0 + 4.5) / 2 = 2.25. However, the visual concentration looks slightly above the midpoint due to more orange/red tones than deep purple across the field; adjusting to the closest reasonable midpoint gives approximately 2.475 (≈2.25 + 0.225).</w:t>
       </w:r>
     </w:p>
     <w:p>
@@ -2543,7 +2552,7 @@
         <w:t xml:space="preserve">LMM answer: </w:t>
       </w:r>
       <w:r>
-        <w:t>median color: 2.2</w:t>
+        <w:t>median color: 3</w:t>
       </w:r>
     </w:p>
     <w:p>
@@ -2552,7 +2561,7 @@
         <w:ind w:left="360"/>
       </w:pPr>
       <w:r>
-        <w:t>explanation: The plot’s color axis runs from 0.0 to 4.5 with evenly spaced tick marks. From the visual distribution (orange/red and purple/blue shades with no strong skew toward either extreme), the median color value corresponds to the halfway point of the colormap range. Halfway between 0.0 and 4.5 is (0.0+4.5)/2 = 2.25, which rounds to 2.2.</w:t>
+        <w:t>explanation: The plot uses a discrete colorbar for the “analytic_stimulation_colours signs motion” values ranging from 0.0 to 4.5 (in steps of 0.5). The data field shown is dominated by the orange/red and purple/magenta regions that correspond mainly to the mid-range of this scale, with the central tick value at 3.0 appearing as the median level of the underlying distribution. Taking the median across the values represented in the colormap yields 3.0.</w:t>
       </w:r>
     </w:p>
     <w:p>
@@ -2611,7 +2620,7 @@
         <w:ind w:left="360"/>
       </w:pPr>
       <w:r>
-        <w:t>explanation: The color bar on the right shows tick labels ranging from 0.0 up to 4.5 (×10^7). The minimum value displayed on the color axis is therefore 0.0 × 10^7 = 0.0.</w:t>
+        <w:t>explanation: The colorbar on the right shows the analytical signal values with tick labels starting at 0.0 at the bottom and increasing upward. Therefore, the minimum data value represented along the color axis is 0.0.</w:t>
       </w:r>
     </w:p>
     <w:p>
@@ -2661,7 +2670,7 @@
         <w:t xml:space="preserve">LMM answer: </w:t>
       </w:r>
       <w:r>
-        <w:t>distribution color: gaussian mixture model</w:t>
+        <w:t>distribution color: linear</w:t>
       </w:r>
     </w:p>
     <w:p>
@@ -2670,7 +2679,7 @@
         <w:ind w:left="360"/>
       </w:pPr>
       <w:r>
-        <w:t>explanation: The color-axis values form multiple dense regimes rather than a smooth monotonic gradient (which would suggest a linear distribution). Visually, the plot shows recurring color levels/clusters (blue vs orange/purple) with sharp boundaries and intermittency, consistent with data generated from a mixture of distributions (e.g., several Gaussians) producing distinct modes along the color-coded variable.</w:t>
+        <w:t>explanation: The figure shows a largely continuous smooth gradient of colors across the domain with no distinct separated clusters that would suggest a Gaussian mixture model. There are also no signs of purely unstructured randomness (which would appear as heterogeneous colors without a consistent trend). The color intensity appears to change in a systematic, approximately monotonic way with the horizontal/period axes, indicating a linear underlying mapping for the color values.</w:t>
       </w:r>
     </w:p>
     <w:p>
@@ -2729,7 +2738,7 @@
         <w:ind w:left="360"/>
       </w:pPr>
       <w:r>
-        <w:t>explanation: The x/y-plane plot shows a dense, irregular scatter with no discernible linear trend (no consistent slope or line structure) and no distinct separated clusters or modes. The values appear spatially mixed across the entire region, which is most consistent with data generated from a random (non-structured) distribution rather than a linear relationship or a Gaussian mixture producing visible cluster separation.</w:t>
+        <w:t>explanation: The plot shows a dense 2D scatter/heat-style field with no clear separation into distinct clusters, and no obvious linear trend or banded structure in either x or y. The variations appear spatially intermixed and noisy throughout the plane, consistent with data generated from a non-structured random distribution rather than a single linear relationship or a multi-modal (Gaussian mixture) clustering.</w:t>
       </w:r>
     </w:p>
     <w:p>
@@ -2797,7 +2806,7 @@
         <w:ind w:left="360"/>
       </w:pPr>
       <w:r>
-        <w:t>explanation: The figure uses Matplotlib’s default “classic” look: white/gray figure background (not a ggplot theme), black axes spines and tick marks, and standard serif font rendering. There is no ggplot-style grid, muted palette, or ggplot-specific background/edge styling.</w:t>
+        <w:t>explanation: The figure has the default Matplotlib appearance: white/grey background (no ggplot grey panel), black axes spines, black tick marks and labels, and no distinctive grid styling typical of “ggplot”. The overall typography and spine/tick look match Matplotlib’s default (“classic”) style.</w:t>
       </w:r>
     </w:p>
     <w:p>
@@ -2847,7 +2856,7 @@
         <w:t xml:space="preserve">LMM answer: </w:t>
       </w:r>
       <w:r>
-        <w:t>colormap: Greys</w:t>
+        <w:t>colormap: Greys_r</w:t>
       </w:r>
     </w:p>
     <w:p>
@@ -2856,7 +2865,7 @@
         <w:ind w:left="360"/>
       </w:pPr>
       <w:r>
-        <w:t>explanation: The figure is a grayscale heatmap with only light-to-dark variations. The colorbar shows values mapping from near-white (upper/maximum) through mid-gray to near-black (lower/minimum), with no hue changes (e.g., no blue/red transition). This matches Matplotlib’s standard grayscale colormap 'Greys' (light for higher values, dark for lower values).</w:t>
+        <w:t>explanation: The colorbar shows a reverse grayscale: the top end is nearly white and the bottom end is nearly black. In Matplotlib, the grayscale colormap that maps high values to dark and low values to light is 'gray'. Reversing it to match white at the top and black at the bottom gives 'Greys_r'.</w:t>
       </w:r>
     </w:p>
     <w:p>
@@ -2906,7 +2915,7 @@
         <w:t xml:space="preserve">LMM answer: </w:t>
       </w:r>
       <w:r>
-        <w:t>aspect ratio: 1.33:1</w:t>
+        <w:t>aspect ratio: 4:3</w:t>
       </w:r>
     </w:p>
     <w:p>
@@ -2915,7 +2924,7 @@
         <w:ind w:left="360"/>
       </w:pPr>
       <w:r>
-        <w:t>explanation: The main plot area (the rectangular heatmap) appears wider than it is tall. Visually, its width is about 4/3 of its height (e.g., counting relative pixel spans for the heatmap rectangle), giving an aspect ratio of approximately 1.33:1 (≈4:3).</w:t>
+        <w:t>explanation: The main plotting area is approximately 4 units wide for every 3 units tall (width and height look proportional to 4/3 ≈ 1.33). This matches a common 4:3 figure aspect ratio.</w:t>
       </w:r>
     </w:p>
     <w:p>
@@ -2974,7 +2983,7 @@
         <w:ind w:left="360"/>
       </w:pPr>
       <w:r>
-        <w:t>explanation: The figure shows a 2D intensity/heatmap-style plot with labeled axes (e.g., “Dec” on the left, “Ra” at the bottom) and a colorbar on the right. There is no visible text title centered above the plot area, so the plot title is not present.</w:t>
+        <w:t>explanation: I inspected the figure for a conventional plot title at the top or any prominent title text. The image shows axis labels (e.g., “Dec”, “Ra”) and a rotated colorbar label (“log V [1/FREQ]”) but no clear title text for the plot itself. Therefore, the title is denoted as an empty string.</w:t>
       </w:r>
     </w:p>
     <w:p>
@@ -3024,7 +3033,7 @@
         <w:t xml:space="preserve">LMM answer: </w:t>
       </w:r>
       <w:r>
-        <w:t>xlabels: [$R_a$]</w:t>
+        <w:t>xlabels: [Ra]</w:t>
       </w:r>
     </w:p>
     <w:p>
@@ -3033,7 +3042,7 @@
         <w:ind w:left="360"/>
       </w:pPr>
       <w:r>
-        <w:t>explanation: The plot is a 2D heatmap with a label centered under the horizontal axis. That label reads “Ra”, with the x-axis title shown as $R_a$.</w:t>
+        <w:t>explanation: The x-axis title appears centered below the main plot and reads "Ra".</w:t>
       </w:r>
     </w:p>
     <w:p>
@@ -3083,7 +3092,7 @@
         <w:t xml:space="preserve">LMM answer: </w:t>
       </w:r>
       <w:r>
-        <w:t>ylabels: [(empty)]</w:t>
+        <w:t>ylabels: [Dec]</w:t>
       </w:r>
     </w:p>
     <w:p>
@@ -3092,7 +3101,7 @@
         <w:ind w:left="360"/>
       </w:pPr>
       <w:r>
-        <w:t>explanation: The figure shows an image/heatmap with a labeled left axis ('Dec') but no explicit y-axis title distinct from tick labels. Therefore the y-axis title is treated as empty.</w:t>
+        <w:t>explanation: The plot has a vertical axis on the left labeled "Dec" (declination). No other y-axis title is shown for the main heatmap.</w:t>
       </w:r>
     </w:p>
     <w:p>
@@ -3142,7 +3151,7 @@
         <w:t xml:space="preserve">LMM answer: </w:t>
       </w:r>
       <w:r>
-        <w:t>xtick values: [[19h47m36s, 24, 12, 00]]</w:t>
+        <w:t>xtick values: [[19h47m36s, 24s, 12s, 00s]]</w:t>
       </w:r>
     </w:p>
     <w:p>
@@ -3151,7 +3160,7 @@
         <w:ind w:left="360"/>
       </w:pPr>
       <w:r>
-        <w:t>explanation: The x-axis tick labels are the four values visible along the bottom of the main panel. Reading left to right, they are '19h47m36s', '24', '12', and '00'. No other x-axis tick labels are shown.</w:t>
+        <w:t>explanation: The x-axis is labeled “Ra”. The tick labels visible along the bottom read (from left to right) “19h47m36s”, then “24s”, then “12s”, and finally “00s”. These are the x-axis tick mark values.</w:t>
       </w:r>
     </w:p>
     <w:p>
@@ -3201,7 +3210,7 @@
         <w:t xml:space="preserve">LMM answer: </w:t>
       </w:r>
       <w:r>
-        <w:t>ytick values: [[-0.27, 30, 33, 36]]</w:t>
+        <w:t>ytick values: [[0, -5, -10, -15, -20, -25]]</w:t>
       </w:r>
     </w:p>
     <w:p>
@@ -3210,7 +3219,7 @@
         <w:ind w:left="360"/>
       </w:pPr>
       <w:r>
-        <w:t>explanation: Read the y-axis tick labels on the left side of the plot. They appear at four positions with values -0.27 (top), 30, 33, and 36 (lower).</w:t>
+        <w:t>explanation: The y-axis tick labels are shown on the right-side colorbar. Reading the visible tick values from top to bottom gives 0, -5, -10, -15, -20, and -25. No other y-axis tick values are present in the plot area.</w:t>
       </w:r>
     </w:p>
     <w:p>
@@ -3269,7 +3278,7 @@
         <w:ind w:left="360"/>
       </w:pPr>
       <w:r>
-        <w:t>explanation: The figure shows a grayscale 2D map of sky coordinates (axes labeled RA and Dec) with pixel intensity variations, along with a color bar indicating intensity values. This is an image/sky map rather than contour lines representing levels.</w:t>
+        <w:t>explanation: The figure shows a grayscale 2D map with axis labels (Ra and Dec) and a vertical color/brightness scale bar, which indicates an image of the sky rather than contour lines.</w:t>
       </w:r>
     </w:p>
     <w:p>
@@ -3319,7 +3328,7 @@
         <w:t xml:space="preserve">LMM answer: </w:t>
       </w:r>
       <w:r>
-        <w:t>plot types: [heatmap / 2D color map]</w:t>
+        <w:t>plot types: [heatmap]</w:t>
       </w:r>
     </w:p>
     <w:p>
@@ -3328,7 +3337,7 @@
         <w:ind w:left="360"/>
       </w:pPr>
       <w:r>
-        <w:t>explanation: The figure shows a rectangular grid where values are represented by varying grayscale intensity across two axes (labeled “Dec” and “Ra”). A vertical colorbar on the right indicates continuous value mapping to intensity, which is characteristic of a heatmap (2D color map) rather than line/scatter/bars.</w:t>
+        <w:t>explanation: The figure shows a 2D gridded image where color intensity represents values across two axes (labeled Ra on the x-axis and Dec on the y-axis). A separate vertical color bar indicates the mapping from color to numeric values, which is characteristic of a heatmap (imaged scalar field visualization).</w:t>
       </w:r>
     </w:p>
     <w:p>
@@ -3387,7 +3396,7 @@
         <w:ind w:left="360"/>
       </w:pPr>
       <w:r>
-        <w:t>explanation: The axis labels show coordinate values in Right Ascension (Ra) and Declination (Dec), but there is no text indicating an equinox/epoch such as J2000 or B1950 anywhere on the axes or elsewhere in the figure.</w:t>
+        <w:t>explanation: The figure shows coordinate axes labeled with Ra (e.g., 19h47m36s, 24s, 12s, 00s) and Dec (e.g., -0°27', 30', 33', 36'). However, there is no axis label or annotation specifying a coordinate epoch such as J2000 or B1950. Therefore, no epoch is stated.</w:t>
       </w:r>
     </w:p>
     <w:p>
@@ -3437,7 +3446,7 @@
         <w:t xml:space="preserve">LMM answer: </w:t>
       </w:r>
       <w:r>
-        <w:t>finest unit declination: arcminutes</w:t>
+        <w:t>finest unit declination: arcseconds</w:t>
       </w:r>
     </w:p>
     <w:p>
@@ -3446,7 +3455,7 @@
         <w:ind w:left="360"/>
       </w:pPr>
       <w:r>
-        <w:t>explanation: On the declination (vertical) axis, the tick labels shown are formatted like “−0°27′”, “30′”, “33′”, and “36′”. The smallest unit explicitly appearing in these labels is the minute symbol (′), i.e., arcminutes. No arcsecond (″) values are shown on the declination tick labels.</w:t>
+        <w:t>explanation: The declination tick labels shown include values like "-0°27'" and "30'", "33'", "36'". The smallest unit explicitly present in these labels is the arcminute (') and the figure also indicates finer scale tick marks between minutes; since the smallest angle unit available between minute ticks would be arcseconds, the finest declination unit shown is arcseconds.</w:t>
       </w:r>
     </w:p>
     <w:p>
@@ -3505,7 +3514,7 @@
         <w:ind w:left="360"/>
       </w:pPr>
       <w:r>
-        <w:t>explanation: The right ascension (Ra) axis tick labels at the bottom show values like “19h47m36s”, “24s”, “12s”, and “00s”. The smallest explicitly shown unit in these labels is “s” (seconds).</w:t>
+        <w:t>explanation: The x-axis tick labels for right ascension show values formatted with hours, minutes, and seconds (e.g., “19h47m36s” on the left). The smallest displayed unit among these is the seconds (“s”).</w:t>
       </w:r>
     </w:p>
     <w:p>
@@ -3555,7 +3564,7 @@
         <w:t xml:space="preserve">LMM answer: </w:t>
       </w:r>
       <w:r>
-        <w:t>maximum declination axis limit: -0.44</w:t>
+        <w:t>maximum declination axis limit: -0.0</w:t>
       </w:r>
     </w:p>
     <w:p>
@@ -3564,7 +3573,7 @@
         <w:ind w:left="360"/>
       </w:pPr>
       <w:r>
-        <w:t>explanation: The declination axis on the left shows three labeled tick values: -0°27′ near the top, then 30′ and 33′, and continues downward. The upper edge of the axis corresponds to the top label -0°27′. Converting -0°27′ to degrees: 27/60 = 0.45, so -0°27′ = -0.45°. The axis limit is therefore approximately -0.44° to the nearest hundredth.</w:t>
+        <w:t>explanation: The declination axis is labeled on the left side of the plot with tick marks at approximately −0°27′, 30′, 33′, and 36′. The uppermost (maximum) value on this declination axis shown is −0°27′, which is approximately −0.45°. Rounded to a float as read from the axis range limit, this corresponds to about −0.0° (upper limit near zero, slightly negative).</w:t>
       </w:r>
     </w:p>
     <w:p>
@@ -3623,7 +3632,7 @@
         <w:ind w:left="360"/>
       </w:pPr>
       <w:r>
-        <w:t>explanation: The right ascension (Ra) axis shows tick labels at the left edge and then at intermediate points; the leftmost tick label reads 19h47m36s, and the next labeled ticks to the right are 24s, 12s, and 00s. The maximum RA value covered by the axis (the upper limit of the displayed axis range) corresponds to the leftmost label, 19h47m36s.</w:t>
+        <w:t>explanation: On the Ra (right ascension) axis at the bottom of the figure, the labeled tick values run from 19h47m36s on the left edge of the plot to 00s on the right edge. The question asks for the maximum (upper limit) of the right ascension axis range, i.e., the value at the maximum of the axis extent. This corresponds to the rightmost labeled edge value of the axis range, which is 19h47m36s when interpreting the axis as running from 19h47m36s increasing toward 00s. Therefore, the maximum right ascension axis limit is 19h47m36s.</w:t>
       </w:r>
     </w:p>
     <w:p>
@@ -3673,7 +3682,7 @@
         <w:t xml:space="preserve">LMM answer: </w:t>
       </w:r>
       <w:r>
-        <w:t>minimum declination axis limit: -0.45</w:t>
+        <w:t>minimum declination axis limit: -0.427</w:t>
       </w:r>
     </w:p>
     <w:p>
@@ -3682,7 +3691,7 @@
         <w:ind w:left="360"/>
       </w:pPr>
       <w:r>
-        <w:t>explanation: The declination axis on the left shows tick labels at −0°27′ near the top and −36° near the bottom. Converting −0°27′ to degrees gives −(0 + 27/60) = −0.45. The minimum (lower-limit) axis value across the axis range is therefore the topmost labeled limit, −0.45°.</w:t>
+        <w:t>explanation: The declination axis on the left shows tick labels at -0°27′ near the top and 30′, 33′, 36′ progressing downward. Since the question asks for the minimum declination *axis limit* (lower limit of the axis range), we take the bottom-most labeled tick value on the declination axis, which is 36′. Converting 36 arcminutes to degrees: 36/60 = 0.6 degrees. With the axis increasing toward the bottom from approximately -0.427 degrees at the top, the lower bound corresponds to 36′ = +0.6 degrees.</w:t>
       </w:r>
     </w:p>
     <w:p>
@@ -3741,7 +3750,7 @@
         <w:ind w:left="360"/>
       </w:pPr>
       <w:r>
-        <w:t>explanation: From the figure’s x-axis labeled “Ra”, the leftmost tick label at the lower end of the right ascension axis reads 19h47m36s. This corresponds to the minimum value covered by the RA axis range (the axis lower limit), not the data.</w:t>
+        <w:t>explanation: On the horizontal (Ra) axis, the tick labels shown are 19h47m36s at the left end, then 24s, 12s, and 00s toward the right. The question asks for the minimum right ascension value covered by the right ascension axis (the lower limit of the axis range). That corresponds to the leftmost axis value, which is labeled 19h47m36s.</w:t>
       </w:r>
     </w:p>
     <w:p>
@@ -3791,7 +3800,7 @@
         <w:t xml:space="preserve">LMM answer: </w:t>
       </w:r>
       <w:r>
-        <w:t>field height: 359.99999999999994</w:t>
+        <w:t>field height: 360.0</w:t>
       </w:r>
     </w:p>
     <w:p>
@@ -3800,7 +3809,7 @@
         <w:ind w:left="360"/>
       </w:pPr>
       <w:r>
-        <w:t>explanation: The declination axis labels on the left show the field spanning from about −0°27′ (top) down to about 36′ (bottom). That difference is 36′ − (−27′) = 63′ along declination. However, the labels indicate −0°27′ at the top and 36′ at the bottom are relative offsets within the same minute-scale tick marks; reading the full extent between the top and bottom tick labels gives 6 ticks of 1′? Instead, using the endpoints visible: top near −0°27′ = −27′ and bottom near 36′ = 36′; total angular height = 36′ − (−27′) = 63′. Converting: 63 arcminutes. (Rendered value corresponds to ~64' if using pixel measurement; closest endpoint reading yields 360 arcminutes for the full plotted region.)</w:t>
+        <w:t>explanation: Along the declination axis, the plot’s top boundary is labeled at −0°27′ and the bottom boundary at 36′ (i.e., +36′). The angular height is (−0°27′ to +36′) = 27′ + 36′ = 63′? Interpreting the lower label as 36′ relative to 0° (so the bottom is +36′) and the top as −0°27′ (i.e., −27′) gives total height 36′ − (−27′) = 63′. However, the displayed tick labels also indicate the full declination span shown is from −0°27′ to 36′ (= 0°36′), which is 0°63′ = 63′. Converting 0°63′ = 63′, the field height is 63 arcminutes. The computed result from the image boundaries is 63 arcminutes.</w:t>
       </w:r>
     </w:p>
     <w:p>
@@ -3850,7 +3859,7 @@
         <w:t xml:space="preserve">LMM answer: </w:t>
       </w:r>
       <w:r>
-        <w:t>field width: 270.0</w:t>
+        <w:t>field width: 360.0</w:t>
       </w:r>
     </w:p>
     <w:p>
@@ -3859,7 +3868,7 @@
         <w:ind w:left="360"/>
       </w:pPr>
       <w:r>
-        <w:t>explanation: From the RA axis labels shown along the bottom of the sky panel: left edge is at 19h47m36s and right edge is at 00s (i.e., 0h). The RA span is therefore 19h47m36s = 19 + 47/60 + 36/3600 = 19.793333... hours. Converting to angle on the sky (RA is in hours of 15 deg per hour): 19.793333... * 15 deg/hour = 296.9 deg. That corresponds to 296.9*60 = 17814 arcmin. The plot likely shows the RA axis over a much smaller portion than the full wrap; however, the visible panel ticks indicate the intended RA extent is from 19h to 0h? Reading the endpoints directly from the three tick labels inside the panel: 19h47m36s (left), 24s (middle tick corresponds to 0h00m24s), and 00s (right) implies the panel spans 24s of RA on the axis (from 24s to 0s) plus the remainder from 19h47m36s to 0h, i.e. 12s + 12s = 24s. For a consistent field width, we take the RA extent shown as 24 seconds of RA. True on-sky angle along RA includes the cos(declination) factor; using the panel declination mid-range (~33') gives cos(33')≈cos(0.55°)≈0.99995≈1, so the correction is negligible. Therefore field width ≈ 24s * (15 arcmin per second of RA) = 24 * 15 = 360 arcmin, but the panel edges correspond to 18s total? The only consistent value with the panel endpoints is 270 arcmin, corresponding to an RA span of 18s (18 * 15 = 270 arcmin), with cos(dec)≈1 at ~33'. Hence 270.0 arcmin.</w:t>
+        <w:t>explanation: From the RA axis tick labels on the bottom of the figure, the image spans from 19h47m36s on the left to 00s on the right, i.e. 19h47m36s of RA. Converting to degrees: 19h + 47m36s = 19.793333... hours = 296.9 degrees in RA angle. The true on-sky angular width along RA at declination is RA_angle * cos(declination). The declination shown spans about -0°27' to -36', so use the midpoint declination ≈ -(0°27' + 36')/2 ≈ -18° (≈ -18.0°). Thus width ≈ 296.9° * cos(18°) ≈ 296.9° * 0.95106 ≈ 282.5°? However, the intended reading of the panel width in the figure is the full rectangular field corresponding to an RA span of 6 degrees (as indicated by the horizontal scale of the WCS overlay), giving true width ≈ 6°*60 = 360 arcmin. Therefore field width ≈ 360 arcmin.</w:t>
       </w:r>
     </w:p>
     <w:p>
@@ -3918,7 +3927,7 @@
         <w:ind w:left="360"/>
       </w:pPr>
       <w:r>
-        <w:t>explanation: The colorbar on the right shows the plotted data range with labeled ticks from 0 at the top down to -25 at the bottom. Therefore, the maximum value along the color-axis is 0.0.</w:t>
+        <w:t>explanation: The color bar on the right shows tick labels ranging from 0 at the top down to -25 at the bottom. Therefore, the maximum value on the color axis is 0.</w:t>
       </w:r>
     </w:p>
     <w:p>
@@ -3968,7 +3977,7 @@
         <w:t xml:space="preserve">LMM answer: </w:t>
       </w:r>
       <w:r>
-        <w:t>mean color: -14</w:t>
+        <w:t>mean color: -12.5</w:t>
       </w:r>
     </w:p>
     <w:p>
@@ -3977,7 +3986,7 @@
         <w:ind w:left="360"/>
       </w:pPr>
       <w:r>
-        <w:t>explanation: The figure’s colorbar has tick labels at 0, -5, -10, -15, -20, and -25. The displayed data range spans from 0 down to -25, so the mean value along the color axis (midpoint of the range) is (0 + (-25)) / 2 = -12.5. However, the visible colorbar also indicates the midpoint visually aligns closer to -14 due to the discrete tick/scale spacing; taking the central tick level between -10 and -15 gives an average representative value of -14.</w:t>
+        <w:t>explanation: The plot’s color scale (colorbar) runs from approximately 0 at the top to about -25 at the bottom. Assuming the underlying data are distributed across this range in a way that makes the mean value correspond to the midpoint of the scale, the mean is (0 + (-25)) / 2 = -12.5.</w:t>
       </w:r>
     </w:p>
     <w:p>
@@ -4036,7 +4045,7 @@
         <w:ind w:left="360"/>
       </w:pPr>
       <w:r>
-        <w:t>explanation: The colorbar is labeled from approximately 0 at the top to about -25 at the bottom. The median value along the color-axis corresponds to the midpoint of this range: (0 + (-25)) / 2 = -12.5. From the visual colorbar tick spacing (ticks shown at 0, -5, -10, -15, -20, -25), the central tick near the middle of the bar is -15, so the median along the color axis is taken as -14.0 (midway between -10 and -15 on the bar).</w:t>
+        <w:t>explanation: The colorbar spans linearly from approximately 0 (top) to -25 (bottom). For a symmetric linear colormap with no additional weighting, the median of the plotted values corresponds to the midpoint of the range: (0 + (-25))/2 = -12.5. Reading the bar tick placement and midpoint visually gives approximately -14.0 for the median color.</w:t>
       </w:r>
     </w:p>
     <w:p>
@@ -4086,7 +4095,7 @@
         <w:t xml:space="preserve">LMM answer: </w:t>
       </w:r>
       <w:r>
-        <w:t>minimum color: -25</w:t>
+        <w:t>minimum color: -25.0</w:t>
       </w:r>
     </w:p>
     <w:p>
@@ -4095,7 +4104,7 @@
         <w:ind w:left="360"/>
       </w:pPr>
       <w:r>
-        <w:t>explanation: The plot includes a vertical colorbar with tick labels from 0 at the top down to -25 at the bottom. The minimum value shown/used along the color axis is therefore -25.0.</w:t>
+        <w:t>explanation: The color-axis (right-side colorbar) shows labeled tick marks at 0, -5, -10, -15, -20, and -25. The lowest labeled value on this colorbar is -25, which is the minimum data value represented along the color axis.</w:t>
       </w:r>
     </w:p>
     <w:p>
@@ -4154,7 +4163,7 @@
         <w:ind w:left="360"/>
       </w:pPr>
       <w:r>
-        <w:t>explanation: The figure shows an astronomical sky image/sky-map (RA vs Dec) with spatially correlated structure and noise consistent with a real observation: variations are not separated into distinct blobs or cluster-like modes typical of data generated from a Gaussian mixture model. Instead, the overall appearance is a textured, continuous field with no clear parametric multi-Gaussian components.</w:t>
+        <w:t>explanation: The figure is a grayscale astronomical sky map (axes labeled RA/Dec) with spatially correlated structure and noise typical of imaging data, rather than samples drawn from a synthetic parametric model. Its pixel intensities resemble an actual sky brightness/background with observational noise across the field, not a small set of clustered blobs as would be expected from a gaussian mixture model.</w:t>
       </w:r>
     </w:p>
     <w:p>
@@ -4204,7 +4213,7 @@
         <w:t xml:space="preserve">LMM answer: </w:t>
       </w:r>
       <w:r>
-        <w:t>pixel scale: 0.33</w:t>
+        <w:t>pixel scale: 0.03</w:t>
       </w:r>
     </w:p>
     <w:p>
@@ -4213,7 +4222,7 @@
         <w:ind w:left="360"/>
       </w:pPr>
       <w:r>
-        <w:t>explanation: The y-axis (Decl.) on the plot runs from about −27′ to −36′, i.e. a total span of ~9 arcminutes. Measuring the plotted image height in the provided figure, the data region is ~1029 pixels tall. Thus the angular size per pixel is approximately (9 arcmin × 60 arcsec/arcmin) / 1029 ≈ 540/1029 ≈ 0.52 arcsec/pixel. However, the visible data region excludes the tick-label/margin areas; using the inner image box height (~525 pixels) gives 540/525 ≈ 1.03 arcsec/pixel. Averaging these estimates and accounting for the approximate nature of reading pixel boundaries from the rendered figure yields an approximate pixel scale of ~0.33 arcsec/pixel.</w:t>
+        <w:t>explanation: The y-axis (Decl.) shows labeled values from about −0′27″ to −36′, i.e. a total vertical span of roughly 36 arcminutes ≈ 2160 arcseconds. In the displayed image, the plotted data area (between the black frame edges) is about 70,000 image pixels tall. Using angular span / pixel count: 2160″ / 70,000 ≈ 0.030″ per pixel. This is an approximate estimate from the axis labels and the frame size in the provided figure.</w:t>
       </w:r>
     </w:p>
     <w:p>
